--- a/storage/app/templates/SURAT KETERANGAN KELAHIRAN.docx
+++ b/storage/app/templates/SURAT KETERANGAN KELAHIRAN.docx
@@ -1,6 +1,6 @@
 
 <file path=word/document.xml><?xml version="1.0" encoding="utf-8"?>
-<w:document xmlns:mc="http://schemas.openxmlformats.org/markup-compatibility/2006" xmlns:ve="http://schemas.openxmlformats.org/markup-compatibility/2006" xmlns:o="urn:schemas-microsoft-com:office:office" xmlns:r="http://schemas.openxmlformats.org/officeDocument/2006/relationships" xmlns:m="http://schemas.openxmlformats.org/officeDocument/2006/math" xmlns:v="urn:schemas-microsoft-com:vml" xmlns:wp="http://schemas.openxmlformats.org/drawingml/2006/wordprocessingDrawing" xmlns:w10="urn:schemas-microsoft-com:office:word" xmlns:w="http://schemas.openxmlformats.org/wordprocessingml/2006/main" xmlns:wne="http://schemas.microsoft.com/office/word/2006/wordml" xmlns:a="http://schemas.openxmlformats.org/drawingml/2006/main" xmlns:pic="http://schemas.openxmlformats.org/drawingml/2006/picture" xmlns:wpg="http://schemas.microsoft.com/office/word/2010/wordprocessingGroup" xmlns:wps="http://schemas.microsoft.com/office/word/2010/wordprocessingShape" xmlns:w14="http://schemas.microsoft.com/office/word/2010/wordml" mc:Ignorable="w14" xml:space="preserve">
+<w:document xmlns:wpc="http://schemas.microsoft.com/office/word/2010/wordprocessingCanvas" xmlns:cx="http://schemas.microsoft.com/office/drawing/2014/chartex" xmlns:cx1="http://schemas.microsoft.com/office/drawing/2015/9/8/chartex" xmlns:cx2="http://schemas.microsoft.com/office/drawing/2015/10/21/chartex" xmlns:cx3="http://schemas.microsoft.com/office/drawing/2016/5/9/chartex" xmlns:cx4="http://schemas.microsoft.com/office/drawing/2016/5/10/chartex" xmlns:cx5="http://schemas.microsoft.com/office/drawing/2016/5/11/chartex" xmlns:cx6="http://schemas.microsoft.com/office/drawing/2016/5/12/chartex" xmlns:cx7="http://schemas.microsoft.com/office/drawing/2016/5/13/chartex" xmlns:cx8="http://schemas.microsoft.com/office/drawing/2016/5/14/chartex" xmlns:mc="http://schemas.openxmlformats.org/markup-compatibility/2006" xmlns:aink="http://schemas.microsoft.com/office/drawing/2016/ink" xmlns:am3d="http://schemas.microsoft.com/office/drawing/2017/model3d" xmlns:o="urn:schemas-microsoft-com:office:office" xmlns:oel="http://schemas.microsoft.com/office/2019/extlst" xmlns:r="http://schemas.openxmlformats.org/officeDocument/2006/relationships" xmlns:m="http://schemas.openxmlformats.org/officeDocument/2006/math" xmlns:v="urn:schemas-microsoft-com:vml" xmlns:wp14="http://schemas.microsoft.com/office/word/2010/wordprocessingDrawing" xmlns:wp="http://schemas.openxmlformats.org/drawingml/2006/wordprocessingDrawing" xmlns:w10="urn:schemas-microsoft-com:office:word" xmlns:w="http://schemas.openxmlformats.org/wordprocessingml/2006/main" xmlns:w14="http://schemas.microsoft.com/office/word/2010/wordml" xmlns:w15="http://schemas.microsoft.com/office/word/2012/wordml" xmlns:w16cex="http://schemas.microsoft.com/office/word/2018/wordml/cex" xmlns:w16cid="http://schemas.microsoft.com/office/word/2016/wordml/cid" xmlns:w16="http://schemas.microsoft.com/office/word/2018/wordml" xmlns:w16du="http://schemas.microsoft.com/office/word/2023/wordml/word16du" xmlns:w16sdtdh="http://schemas.microsoft.com/office/word/2020/wordml/sdtdatahash" xmlns:w16sdtfl="http://schemas.microsoft.com/office/word/2024/wordml/sdtformatlock" xmlns:w16se="http://schemas.microsoft.com/office/word/2015/wordml/symex" xmlns:wpg="http://schemas.microsoft.com/office/word/2010/wordprocessingGroup" xmlns:wpi="http://schemas.microsoft.com/office/word/2010/wordprocessingInk" xmlns:wne="http://schemas.microsoft.com/office/word/2006/wordml" xmlns:wps="http://schemas.microsoft.com/office/word/2010/wordprocessingShape" mc:Ignorable="w14 w15 w16se w16cid w16 w16cex w16sdtdh w16sdtfl w16du wp14">
   <w:body>
     <w:p>
       <w:pPr>
@@ -14,7 +14,7 @@
     </w:p>
     <w:p>
       <w:pPr>
-        <w:spacing w:line="285" w:lineRule="auto" w:before="0"/>
+        <w:spacing w:line="285" w:lineRule="auto"/>
         <w:ind w:left="4202" w:right="2837" w:firstLine="3"/>
         <w:jc w:val="center"/>
         <w:rPr>
@@ -23,12 +23,13 @@
       </w:pPr>
       <w:r>
         <w:rPr>
+          <w:noProof/>
           <w:sz w:val="32"/>
         </w:rPr>
         <mc:AlternateContent>
-          <mc:Choice Requires="wps">
+          <mc:Choice Requires="wpg">
             <w:drawing>
-              <wp:anchor distT="0" distB="0" distL="0" distR="0" allowOverlap="1" layoutInCell="1" locked="0" behindDoc="0" simplePos="0" relativeHeight="15729152">
+              <wp:anchor distT="0" distB="0" distL="0" distR="0" simplePos="0" relativeHeight="15729152" behindDoc="0" locked="0" layoutInCell="1" allowOverlap="1" wp14:anchorId="630DB48C" wp14:editId="1FD4594B">
                 <wp:simplePos x="0" y="0"/>
                 <wp:positionH relativeFrom="page">
                   <wp:posOffset>437661</wp:posOffset>
@@ -41,27 +42,29 @@
                 <wp:wrapNone/>
                 <wp:docPr id="1" name="Group 1"/>
                 <wp:cNvGraphicFramePr>
-                  <a:graphicFrameLocks/>
+                  <a:graphicFrameLocks xmlns:a="http://schemas.openxmlformats.org/drawingml/2006/main"/>
                 </wp:cNvGraphicFramePr>
-                <a:graphic>
+                <a:graphic xmlns:a="http://schemas.openxmlformats.org/drawingml/2006/main">
                   <a:graphicData uri="http://schemas.microsoft.com/office/word/2010/wordprocessingGroup">
                     <wpg:wgp>
-                      <wpg:cNvPr id="1" name="Group 1"/>
-                      <wpg:cNvGrpSpPr/>
+                      <wpg:cNvGrpSpPr>
+                        <a:grpSpLocks/>
+                      </wpg:cNvGrpSpPr>
                       <wpg:grpSpPr>
                         <a:xfrm>
                           <a:off x="0" y="0"/>
                           <a:ext cx="866775" cy="1033780"/>
+                          <a:chOff x="0" y="0"/>
                           <a:chExt cx="866775" cy="1033780"/>
                         </a:xfrm>
                       </wpg:grpSpPr>
-                      <pic:pic>
+                      <pic:pic xmlns:pic="http://schemas.openxmlformats.org/drawingml/2006/picture">
                         <pic:nvPicPr>
                           <pic:cNvPr id="2" name="Image 2"/>
                           <pic:cNvPicPr/>
                         </pic:nvPicPr>
                         <pic:blipFill>
-                          <a:blip r:embed="rId5" cstate="print"/>
+                          <a:blip r:embed="rId4" cstate="print"/>
                           <a:stretch>
                             <a:fillRect/>
                           </a:stretch>
@@ -93,8 +96,7 @@
                             <w:p>
                               <w:pPr>
                                 <w:spacing w:before="12"/>
-                                <w:ind w:left="20" w:right="0" w:firstLine="0"/>
-                                <w:jc w:val="left"/>
+                                <w:ind w:left="20"/>
                                 <w:rPr>
                                   <w:rFonts w:ascii="Palatino Linotype"/>
                                   <w:b/>
@@ -127,22 +129,40 @@
           </mc:Choice>
           <mc:Fallback>
             <w:pict>
-              <v:group style="position:absolute;margin-left:34.461563pt;margin-top:-25.603432pt;width:68.25pt;height:81.4pt;mso-position-horizontal-relative:page;mso-position-vertical-relative:paragraph;z-index:15729152" id="docshapegroup1" coordorigin="689,-512" coordsize="1365,1628">
-                <v:shape style="position:absolute;left:689;top:-513;width:1365;height:1628" type="#_x0000_t75" id="docshape2" stroked="false">
+              <v:group w14:anchorId="630DB48C" id="Group 1" o:spid="_x0000_s1026" style="position:absolute;left:0;text-align:left;margin-left:34.45pt;margin-top:-25.6pt;width:68.25pt;height:81.4pt;z-index:15729152;mso-wrap-distance-left:0;mso-wrap-distance-right:0;mso-position-horizontal-relative:page" coordsize="8667,10337" o:gfxdata="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">
+                <v:shapetype id="_x0000_t75" coordsize="21600,21600" o:spt="75" o:preferrelative="t" path="m@4@5l@4@11@9@11@9@5xe" filled="f" stroked="f">
+                  <v:stroke joinstyle="miter"/>
+                  <v:formulas>
+                    <v:f eqn="if lineDrawn pixelLineWidth 0"/>
+                    <v:f eqn="sum @0 1 0"/>
+                    <v:f eqn="sum 0 0 @1"/>
+                    <v:f eqn="prod @2 1 2"/>
+                    <v:f eqn="prod @3 21600 pixelWidth"/>
+                    <v:f eqn="prod @3 21600 pixelHeight"/>
+                    <v:f eqn="sum @0 0 1"/>
+                    <v:f eqn="prod @6 1 2"/>
+                    <v:f eqn="prod @7 21600 pixelWidth"/>
+                    <v:f eqn="sum @8 21600 0"/>
+                    <v:f eqn="prod @7 21600 pixelHeight"/>
+                    <v:f eqn="sum @10 21600 0"/>
+                  </v:formulas>
+                  <v:path o:extrusionok="f" gradientshapeok="t" o:connecttype="rect"/>
+                  <o:lock v:ext="edit" aspectratio="t"/>
+                </v:shapetype>
+                <v:shape id="Image 2" o:spid="_x0000_s1027" type="#_x0000_t75" style="position:absolute;width:8663;height:10337;visibility:visible;mso-wrap-style:square" o:gfxdata="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">
                   <v:imagedata r:id="rId5" o:title=""/>
                 </v:shape>
-                <v:shapetype id="_x0000_t202" o:spt="202" coordsize="21600,21600" path="m,l,21600r21600,l21600,xe">
+                <v:shapetype id="_x0000_t202" coordsize="21600,21600" o:spt="202" path="m,l,21600r21600,l21600,xe">
                   <v:stroke joinstyle="miter"/>
                   <v:path gradientshapeok="t" o:connecttype="rect"/>
                 </v:shapetype>
-                <v:shape style="position:absolute;left:1314;top:787;width:67;height:90" type="#_x0000_t202" id="docshape3" filled="false" stroked="false">
+                <v:shape id="Textbox 3" o:spid="_x0000_s1028" type="#_x0000_t202" style="position:absolute;left:3968;top:8252;width:425;height:571;visibility:visible;mso-wrap-style:square;v-text-anchor:top" o:gfxdata="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" filled="f" stroked="f">
                   <v:textbox inset="0,0,0,0">
                     <w:txbxContent>
                       <w:p>
                         <w:pPr>
                           <w:spacing w:before="12"/>
-                          <w:ind w:left="20" w:right="0" w:firstLine="0"/>
-                          <w:jc w:val="left"/>
+                          <w:ind w:left="20"/>
                           <w:rPr>
                             <w:rFonts w:ascii="Palatino Linotype"/>
                             <w:b/>
@@ -163,9 +183,8 @@
                       </w:p>
                     </w:txbxContent>
                   </v:textbox>
-                  <w10:wrap type="none"/>
                 </v:shape>
-                <w10:wrap type="none"/>
+                <w10:wrap anchorx="page"/>
               </v:group>
             </w:pict>
           </mc:Fallback>
@@ -173,12 +192,13 @@
       </w:r>
       <w:r>
         <w:rPr>
+          <w:noProof/>
           <w:sz w:val="32"/>
         </w:rPr>
         <mc:AlternateContent>
           <mc:Choice Requires="wps">
             <w:drawing>
-              <wp:anchor distT="0" distB="0" distL="0" distR="0" allowOverlap="1" layoutInCell="1" locked="0" behindDoc="0" simplePos="0" relativeHeight="15729664">
+              <wp:anchor distT="0" distB="0" distL="0" distR="0" simplePos="0" relativeHeight="15729664" behindDoc="0" locked="0" layoutInCell="1" allowOverlap="1" wp14:anchorId="30726472" wp14:editId="2F8426DB">
                 <wp:simplePos x="0" y="0"/>
                 <wp:positionH relativeFrom="page">
                   <wp:posOffset>817138</wp:posOffset>
@@ -191,13 +211,14 @@
                 <wp:wrapNone/>
                 <wp:docPr id="4" name="Textbox 4"/>
                 <wp:cNvGraphicFramePr>
-                  <a:graphicFrameLocks/>
+                  <a:graphicFrameLocks xmlns:a="http://schemas.openxmlformats.org/drawingml/2006/main"/>
                 </wp:cNvGraphicFramePr>
-                <a:graphic>
+                <a:graphic xmlns:a="http://schemas.openxmlformats.org/drawingml/2006/main">
                   <a:graphicData uri="http://schemas.microsoft.com/office/word/2010/wordprocessingShape">
                     <wps:wsp>
-                      <wps:cNvPr id="4" name="Textbox 4"/>
-                      <wps:cNvSpPr txBox="1"/>
+                      <wps:cNvSpPr txBox="1">
+                        <a:spLocks/>
+                      </wps:cNvSpPr>
                       <wps:spPr>
                         <a:xfrm rot="240000">
                           <a:off x="0" y="0"/>
@@ -211,9 +232,7 @@
                         <w:txbxContent>
                           <w:p>
                             <w:pPr>
-                              <w:spacing w:line="44" w:lineRule="exact" w:before="0"/>
-                              <w:ind w:left="0" w:right="0" w:firstLine="0"/>
-                              <w:jc w:val="left"/>
+                              <w:spacing w:line="44" w:lineRule="exact"/>
                               <w:rPr>
                                 <w:rFonts w:ascii="Palatino Linotype"/>
                                 <w:b/>
@@ -245,10 +264,33 @@
           </mc:Choice>
           <mc:Fallback>
             <w:pict>
-              <v:shape style="position:absolute;margin-left:64.341576pt;margin-top:40.200665pt;width:1.85pt;height:2.3pt;mso-position-horizontal-relative:page;mso-position-vertical-relative:paragraph;z-index:15729664;rotation:4" type="#_x0000_t136" fillcolor="#23211c" stroked="f">
-                <o:extrusion v:ext="view" autorotationcenter="t"/>
-                <v:textpath style="font-family:&quot;Palatino Linotype&quot;;font-size:2pt;v-text-kern:t;mso-text-shadow:auto;font-weight:bold" string="A"/>
-                <w10:wrap type="none"/>
+              <v:shape w14:anchorId="30726472" id="Textbox 4" o:spid="_x0000_s1029" type="#_x0000_t202" style="position:absolute;left:0;text-align:left;margin-left:64.35pt;margin-top:40.2pt;width:1.85pt;height:2.3pt;rotation:4;z-index:15729664;visibility:visible;mso-wrap-style:square;mso-wrap-distance-left:0;mso-wrap-distance-top:0;mso-wrap-distance-right:0;mso-wrap-distance-bottom:0;mso-position-horizontal:absolute;mso-position-horizontal-relative:page;mso-position-vertical:absolute;mso-position-vertical-relative:text;v-text-anchor:top" o:gfxdata="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" filled="f" stroked="f">
+                <v:textbox inset="0,0,0,0">
+                  <w:txbxContent>
+                    <w:p>
+                      <w:pPr>
+                        <w:spacing w:line="44" w:lineRule="exact"/>
+                        <w:rPr>
+                          <w:rFonts w:ascii="Palatino Linotype"/>
+                          <w:b/>
+                          <w:sz w:val="4"/>
+                        </w:rPr>
+                      </w:pPr>
+                      <w:r>
+                        <w:rPr>
+                          <w:rFonts w:ascii="Palatino Linotype"/>
+                          <w:b/>
+                          <w:color w:val="23211C"/>
+                          <w:spacing w:val="-10"/>
+                          <w:w w:val="115"/>
+                          <w:sz w:val="4"/>
+                        </w:rPr>
+                        <w:t>A</w:t>
+                      </w:r>
+                    </w:p>
+                  </w:txbxContent>
+                </v:textbox>
+                <w10:wrap anchorx="page"/>
               </v:shape>
             </w:pict>
           </mc:Fallback>
@@ -256,12 +298,13 @@
       </w:r>
       <w:r>
         <w:rPr>
+          <w:noProof/>
           <w:sz w:val="32"/>
         </w:rPr>
         <mc:AlternateContent>
           <mc:Choice Requires="wps">
             <w:drawing>
-              <wp:anchor distT="0" distB="0" distL="0" distR="0" allowOverlap="1" layoutInCell="1" locked="0" behindDoc="0" simplePos="0" relativeHeight="15730176">
+              <wp:anchor distT="0" distB="0" distL="0" distR="0" simplePos="0" relativeHeight="15730176" behindDoc="0" locked="0" layoutInCell="1" allowOverlap="1" wp14:anchorId="7BD3774C" wp14:editId="7A949358">
                 <wp:simplePos x="0" y="0"/>
                 <wp:positionH relativeFrom="page">
                   <wp:posOffset>797335</wp:posOffset>
@@ -274,13 +317,14 @@
                 <wp:wrapNone/>
                 <wp:docPr id="5" name="Textbox 5"/>
                 <wp:cNvGraphicFramePr>
-                  <a:graphicFrameLocks/>
+                  <a:graphicFrameLocks xmlns:a="http://schemas.openxmlformats.org/drawingml/2006/main"/>
                 </wp:cNvGraphicFramePr>
-                <a:graphic>
+                <a:graphic xmlns:a="http://schemas.openxmlformats.org/drawingml/2006/main">
                   <a:graphicData uri="http://schemas.microsoft.com/office/word/2010/wordprocessingShape">
                     <wps:wsp>
-                      <wps:cNvPr id="5" name="Textbox 5"/>
-                      <wps:cNvSpPr txBox="1"/>
+                      <wps:cNvSpPr txBox="1">
+                        <a:spLocks/>
+                      </wps:cNvSpPr>
                       <wps:spPr>
                         <a:xfrm rot="300000">
                           <a:off x="0" y="0"/>
@@ -294,9 +338,7 @@
                         <w:txbxContent>
                           <w:p>
                             <w:pPr>
-                              <w:spacing w:line="44" w:lineRule="exact" w:before="0"/>
-                              <w:ind w:left="0" w:right="0" w:firstLine="0"/>
-                              <w:jc w:val="left"/>
+                              <w:spacing w:line="44" w:lineRule="exact"/>
                               <w:rPr>
                                 <w:rFonts w:ascii="Palatino Linotype"/>
                                 <w:b/>
@@ -328,10 +370,33 @@
           </mc:Choice>
           <mc:Fallback>
             <w:pict>
-              <v:shape style="position:absolute;margin-left:62.782349pt;margin-top:40.234791pt;width:1.8pt;height:2.3pt;mso-position-horizontal-relative:page;mso-position-vertical-relative:paragraph;z-index:15730176;rotation:5" type="#_x0000_t136" fillcolor="#23211c" stroked="f">
-                <o:extrusion v:ext="view" autorotationcenter="t"/>
-                <v:textpath style="font-family:&quot;Palatino Linotype&quot;;font-size:2pt;v-text-kern:t;mso-text-shadow:auto;font-weight:bold" string="Y"/>
-                <w10:wrap type="none"/>
+              <v:shape w14:anchorId="7BD3774C" id="Textbox 5" o:spid="_x0000_s1030" type="#_x0000_t202" style="position:absolute;left:0;text-align:left;margin-left:62.8pt;margin-top:40.25pt;width:1.8pt;height:2.3pt;rotation:5;z-index:15730176;visibility:visible;mso-wrap-style:square;mso-wrap-distance-left:0;mso-wrap-distance-top:0;mso-wrap-distance-right:0;mso-wrap-distance-bottom:0;mso-position-horizontal:absolute;mso-position-horizontal-relative:page;mso-position-vertical:absolute;mso-position-vertical-relative:text;v-text-anchor:top" o:gfxdata="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" filled="f" stroked="f">
+                <v:textbox inset="0,0,0,0">
+                  <w:txbxContent>
+                    <w:p>
+                      <w:pPr>
+                        <w:spacing w:line="44" w:lineRule="exact"/>
+                        <w:rPr>
+                          <w:rFonts w:ascii="Palatino Linotype"/>
+                          <w:b/>
+                          <w:sz w:val="4"/>
+                        </w:rPr>
+                      </w:pPr>
+                      <w:r>
+                        <w:rPr>
+                          <w:rFonts w:ascii="Palatino Linotype"/>
+                          <w:b/>
+                          <w:color w:val="23211C"/>
+                          <w:spacing w:val="-10"/>
+                          <w:w w:val="130"/>
+                          <w:sz w:val="4"/>
+                        </w:rPr>
+                        <w:t>Y</w:t>
+                      </w:r>
+                    </w:p>
+                  </w:txbxContent>
+                </v:textbox>
+                <w10:wrap anchorx="page"/>
               </v:shape>
             </w:pict>
           </mc:Fallback>
@@ -339,12 +404,13 @@
       </w:r>
       <w:r>
         <w:rPr>
+          <w:noProof/>
           <w:sz w:val="32"/>
         </w:rPr>
         <mc:AlternateContent>
           <mc:Choice Requires="wps">
             <w:drawing>
-              <wp:anchor distT="0" distB="0" distL="0" distR="0" allowOverlap="1" layoutInCell="1" locked="0" behindDoc="0" simplePos="0" relativeHeight="15730688">
+              <wp:anchor distT="0" distB="0" distL="0" distR="0" simplePos="0" relativeHeight="15730688" behindDoc="0" locked="0" layoutInCell="1" allowOverlap="1" wp14:anchorId="30E5972C" wp14:editId="72E544BA">
                 <wp:simplePos x="0" y="0"/>
                 <wp:positionH relativeFrom="page">
                   <wp:posOffset>773263</wp:posOffset>
@@ -357,13 +423,14 @@
                 <wp:wrapNone/>
                 <wp:docPr id="6" name="Textbox 6"/>
                 <wp:cNvGraphicFramePr>
-                  <a:graphicFrameLocks/>
+                  <a:graphicFrameLocks xmlns:a="http://schemas.openxmlformats.org/drawingml/2006/main"/>
                 </wp:cNvGraphicFramePr>
-                <a:graphic>
+                <a:graphic xmlns:a="http://schemas.openxmlformats.org/drawingml/2006/main">
                   <a:graphicData uri="http://schemas.microsoft.com/office/word/2010/wordprocessingShape">
                     <wps:wsp>
-                      <wps:cNvPr id="6" name="Textbox 6"/>
-                      <wps:cNvSpPr txBox="1"/>
+                      <wps:cNvSpPr txBox="1">
+                        <a:spLocks/>
+                      </wps:cNvSpPr>
                       <wps:spPr>
                         <a:xfrm rot="420000">
                           <a:off x="0" y="0"/>
@@ -377,9 +444,7 @@
                         <w:txbxContent>
                           <w:p>
                             <w:pPr>
-                              <w:spacing w:line="44" w:lineRule="exact" w:before="0"/>
-                              <w:ind w:left="0" w:right="0" w:firstLine="0"/>
-                              <w:jc w:val="left"/>
+                              <w:spacing w:line="44" w:lineRule="exact"/>
                               <w:rPr>
                                 <w:rFonts w:ascii="Palatino Linotype"/>
                                 <w:b/>
@@ -411,10 +476,33 @@
           </mc:Choice>
           <mc:Fallback>
             <w:pict>
-              <v:shape style="position:absolute;margin-left:60.88689pt;margin-top:39.77496pt;width:1.75pt;height:2.3pt;mso-position-horizontal-relative:page;mso-position-vertical-relative:paragraph;z-index:15730688;rotation:7" type="#_x0000_t136" fillcolor="#23211c" stroked="f">
-                <o:extrusion v:ext="view" autorotationcenter="t"/>
-                <v:textpath style="font-family:&quot;Palatino Linotype&quot;;font-size:2pt;v-text-kern:t;mso-text-shadow:auto;font-weight:bold" string="R"/>
-                <w10:wrap type="none"/>
+              <v:shape w14:anchorId="30E5972C" id="Textbox 6" o:spid="_x0000_s1031" type="#_x0000_t202" style="position:absolute;left:0;text-align:left;margin-left:60.9pt;margin-top:39.75pt;width:1.75pt;height:2.3pt;rotation:7;z-index:15730688;visibility:visible;mso-wrap-style:square;mso-wrap-distance-left:0;mso-wrap-distance-top:0;mso-wrap-distance-right:0;mso-wrap-distance-bottom:0;mso-position-horizontal:absolute;mso-position-horizontal-relative:page;mso-position-vertical:absolute;mso-position-vertical-relative:text;v-text-anchor:top" o:gfxdata="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" filled="f" stroked="f">
+                <v:textbox inset="0,0,0,0">
+                  <w:txbxContent>
+                    <w:p>
+                      <w:pPr>
+                        <w:spacing w:line="44" w:lineRule="exact"/>
+                        <w:rPr>
+                          <w:rFonts w:ascii="Palatino Linotype"/>
+                          <w:b/>
+                          <w:sz w:val="4"/>
+                        </w:rPr>
+                      </w:pPr>
+                      <w:r>
+                        <w:rPr>
+                          <w:rFonts w:ascii="Palatino Linotype"/>
+                          <w:b/>
+                          <w:color w:val="23211C"/>
+                          <w:spacing w:val="-10"/>
+                          <w:w w:val="120"/>
+                          <w:sz w:val="4"/>
+                        </w:rPr>
+                        <w:t>R</w:t>
+                      </w:r>
+                    </w:p>
+                  </w:txbxContent>
+                </v:textbox>
+                <w10:wrap anchorx="page"/>
               </v:shape>
             </w:pict>
           </mc:Fallback>
@@ -422,12 +510,13 @@
       </w:r>
       <w:r>
         <w:rPr>
+          <w:noProof/>
           <w:sz w:val="32"/>
         </w:rPr>
         <mc:AlternateContent>
           <mc:Choice Requires="wps">
             <w:drawing>
-              <wp:anchor distT="0" distB="0" distL="0" distR="0" allowOverlap="1" layoutInCell="1" locked="0" behindDoc="0" simplePos="0" relativeHeight="15731200">
+              <wp:anchor distT="0" distB="0" distL="0" distR="0" simplePos="0" relativeHeight="15731200" behindDoc="0" locked="0" layoutInCell="1" allowOverlap="1" wp14:anchorId="608A9A4A" wp14:editId="404DF980">
                 <wp:simplePos x="0" y="0"/>
                 <wp:positionH relativeFrom="page">
                   <wp:posOffset>728629</wp:posOffset>
@@ -440,13 +529,14 @@
                 <wp:wrapNone/>
                 <wp:docPr id="7" name="Textbox 7"/>
                 <wp:cNvGraphicFramePr>
-                  <a:graphicFrameLocks/>
+                  <a:graphicFrameLocks xmlns:a="http://schemas.openxmlformats.org/drawingml/2006/main"/>
                 </wp:cNvGraphicFramePr>
-                <a:graphic>
+                <a:graphic xmlns:a="http://schemas.openxmlformats.org/drawingml/2006/main">
                   <a:graphicData uri="http://schemas.microsoft.com/office/word/2010/wordprocessingShape">
                     <wps:wsp>
-                      <wps:cNvPr id="7" name="Textbox 7"/>
-                      <wps:cNvSpPr txBox="1"/>
+                      <wps:cNvSpPr txBox="1">
+                        <a:spLocks/>
+                      </wps:cNvSpPr>
                       <wps:spPr>
                         <a:xfrm rot="600000">
                           <a:off x="0" y="0"/>
@@ -460,9 +550,7 @@
                         <w:txbxContent>
                           <w:p>
                             <w:pPr>
-                              <w:spacing w:line="45" w:lineRule="exact" w:before="0"/>
-                              <w:ind w:left="0" w:right="0" w:firstLine="0"/>
-                              <w:jc w:val="left"/>
+                              <w:spacing w:line="45" w:lineRule="exact"/>
                               <w:rPr>
                                 <w:rFonts w:ascii="Palatino Linotype"/>
                                 <w:b/>
@@ -494,10 +582,33 @@
           </mc:Choice>
           <mc:Fallback>
             <w:pict>
-              <v:shape style="position:absolute;margin-left:57.372433pt;margin-top:39.615429pt;width:3.85pt;height:2.3pt;mso-position-horizontal-relative:page;mso-position-vertical-relative:paragraph;z-index:15731200;rotation:10" type="#_x0000_t136" fillcolor="#23211c" stroked="f">
-                <o:extrusion v:ext="view" autorotationcenter="t"/>
-                <v:textpath style="font-family:&quot;Palatino Linotype&quot;;font-size:2pt;v-text-kern:t;mso-text-shadow:auto;font-weight:bold" string="KA"/>
-                <w10:wrap type="none"/>
+              <v:shape w14:anchorId="608A9A4A" id="Textbox 7" o:spid="_x0000_s1032" type="#_x0000_t202" style="position:absolute;left:0;text-align:left;margin-left:57.35pt;margin-top:39.6pt;width:3.85pt;height:2.3pt;rotation:10;z-index:15731200;visibility:visible;mso-wrap-style:square;mso-wrap-distance-left:0;mso-wrap-distance-top:0;mso-wrap-distance-right:0;mso-wrap-distance-bottom:0;mso-position-horizontal:absolute;mso-position-horizontal-relative:page;mso-position-vertical:absolute;mso-position-vertical-relative:text;v-text-anchor:top" o:gfxdata="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" filled="f" stroked="f">
+                <v:textbox inset="0,0,0,0">
+                  <w:txbxContent>
+                    <w:p>
+                      <w:pPr>
+                        <w:spacing w:line="45" w:lineRule="exact"/>
+                        <w:rPr>
+                          <w:rFonts w:ascii="Palatino Linotype"/>
+                          <w:b/>
+                          <w:sz w:val="4"/>
+                        </w:rPr>
+                      </w:pPr>
+                      <w:r>
+                        <w:rPr>
+                          <w:rFonts w:ascii="Palatino Linotype"/>
+                          <w:b/>
+                          <w:color w:val="23211C"/>
+                          <w:spacing w:val="-5"/>
+                          <w:w w:val="120"/>
+                          <w:sz w:val="4"/>
+                        </w:rPr>
+                        <w:t>KA</w:t>
+                      </w:r>
+                    </w:p>
+                  </w:txbxContent>
+                </v:textbox>
+                <w10:wrap anchorx="page"/>
               </v:shape>
             </w:pict>
           </mc:Fallback>
@@ -505,12 +616,13 @@
       </w:r>
       <w:r>
         <w:rPr>
+          <w:noProof/>
           <w:sz w:val="32"/>
         </w:rPr>
         <mc:AlternateContent>
           <mc:Choice Requires="wps">
             <w:drawing>
-              <wp:anchor distT="0" distB="0" distL="0" distR="0" allowOverlap="1" layoutInCell="1" locked="0" behindDoc="0" simplePos="0" relativeHeight="15731712">
+              <wp:anchor distT="0" distB="0" distL="0" distR="0" simplePos="0" relativeHeight="15731712" behindDoc="0" locked="0" layoutInCell="1" allowOverlap="1" wp14:anchorId="0A697D91" wp14:editId="0C02E3E5">
                 <wp:simplePos x="0" y="0"/>
                 <wp:positionH relativeFrom="page">
                   <wp:posOffset>674107</wp:posOffset>
@@ -523,13 +635,14 @@
                 <wp:wrapNone/>
                 <wp:docPr id="8" name="Textbox 8"/>
                 <wp:cNvGraphicFramePr>
-                  <a:graphicFrameLocks/>
+                  <a:graphicFrameLocks xmlns:a="http://schemas.openxmlformats.org/drawingml/2006/main"/>
                 </wp:cNvGraphicFramePr>
-                <a:graphic>
+                <a:graphic xmlns:a="http://schemas.openxmlformats.org/drawingml/2006/main">
                   <a:graphicData uri="http://schemas.microsoft.com/office/word/2010/wordprocessingShape">
                     <wps:wsp>
-                      <wps:cNvPr id="8" name="Textbox 8"/>
-                      <wps:cNvSpPr txBox="1"/>
+                      <wps:cNvSpPr txBox="1">
+                        <a:spLocks/>
+                      </wps:cNvSpPr>
                       <wps:spPr>
                         <a:xfrm rot="900000">
                           <a:off x="0" y="0"/>
@@ -543,9 +656,7 @@
                         <w:txbxContent>
                           <w:p>
                             <w:pPr>
-                              <w:spacing w:line="44" w:lineRule="exact" w:before="0"/>
-                              <w:ind w:left="0" w:right="0" w:firstLine="0"/>
-                              <w:jc w:val="left"/>
+                              <w:spacing w:line="44" w:lineRule="exact"/>
                               <w:rPr>
                                 <w:rFonts w:ascii="Palatino Linotype"/>
                                 <w:b/>
@@ -577,10 +688,33 @@
           </mc:Choice>
           <mc:Fallback>
             <w:pict>
-              <v:shape style="position:absolute;margin-left:53.079311pt;margin-top:38.323013pt;width:3.5pt;height:2.3pt;mso-position-horizontal-relative:page;mso-position-vertical-relative:paragraph;z-index:15731712;rotation:15" type="#_x0000_t136" fillcolor="#23211c" stroked="f">
-                <o:extrusion v:ext="view" autorotationcenter="t"/>
-                <v:textpath style="font-family:&quot;Palatino Linotype&quot;;font-size:2pt;v-text-kern:t;mso-text-shadow:auto;font-weight:bold" string="NA"/>
-                <w10:wrap type="none"/>
+              <v:shape w14:anchorId="0A697D91" id="Textbox 8" o:spid="_x0000_s1033" type="#_x0000_t202" style="position:absolute;left:0;text-align:left;margin-left:53.1pt;margin-top:38.3pt;width:3.5pt;height:2.3pt;rotation:15;z-index:15731712;visibility:visible;mso-wrap-style:square;mso-wrap-distance-left:0;mso-wrap-distance-top:0;mso-wrap-distance-right:0;mso-wrap-distance-bottom:0;mso-position-horizontal:absolute;mso-position-horizontal-relative:page;mso-position-vertical:absolute;mso-position-vertical-relative:text;v-text-anchor:top" o:gfxdata="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" filled="f" stroked="f">
+                <v:textbox inset="0,0,0,0">
+                  <w:txbxContent>
+                    <w:p>
+                      <w:pPr>
+                        <w:spacing w:line="44" w:lineRule="exact"/>
+                        <w:rPr>
+                          <w:rFonts w:ascii="Palatino Linotype"/>
+                          <w:b/>
+                          <w:sz w:val="4"/>
+                        </w:rPr>
+                      </w:pPr>
+                      <w:r>
+                        <w:rPr>
+                          <w:rFonts w:ascii="Palatino Linotype"/>
+                          <w:b/>
+                          <w:color w:val="23211C"/>
+                          <w:spacing w:val="-9"/>
+                          <w:w w:val="115"/>
+                          <w:sz w:val="4"/>
+                        </w:rPr>
+                        <w:t>NA</w:t>
+                      </w:r>
+                    </w:p>
+                  </w:txbxContent>
+                </v:textbox>
+                <w10:wrap anchorx="page"/>
               </v:shape>
             </w:pict>
           </mc:Fallback>
@@ -588,12 +722,13 @@
       </w:r>
       <w:r>
         <w:rPr>
+          <w:noProof/>
           <w:sz w:val="32"/>
         </w:rPr>
         <mc:AlternateContent>
           <mc:Choice Requires="wps">
             <w:drawing>
-              <wp:anchor distT="0" distB="0" distL="0" distR="0" allowOverlap="1" layoutInCell="1" locked="0" behindDoc="0" simplePos="0" relativeHeight="15732224">
+              <wp:anchor distT="0" distB="0" distL="0" distR="0" simplePos="0" relativeHeight="15732224" behindDoc="0" locked="0" layoutInCell="1" allowOverlap="1" wp14:anchorId="65ED6EDA" wp14:editId="60C296E8">
                 <wp:simplePos x="0" y="0"/>
                 <wp:positionH relativeFrom="page">
                   <wp:posOffset>648777</wp:posOffset>
@@ -606,13 +741,14 @@
                 <wp:wrapNone/>
                 <wp:docPr id="9" name="Textbox 9"/>
                 <wp:cNvGraphicFramePr>
-                  <a:graphicFrameLocks/>
+                  <a:graphicFrameLocks xmlns:a="http://schemas.openxmlformats.org/drawingml/2006/main"/>
                 </wp:cNvGraphicFramePr>
-                <a:graphic>
+                <a:graphic xmlns:a="http://schemas.openxmlformats.org/drawingml/2006/main">
                   <a:graphicData uri="http://schemas.microsoft.com/office/word/2010/wordprocessingShape">
                     <wps:wsp>
-                      <wps:cNvPr id="9" name="Textbox 9"/>
-                      <wps:cNvSpPr txBox="1"/>
+                      <wps:cNvSpPr txBox="1">
+                        <a:spLocks/>
+                      </wps:cNvSpPr>
                       <wps:spPr>
                         <a:xfrm rot="1140000">
                           <a:off x="0" y="0"/>
@@ -626,9 +762,7 @@
                         <w:txbxContent>
                           <w:p>
                             <w:pPr>
-                              <w:spacing w:line="44" w:lineRule="exact" w:before="0"/>
-                              <w:ind w:left="0" w:right="0" w:firstLine="0"/>
-                              <w:jc w:val="left"/>
+                              <w:spacing w:line="44" w:lineRule="exact"/>
                               <w:rPr>
                                 <w:rFonts w:ascii="Palatino Linotype"/>
                                 <w:b/>
@@ -660,10 +794,33 @@
           </mc:Choice>
           <mc:Fallback>
             <w:pict>
-              <v:shape style="position:absolute;margin-left:51.084824pt;margin-top:37.229168pt;width:1.9pt;height:2.3pt;mso-position-horizontal-relative:page;mso-position-vertical-relative:paragraph;z-index:15732224;rotation:19" type="#_x0000_t136" fillcolor="#23211c" stroked="f">
-                <o:extrusion v:ext="view" autorotationcenter="t"/>
-                <v:textpath style="font-family:&quot;Palatino Linotype&quot;;font-size:2pt;v-text-kern:t;mso-text-shadow:auto;font-weight:bold" string="U"/>
-                <w10:wrap type="none"/>
+              <v:shape w14:anchorId="65ED6EDA" id="Textbox 9" o:spid="_x0000_s1034" type="#_x0000_t202" style="position:absolute;left:0;text-align:left;margin-left:51.1pt;margin-top:37.25pt;width:1.9pt;height:2.3pt;rotation:19;z-index:15732224;visibility:visible;mso-wrap-style:square;mso-wrap-distance-left:0;mso-wrap-distance-top:0;mso-wrap-distance-right:0;mso-wrap-distance-bottom:0;mso-position-horizontal:absolute;mso-position-horizontal-relative:page;mso-position-vertical:absolute;mso-position-vertical-relative:text;v-text-anchor:top" o:gfxdata="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" filled="f" stroked="f">
+                <v:textbox inset="0,0,0,0">
+                  <w:txbxContent>
+                    <w:p>
+                      <w:pPr>
+                        <w:spacing w:line="44" w:lineRule="exact"/>
+                        <w:rPr>
+                          <w:rFonts w:ascii="Palatino Linotype"/>
+                          <w:b/>
+                          <w:sz w:val="4"/>
+                        </w:rPr>
+                      </w:pPr>
+                      <w:r>
+                        <w:rPr>
+                          <w:rFonts w:ascii="Palatino Linotype"/>
+                          <w:b/>
+                          <w:color w:val="23211C"/>
+                          <w:spacing w:val="-10"/>
+                          <w:w w:val="120"/>
+                          <w:sz w:val="4"/>
+                        </w:rPr>
+                        <w:t>U</w:t>
+                      </w:r>
+                    </w:p>
+                  </w:txbxContent>
+                </v:textbox>
+                <w10:wrap anchorx="page"/>
               </v:shape>
             </w:pict>
           </mc:Fallback>
@@ -671,12 +828,13 @@
       </w:r>
       <w:r>
         <w:rPr>
+          <w:noProof/>
           <w:sz w:val="32"/>
         </w:rPr>
         <mc:AlternateContent>
           <mc:Choice Requires="wps">
             <w:drawing>
-              <wp:anchor distT="0" distB="0" distL="0" distR="0" allowOverlap="1" layoutInCell="1" locked="0" behindDoc="0" simplePos="0" relativeHeight="15732736">
+              <wp:anchor distT="0" distB="0" distL="0" distR="0" simplePos="0" relativeHeight="15732736" behindDoc="0" locked="0" layoutInCell="1" allowOverlap="1" wp14:anchorId="242429D6" wp14:editId="1A65AB45">
                 <wp:simplePos x="0" y="0"/>
                 <wp:positionH relativeFrom="page">
                   <wp:posOffset>624312</wp:posOffset>
@@ -689,13 +847,14 @@
                 <wp:wrapNone/>
                 <wp:docPr id="10" name="Textbox 10"/>
                 <wp:cNvGraphicFramePr>
-                  <a:graphicFrameLocks/>
+                  <a:graphicFrameLocks xmlns:a="http://schemas.openxmlformats.org/drawingml/2006/main"/>
                 </wp:cNvGraphicFramePr>
-                <a:graphic>
+                <a:graphic xmlns:a="http://schemas.openxmlformats.org/drawingml/2006/main">
                   <a:graphicData uri="http://schemas.microsoft.com/office/word/2010/wordprocessingShape">
                     <wps:wsp>
-                      <wps:cNvPr id="10" name="Textbox 10"/>
-                      <wps:cNvSpPr txBox="1"/>
+                      <wps:cNvSpPr txBox="1">
+                        <a:spLocks/>
+                      </wps:cNvSpPr>
                       <wps:spPr>
                         <a:xfrm rot="1380000">
                           <a:off x="0" y="0"/>
@@ -709,9 +868,7 @@
                         <w:txbxContent>
                           <w:p>
                             <w:pPr>
-                              <w:spacing w:line="43" w:lineRule="exact" w:before="0"/>
-                              <w:ind w:left="0" w:right="0" w:firstLine="0"/>
-                              <w:jc w:val="left"/>
+                              <w:spacing w:line="43" w:lineRule="exact"/>
                               <w:rPr>
                                 <w:rFonts w:ascii="Palatino Linotype"/>
                                 <w:b/>
@@ -743,10 +900,33 @@
           </mc:Choice>
           <mc:Fallback>
             <w:pict>
-              <v:shape style="position:absolute;margin-left:49.158497pt;margin-top:36.381763pt;width:2.050pt;height:2.3pt;mso-position-horizontal-relative:page;mso-position-vertical-relative:paragraph;z-index:15732736;rotation:23" type="#_x0000_t136" fillcolor="#23211c" stroked="f">
-                <o:extrusion v:ext="view" autorotationcenter="t"/>
-                <v:textpath style="font-family:&quot;Palatino Linotype&quot;;font-size:2pt;v-text-kern:t;mso-text-shadow:auto;font-weight:bold" string="G"/>
-                <w10:wrap type="none"/>
+              <v:shape w14:anchorId="242429D6" id="Textbox 10" o:spid="_x0000_s1035" type="#_x0000_t202" style="position:absolute;left:0;text-align:left;margin-left:49.15pt;margin-top:36.4pt;width:2.05pt;height:2.3pt;rotation:23;z-index:15732736;visibility:visible;mso-wrap-style:square;mso-wrap-distance-left:0;mso-wrap-distance-top:0;mso-wrap-distance-right:0;mso-wrap-distance-bottom:0;mso-position-horizontal:absolute;mso-position-horizontal-relative:page;mso-position-vertical:absolute;mso-position-vertical-relative:text;v-text-anchor:top" o:gfxdata="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" filled="f" stroked="f">
+                <v:textbox inset="0,0,0,0">
+                  <w:txbxContent>
+                    <w:p>
+                      <w:pPr>
+                        <w:spacing w:line="43" w:lineRule="exact"/>
+                        <w:rPr>
+                          <w:rFonts w:ascii="Palatino Linotype"/>
+                          <w:b/>
+                          <w:sz w:val="4"/>
+                        </w:rPr>
+                      </w:pPr>
+                      <w:r>
+                        <w:rPr>
+                          <w:rFonts w:ascii="Palatino Linotype"/>
+                          <w:b/>
+                          <w:color w:val="23211C"/>
+                          <w:spacing w:val="-10"/>
+                          <w:w w:val="120"/>
+                          <w:sz w:val="4"/>
+                        </w:rPr>
+                        <w:t>G</w:t>
+                      </w:r>
+                    </w:p>
+                  </w:txbxContent>
+                </v:textbox>
+                <w10:wrap anchorx="page"/>
               </v:shape>
             </w:pict>
           </mc:Fallback>
@@ -754,12 +934,13 @@
       </w:r>
       <w:r>
         <w:rPr>
+          <w:noProof/>
           <w:sz w:val="32"/>
         </w:rPr>
         <mc:AlternateContent>
           <mc:Choice Requires="wps">
             <w:drawing>
-              <wp:anchor distT="0" distB="0" distL="0" distR="0" allowOverlap="1" layoutInCell="1" locked="0" behindDoc="0" simplePos="0" relativeHeight="15733248">
+              <wp:anchor distT="0" distB="0" distL="0" distR="0" simplePos="0" relativeHeight="15733248" behindDoc="0" locked="0" layoutInCell="1" allowOverlap="1" wp14:anchorId="49683634" wp14:editId="3DF45550">
                 <wp:simplePos x="0" y="0"/>
                 <wp:positionH relativeFrom="page">
                   <wp:posOffset>1097149</wp:posOffset>
@@ -772,13 +953,14 @@
                 <wp:wrapNone/>
                 <wp:docPr id="11" name="Textbox 11"/>
                 <wp:cNvGraphicFramePr>
-                  <a:graphicFrameLocks/>
+                  <a:graphicFrameLocks xmlns:a="http://schemas.openxmlformats.org/drawingml/2006/main"/>
                 </wp:cNvGraphicFramePr>
-                <a:graphic>
+                <a:graphic xmlns:a="http://schemas.openxmlformats.org/drawingml/2006/main">
                   <a:graphicData uri="http://schemas.microsoft.com/office/word/2010/wordprocessingShape">
                     <wps:wsp>
-                      <wps:cNvPr id="11" name="Textbox 11"/>
-                      <wps:cNvSpPr txBox="1"/>
+                      <wps:cNvSpPr txBox="1">
+                        <a:spLocks/>
+                      </wps:cNvSpPr>
                       <wps:spPr>
                         <a:xfrm rot="20220000">
                           <a:off x="0" y="0"/>
@@ -792,9 +974,7 @@
                         <w:txbxContent>
                           <w:p>
                             <w:pPr>
-                              <w:spacing w:line="44" w:lineRule="exact" w:before="0"/>
-                              <w:ind w:left="0" w:right="0" w:firstLine="0"/>
-                              <w:jc w:val="left"/>
+                              <w:spacing w:line="44" w:lineRule="exact"/>
                               <w:rPr>
                                 <w:rFonts w:ascii="Palatino Linotype"/>
                                 <w:b/>
@@ -826,10 +1006,33 @@
           </mc:Choice>
           <mc:Fallback>
             <w:pict>
-              <v:shape style="position:absolute;margin-left:86.38974pt;margin-top:36.755569pt;width:.95pt;height:2.3pt;mso-position-horizontal-relative:page;mso-position-vertical-relative:paragraph;z-index:15733248;rotation:337" type="#_x0000_t136" fillcolor="#23211c" stroked="f">
-                <o:extrusion v:ext="view" autorotationcenter="t"/>
-                <v:textpath style="font-family:&quot;Palatino Linotype&quot;;font-size:2pt;v-text-kern:t;mso-text-shadow:auto;font-weight:bold" string="I"/>
-                <w10:wrap type="none"/>
+              <v:shape w14:anchorId="49683634" id="Textbox 11" o:spid="_x0000_s1036" type="#_x0000_t202" style="position:absolute;left:0;text-align:left;margin-left:86.4pt;margin-top:36.75pt;width:.95pt;height:2.3pt;rotation:-23;z-index:15733248;visibility:visible;mso-wrap-style:square;mso-wrap-distance-left:0;mso-wrap-distance-top:0;mso-wrap-distance-right:0;mso-wrap-distance-bottom:0;mso-position-horizontal:absolute;mso-position-horizontal-relative:page;mso-position-vertical:absolute;mso-position-vertical-relative:text;v-text-anchor:top" o:gfxdata="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" filled="f" stroked="f">
+                <v:textbox inset="0,0,0,0">
+                  <w:txbxContent>
+                    <w:p>
+                      <w:pPr>
+                        <w:spacing w:line="44" w:lineRule="exact"/>
+                        <w:rPr>
+                          <w:rFonts w:ascii="Palatino Linotype"/>
+                          <w:b/>
+                          <w:sz w:val="4"/>
+                        </w:rPr>
+                      </w:pPr>
+                      <w:r>
+                        <w:rPr>
+                          <w:rFonts w:ascii="Palatino Linotype"/>
+                          <w:b/>
+                          <w:color w:val="23211C"/>
+                          <w:spacing w:val="-10"/>
+                          <w:w w:val="115"/>
+                          <w:sz w:val="4"/>
+                        </w:rPr>
+                        <w:t>I</w:t>
+                      </w:r>
+                    </w:p>
+                  </w:txbxContent>
+                </v:textbox>
+                <w10:wrap anchorx="page"/>
               </v:shape>
             </w:pict>
           </mc:Fallback>
@@ -837,12 +1040,13 @@
       </w:r>
       <w:r>
         <w:rPr>
+          <w:noProof/>
           <w:sz w:val="32"/>
         </w:rPr>
         <mc:AlternateContent>
           <mc:Choice Requires="wps">
             <w:drawing>
-              <wp:anchor distT="0" distB="0" distL="0" distR="0" allowOverlap="1" layoutInCell="1" locked="0" behindDoc="0" simplePos="0" relativeHeight="15733760">
+              <wp:anchor distT="0" distB="0" distL="0" distR="0" simplePos="0" relativeHeight="15733760" behindDoc="0" locked="0" layoutInCell="1" allowOverlap="1" wp14:anchorId="6179B188" wp14:editId="149C9596">
                 <wp:simplePos x="0" y="0"/>
                 <wp:positionH relativeFrom="page">
                   <wp:posOffset>1077531</wp:posOffset>
@@ -855,13 +1059,14 @@
                 <wp:wrapNone/>
                 <wp:docPr id="12" name="Textbox 12"/>
                 <wp:cNvGraphicFramePr>
-                  <a:graphicFrameLocks/>
+                  <a:graphicFrameLocks xmlns:a="http://schemas.openxmlformats.org/drawingml/2006/main"/>
                 </wp:cNvGraphicFramePr>
-                <a:graphic>
+                <a:graphic xmlns:a="http://schemas.openxmlformats.org/drawingml/2006/main">
                   <a:graphicData uri="http://schemas.microsoft.com/office/word/2010/wordprocessingShape">
                     <wps:wsp>
-                      <wps:cNvPr id="12" name="Textbox 12"/>
-                      <wps:cNvSpPr txBox="1"/>
+                      <wps:cNvSpPr txBox="1">
+                        <a:spLocks/>
+                      </wps:cNvSpPr>
                       <wps:spPr>
                         <a:xfrm rot="20280000">
                           <a:off x="0" y="0"/>
@@ -875,9 +1080,7 @@
                         <w:txbxContent>
                           <w:p>
                             <w:pPr>
-                              <w:spacing w:line="44" w:lineRule="exact" w:before="0"/>
-                              <w:ind w:left="0" w:right="0" w:firstLine="0"/>
-                              <w:jc w:val="left"/>
+                              <w:spacing w:line="44" w:lineRule="exact"/>
                               <w:rPr>
                                 <w:rFonts w:ascii="Palatino Linotype"/>
                                 <w:b/>
@@ -909,10 +1112,33 @@
           </mc:Choice>
           <mc:Fallback>
             <w:pict>
-              <v:shape style="position:absolute;margin-left:84.845016pt;margin-top:37.11338pt;width:1.6pt;height:2.3pt;mso-position-horizontal-relative:page;mso-position-vertical-relative:paragraph;z-index:15733760;rotation:338" type="#_x0000_t136" fillcolor="#23211c" stroked="f">
-                <o:extrusion v:ext="view" autorotationcenter="t"/>
-                <v:textpath style="font-family:&quot;Palatino Linotype&quot;;font-size:2pt;v-text-kern:t;mso-text-shadow:auto;font-weight:bold" string="T"/>
-                <w10:wrap type="none"/>
+              <v:shape w14:anchorId="6179B188" id="Textbox 12" o:spid="_x0000_s1037" type="#_x0000_t202" style="position:absolute;left:0;text-align:left;margin-left:84.85pt;margin-top:37.1pt;width:1.6pt;height:2.3pt;rotation:-22;z-index:15733760;visibility:visible;mso-wrap-style:square;mso-wrap-distance-left:0;mso-wrap-distance-top:0;mso-wrap-distance-right:0;mso-wrap-distance-bottom:0;mso-position-horizontal:absolute;mso-position-horizontal-relative:page;mso-position-vertical:absolute;mso-position-vertical-relative:text;v-text-anchor:top" o:gfxdata="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" filled="f" stroked="f">
+                <v:textbox inset="0,0,0,0">
+                  <w:txbxContent>
+                    <w:p>
+                      <w:pPr>
+                        <w:spacing w:line="44" w:lineRule="exact"/>
+                        <w:rPr>
+                          <w:rFonts w:ascii="Palatino Linotype"/>
+                          <w:b/>
+                          <w:sz w:val="4"/>
+                        </w:rPr>
+                      </w:pPr>
+                      <w:r>
+                        <w:rPr>
+                          <w:rFonts w:ascii="Palatino Linotype"/>
+                          <w:b/>
+                          <w:color w:val="23211C"/>
+                          <w:spacing w:val="-10"/>
+                          <w:w w:val="115"/>
+                          <w:sz w:val="4"/>
+                        </w:rPr>
+                        <w:t>T</w:t>
+                      </w:r>
+                    </w:p>
+                  </w:txbxContent>
+                </v:textbox>
+                <w10:wrap anchorx="page"/>
               </v:shape>
             </w:pict>
           </mc:Fallback>
@@ -920,12 +1146,13 @@
       </w:r>
       <w:r>
         <w:rPr>
+          <w:noProof/>
           <w:sz w:val="32"/>
         </w:rPr>
         <mc:AlternateContent>
           <mc:Choice Requires="wps">
             <w:drawing>
-              <wp:anchor distT="0" distB="0" distL="0" distR="0" allowOverlap="1" layoutInCell="1" locked="0" behindDoc="0" simplePos="0" relativeHeight="15734272">
+              <wp:anchor distT="0" distB="0" distL="0" distR="0" simplePos="0" relativeHeight="15734272" behindDoc="0" locked="0" layoutInCell="1" allowOverlap="1" wp14:anchorId="5623538A" wp14:editId="2448A9E1">
                 <wp:simplePos x="0" y="0"/>
                 <wp:positionH relativeFrom="page">
                   <wp:posOffset>1058208</wp:posOffset>
@@ -938,13 +1165,14 @@
                 <wp:wrapNone/>
                 <wp:docPr id="13" name="Textbox 13"/>
                 <wp:cNvGraphicFramePr>
-                  <a:graphicFrameLocks/>
+                  <a:graphicFrameLocks xmlns:a="http://schemas.openxmlformats.org/drawingml/2006/main"/>
                 </wp:cNvGraphicFramePr>
-                <a:graphic>
+                <a:graphic xmlns:a="http://schemas.openxmlformats.org/drawingml/2006/main">
                   <a:graphicData uri="http://schemas.microsoft.com/office/word/2010/wordprocessingShape">
                     <wps:wsp>
-                      <wps:cNvPr id="13" name="Textbox 13"/>
-                      <wps:cNvSpPr txBox="1"/>
+                      <wps:cNvSpPr txBox="1">
+                        <a:spLocks/>
+                      </wps:cNvSpPr>
                       <wps:spPr>
                         <a:xfrm rot="20580000">
                           <a:off x="0" y="0"/>
@@ -958,9 +1186,7 @@
                         <w:txbxContent>
                           <w:p>
                             <w:pPr>
-                              <w:spacing w:line="44" w:lineRule="exact" w:before="0"/>
-                              <w:ind w:left="0" w:right="0" w:firstLine="0"/>
-                              <w:jc w:val="left"/>
+                              <w:spacing w:line="44" w:lineRule="exact"/>
                               <w:rPr>
                                 <w:rFonts w:ascii="Palatino Linotype"/>
                                 <w:b/>
@@ -992,10 +1218,33 @@
           </mc:Choice>
           <mc:Fallback>
             <w:pict>
-              <v:shape style="position:absolute;margin-left:83.323540pt;margin-top:37.966057pt;width:1.9pt;height:2.3pt;mso-position-horizontal-relative:page;mso-position-vertical-relative:paragraph;z-index:15734272;rotation:343" type="#_x0000_t136" fillcolor="#23211c" stroked="f">
-                <o:extrusion v:ext="view" autorotationcenter="t"/>
-                <v:textpath style="font-family:&quot;Palatino Linotype&quot;;font-size:2pt;v-text-kern:t;mso-text-shadow:auto;font-weight:bold" string="K"/>
-                <w10:wrap type="none"/>
+              <v:shape w14:anchorId="5623538A" id="Textbox 13" o:spid="_x0000_s1038" type="#_x0000_t202" style="position:absolute;left:0;text-align:left;margin-left:83.3pt;margin-top:37.95pt;width:1.9pt;height:2.3pt;rotation:-17;z-index:15734272;visibility:visible;mso-wrap-style:square;mso-wrap-distance-left:0;mso-wrap-distance-top:0;mso-wrap-distance-right:0;mso-wrap-distance-bottom:0;mso-position-horizontal:absolute;mso-position-horizontal-relative:page;mso-position-vertical:absolute;mso-position-vertical-relative:text;v-text-anchor:top" o:gfxdata="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" filled="f" stroked="f">
+                <v:textbox inset="0,0,0,0">
+                  <w:txbxContent>
+                    <w:p>
+                      <w:pPr>
+                        <w:spacing w:line="44" w:lineRule="exact"/>
+                        <w:rPr>
+                          <w:rFonts w:ascii="Palatino Linotype"/>
+                          <w:b/>
+                          <w:sz w:val="4"/>
+                        </w:rPr>
+                      </w:pPr>
+                      <w:r>
+                        <w:rPr>
+                          <w:rFonts w:ascii="Palatino Linotype"/>
+                          <w:b/>
+                          <w:color w:val="23211C"/>
+                          <w:spacing w:val="-10"/>
+                          <w:w w:val="120"/>
+                          <w:sz w:val="4"/>
+                        </w:rPr>
+                        <w:t>K</w:t>
+                      </w:r>
+                    </w:p>
+                  </w:txbxContent>
+                </v:textbox>
+                <w10:wrap anchorx="page"/>
               </v:shape>
             </w:pict>
           </mc:Fallback>
@@ -1003,12 +1252,13 @@
       </w:r>
       <w:r>
         <w:rPr>
+          <w:noProof/>
           <w:sz w:val="32"/>
         </w:rPr>
         <mc:AlternateContent>
           <mc:Choice Requires="wps">
             <w:drawing>
-              <wp:anchor distT="0" distB="0" distL="0" distR="0" allowOverlap="1" layoutInCell="1" locked="0" behindDoc="0" simplePos="0" relativeHeight="15734784">
+              <wp:anchor distT="0" distB="0" distL="0" distR="0" simplePos="0" relativeHeight="15734784" behindDoc="0" locked="0" layoutInCell="1" allowOverlap="1" wp14:anchorId="12A9E0ED" wp14:editId="1A26A2D1">
                 <wp:simplePos x="0" y="0"/>
                 <wp:positionH relativeFrom="page">
                   <wp:posOffset>1033987</wp:posOffset>
@@ -1021,13 +1271,14 @@
                 <wp:wrapNone/>
                 <wp:docPr id="14" name="Textbox 14"/>
                 <wp:cNvGraphicFramePr>
-                  <a:graphicFrameLocks/>
+                  <a:graphicFrameLocks xmlns:a="http://schemas.openxmlformats.org/drawingml/2006/main"/>
                 </wp:cNvGraphicFramePr>
-                <a:graphic>
+                <a:graphic xmlns:a="http://schemas.openxmlformats.org/drawingml/2006/main">
                   <a:graphicData uri="http://schemas.microsoft.com/office/word/2010/wordprocessingShape">
                     <wps:wsp>
-                      <wps:cNvPr id="14" name="Textbox 14"/>
-                      <wps:cNvSpPr txBox="1"/>
+                      <wps:cNvSpPr txBox="1">
+                        <a:spLocks/>
+                      </wps:cNvSpPr>
                       <wps:spPr>
                         <a:xfrm rot="20700000">
                           <a:off x="0" y="0"/>
@@ -1041,9 +1292,7 @@
                         <w:txbxContent>
                           <w:p>
                             <w:pPr>
-                              <w:spacing w:line="44" w:lineRule="exact" w:before="0"/>
-                              <w:ind w:left="0" w:right="0" w:firstLine="0"/>
-                              <w:jc w:val="left"/>
+                              <w:spacing w:line="44" w:lineRule="exact"/>
                               <w:rPr>
                                 <w:rFonts w:ascii="Palatino Linotype"/>
                                 <w:b/>
@@ -1075,10 +1324,33 @@
           </mc:Choice>
           <mc:Fallback>
             <w:pict>
-              <v:shape style="position:absolute;margin-left:81.416313pt;margin-top:38.470295pt;width:1.9pt;height:2.3pt;mso-position-horizontal-relative:page;mso-position-vertical-relative:paragraph;z-index:15734784;rotation:345" type="#_x0000_t136" fillcolor="#23211c" stroked="f">
-                <o:extrusion v:ext="view" autorotationcenter="t"/>
-                <v:textpath style="font-family:&quot;Palatino Linotype&quot;;font-size:2pt;v-text-kern:t;mso-text-shadow:auto;font-weight:bold" string="A"/>
-                <w10:wrap type="none"/>
+              <v:shape w14:anchorId="12A9E0ED" id="Textbox 14" o:spid="_x0000_s1039" type="#_x0000_t202" style="position:absolute;left:0;text-align:left;margin-left:81.4pt;margin-top:38.45pt;width:1.9pt;height:2.3pt;rotation:-15;z-index:15734784;visibility:visible;mso-wrap-style:square;mso-wrap-distance-left:0;mso-wrap-distance-top:0;mso-wrap-distance-right:0;mso-wrap-distance-bottom:0;mso-position-horizontal:absolute;mso-position-horizontal-relative:page;mso-position-vertical:absolute;mso-position-vertical-relative:text;v-text-anchor:top" o:gfxdata="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" filled="f" stroked="f">
+                <v:textbox inset="0,0,0,0">
+                  <w:txbxContent>
+                    <w:p>
+                      <w:pPr>
+                        <w:spacing w:line="44" w:lineRule="exact"/>
+                        <w:rPr>
+                          <w:rFonts w:ascii="Palatino Linotype"/>
+                          <w:b/>
+                          <w:sz w:val="4"/>
+                        </w:rPr>
+                      </w:pPr>
+                      <w:r>
+                        <w:rPr>
+                          <w:rFonts w:ascii="Palatino Linotype"/>
+                          <w:b/>
+                          <w:color w:val="23211C"/>
+                          <w:spacing w:val="-10"/>
+                          <w:w w:val="115"/>
+                          <w:sz w:val="4"/>
+                        </w:rPr>
+                        <w:t>A</w:t>
+                      </w:r>
+                    </w:p>
+                  </w:txbxContent>
+                </v:textbox>
+                <w10:wrap anchorx="page"/>
               </v:shape>
             </w:pict>
           </mc:Fallback>
@@ -1086,12 +1358,13 @@
       </w:r>
       <w:r>
         <w:rPr>
+          <w:noProof/>
           <w:sz w:val="32"/>
         </w:rPr>
         <mc:AlternateContent>
           <mc:Choice Requires="wps">
             <w:drawing>
-              <wp:anchor distT="0" distB="0" distL="0" distR="0" allowOverlap="1" layoutInCell="1" locked="0" behindDoc="0" simplePos="0" relativeHeight="15735296">
+              <wp:anchor distT="0" distB="0" distL="0" distR="0" simplePos="0" relativeHeight="15735296" behindDoc="0" locked="0" layoutInCell="1" allowOverlap="1" wp14:anchorId="5740E0AD" wp14:editId="6EF821E4">
                 <wp:simplePos x="0" y="0"/>
                 <wp:positionH relativeFrom="page">
                   <wp:posOffset>1008506</wp:posOffset>
@@ -1104,13 +1377,14 @@
                 <wp:wrapNone/>
                 <wp:docPr id="15" name="Textbox 15"/>
                 <wp:cNvGraphicFramePr>
-                  <a:graphicFrameLocks/>
+                  <a:graphicFrameLocks xmlns:a="http://schemas.openxmlformats.org/drawingml/2006/main"/>
                 </wp:cNvGraphicFramePr>
-                <a:graphic>
+                <a:graphic xmlns:a="http://schemas.openxmlformats.org/drawingml/2006/main">
                   <a:graphicData uri="http://schemas.microsoft.com/office/word/2010/wordprocessingShape">
                     <wps:wsp>
-                      <wps:cNvPr id="15" name="Textbox 15"/>
-                      <wps:cNvSpPr txBox="1"/>
+                      <wps:cNvSpPr txBox="1">
+                        <a:spLocks/>
+                      </wps:cNvSpPr>
                       <wps:spPr>
                         <a:xfrm rot="20820000">
                           <a:off x="0" y="0"/>
@@ -1124,9 +1398,7 @@
                         <w:txbxContent>
                           <w:p>
                             <w:pPr>
-                              <w:spacing w:line="44" w:lineRule="exact" w:before="0"/>
-                              <w:ind w:left="0" w:right="0" w:firstLine="0"/>
-                              <w:jc w:val="left"/>
+                              <w:spacing w:line="44" w:lineRule="exact"/>
                               <w:rPr>
                                 <w:rFonts w:ascii="Palatino Linotype"/>
                                 <w:b/>
@@ -1158,10 +1430,33 @@
           </mc:Choice>
           <mc:Fallback>
             <w:pict>
-              <v:shape style="position:absolute;margin-left:79.409927pt;margin-top:38.971184pt;width:1.95pt;height:2.3pt;mso-position-horizontal-relative:page;mso-position-vertical-relative:paragraph;z-index:15735296;rotation:347" type="#_x0000_t136" fillcolor="#23211c" stroked="f">
-                <o:extrusion v:ext="view" autorotationcenter="t"/>
-                <v:textpath style="font-family:&quot;Palatino Linotype&quot;;font-size:2pt;v-text-kern:t;mso-text-shadow:auto;font-weight:bold" string="H"/>
-                <w10:wrap type="none"/>
+              <v:shape w14:anchorId="5740E0AD" id="Textbox 15" o:spid="_x0000_s1040" type="#_x0000_t202" style="position:absolute;left:0;text-align:left;margin-left:79.4pt;margin-top:38.95pt;width:1.95pt;height:2.3pt;rotation:-13;z-index:15735296;visibility:visible;mso-wrap-style:square;mso-wrap-distance-left:0;mso-wrap-distance-top:0;mso-wrap-distance-right:0;mso-wrap-distance-bottom:0;mso-position-horizontal:absolute;mso-position-horizontal-relative:page;mso-position-vertical:absolute;mso-position-vertical-relative:text;v-text-anchor:top" o:gfxdata="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" filled="f" stroked="f">
+                <v:textbox inset="0,0,0,0">
+                  <w:txbxContent>
+                    <w:p>
+                      <w:pPr>
+                        <w:spacing w:line="44" w:lineRule="exact"/>
+                        <w:rPr>
+                          <w:rFonts w:ascii="Palatino Linotype"/>
+                          <w:b/>
+                          <w:sz w:val="4"/>
+                        </w:rPr>
+                      </w:pPr>
+                      <w:r>
+                        <w:rPr>
+                          <w:rFonts w:ascii="Palatino Linotype"/>
+                          <w:b/>
+                          <w:color w:val="23211C"/>
+                          <w:spacing w:val="-10"/>
+                          <w:w w:val="110"/>
+                          <w:sz w:val="4"/>
+                        </w:rPr>
+                        <w:t>H</w:t>
+                      </w:r>
+                    </w:p>
+                  </w:txbxContent>
+                </v:textbox>
+                <w10:wrap anchorx="page"/>
               </v:shape>
             </w:pict>
           </mc:Fallback>
@@ -1169,12 +1464,13 @@
       </w:r>
       <w:r>
         <w:rPr>
+          <w:noProof/>
           <w:sz w:val="32"/>
         </w:rPr>
         <mc:AlternateContent>
           <mc:Choice Requires="wps">
             <w:drawing>
-              <wp:anchor distT="0" distB="0" distL="0" distR="0" allowOverlap="1" layoutInCell="1" locked="0" behindDoc="0" simplePos="0" relativeHeight="15735808">
+              <wp:anchor distT="0" distB="0" distL="0" distR="0" simplePos="0" relativeHeight="15735808" behindDoc="0" locked="0" layoutInCell="1" allowOverlap="1" wp14:anchorId="403907E3" wp14:editId="66F06435">
                 <wp:simplePos x="0" y="0"/>
                 <wp:positionH relativeFrom="page">
                   <wp:posOffset>989011</wp:posOffset>
@@ -1187,13 +1483,14 @@
                 <wp:wrapNone/>
                 <wp:docPr id="16" name="Textbox 16"/>
                 <wp:cNvGraphicFramePr>
-                  <a:graphicFrameLocks/>
+                  <a:graphicFrameLocks xmlns:a="http://schemas.openxmlformats.org/drawingml/2006/main"/>
                 </wp:cNvGraphicFramePr>
-                <a:graphic>
+                <a:graphic xmlns:a="http://schemas.openxmlformats.org/drawingml/2006/main">
                   <a:graphicData uri="http://schemas.microsoft.com/office/word/2010/wordprocessingShape">
                     <wps:wsp>
-                      <wps:cNvPr id="16" name="Textbox 16"/>
-                      <wps:cNvSpPr txBox="1"/>
+                      <wps:cNvSpPr txBox="1">
+                        <a:spLocks/>
+                      </wps:cNvSpPr>
                       <wps:spPr>
                         <a:xfrm rot="20940000">
                           <a:off x="0" y="0"/>
@@ -1207,9 +1504,7 @@
                         <w:txbxContent>
                           <w:p>
                             <w:pPr>
-                              <w:spacing w:line="44" w:lineRule="exact" w:before="0"/>
-                              <w:ind w:left="0" w:right="0" w:firstLine="0"/>
-                              <w:jc w:val="left"/>
+                              <w:spacing w:line="44" w:lineRule="exact"/>
                               <w:rPr>
                                 <w:rFonts w:ascii="Palatino Linotype"/>
                                 <w:b/>
@@ -1241,10 +1536,33 @@
           </mc:Choice>
           <mc:Fallback>
             <w:pict>
-              <v:shape style="position:absolute;margin-left:77.874908pt;margin-top:39.505352pt;width:1.6pt;height:2.3pt;mso-position-horizontal-relative:page;mso-position-vertical-relative:paragraph;z-index:15735808;rotation:349" type="#_x0000_t136" fillcolor="#23211c" stroked="f">
-                <o:extrusion v:ext="view" autorotationcenter="t"/>
-                <v:textpath style="font-family:&quot;Palatino Linotype&quot;;font-size:2pt;v-text-kern:t;mso-text-shadow:auto;font-weight:bold" string="B"/>
-                <w10:wrap type="none"/>
+              <v:shape w14:anchorId="403907E3" id="Textbox 16" o:spid="_x0000_s1041" type="#_x0000_t202" style="position:absolute;left:0;text-align:left;margin-left:77.85pt;margin-top:39.5pt;width:1.6pt;height:2.3pt;rotation:-11;z-index:15735808;visibility:visible;mso-wrap-style:square;mso-wrap-distance-left:0;mso-wrap-distance-top:0;mso-wrap-distance-right:0;mso-wrap-distance-bottom:0;mso-position-horizontal:absolute;mso-position-horizontal-relative:page;mso-position-vertical:absolute;mso-position-vertical-relative:text;v-text-anchor:top" o:gfxdata="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" filled="f" stroked="f">
+                <v:textbox inset="0,0,0,0">
+                  <w:txbxContent>
+                    <w:p>
+                      <w:pPr>
+                        <w:spacing w:line="44" w:lineRule="exact"/>
+                        <w:rPr>
+                          <w:rFonts w:ascii="Palatino Linotype"/>
+                          <w:b/>
+                          <w:sz w:val="4"/>
+                        </w:rPr>
+                      </w:pPr>
+                      <w:r>
+                        <w:rPr>
+                          <w:rFonts w:ascii="Palatino Linotype"/>
+                          <w:b/>
+                          <w:color w:val="23211C"/>
+                          <w:spacing w:val="-10"/>
+                          <w:w w:val="115"/>
+                          <w:sz w:val="4"/>
+                        </w:rPr>
+                        <w:t>B</w:t>
+                      </w:r>
+                    </w:p>
+                  </w:txbxContent>
+                </v:textbox>
+                <w10:wrap anchorx="page"/>
               </v:shape>
             </w:pict>
           </mc:Fallback>
@@ -1252,12 +1570,13 @@
       </w:r>
       <w:r>
         <w:rPr>
+          <w:noProof/>
           <w:sz w:val="32"/>
         </w:rPr>
         <mc:AlternateContent>
           <mc:Choice Requires="wps">
             <w:drawing>
-              <wp:anchor distT="0" distB="0" distL="0" distR="0" allowOverlap="1" layoutInCell="1" locked="0" behindDoc="0" simplePos="0" relativeHeight="15736320">
+              <wp:anchor distT="0" distB="0" distL="0" distR="0" simplePos="0" relativeHeight="15736320" behindDoc="0" locked="0" layoutInCell="1" allowOverlap="1" wp14:anchorId="2F412FCE" wp14:editId="72D3B08C">
                 <wp:simplePos x="0" y="0"/>
                 <wp:positionH relativeFrom="page">
                   <wp:posOffset>960496</wp:posOffset>
@@ -1270,13 +1589,14 @@
                 <wp:wrapNone/>
                 <wp:docPr id="17" name="Textbox 17"/>
                 <wp:cNvGraphicFramePr>
-                  <a:graphicFrameLocks/>
+                  <a:graphicFrameLocks xmlns:a="http://schemas.openxmlformats.org/drawingml/2006/main"/>
                 </wp:cNvGraphicFramePr>
-                <a:graphic>
+                <a:graphic xmlns:a="http://schemas.openxmlformats.org/drawingml/2006/main">
                   <a:graphicData uri="http://schemas.microsoft.com/office/word/2010/wordprocessingShape">
                     <wps:wsp>
-                      <wps:cNvPr id="17" name="Textbox 17"/>
-                      <wps:cNvSpPr txBox="1"/>
+                      <wps:cNvSpPr txBox="1">
+                        <a:spLocks/>
+                      </wps:cNvSpPr>
                       <wps:spPr>
                         <a:xfrm rot="21120000">
                           <a:off x="0" y="0"/>
@@ -1290,9 +1610,7 @@
                         <w:txbxContent>
                           <w:p>
                             <w:pPr>
-                              <w:spacing w:line="44" w:lineRule="exact" w:before="0"/>
-                              <w:ind w:left="0" w:right="0" w:firstLine="0"/>
-                              <w:jc w:val="left"/>
+                              <w:spacing w:line="44" w:lineRule="exact"/>
                               <w:rPr>
                                 <w:rFonts w:ascii="Palatino Linotype"/>
                                 <w:b/>
@@ -1324,10 +1642,33 @@
           </mc:Choice>
           <mc:Fallback>
             <w:pict>
-              <v:shape style="position:absolute;margin-left:75.629616pt;margin-top:40.008717pt;width:1.85pt;height:2.3pt;mso-position-horizontal-relative:page;mso-position-vertical-relative:paragraph;z-index:15736320;rotation:352" type="#_x0000_t136" fillcolor="#23211c" stroked="f">
-                <o:extrusion v:ext="view" autorotationcenter="t"/>
-                <v:textpath style="font-family:&quot;Palatino Linotype&quot;;font-size:2pt;v-text-kern:t;mso-text-shadow:auto;font-weight:bold" string="A"/>
-                <w10:wrap type="none"/>
+              <v:shape w14:anchorId="2F412FCE" id="Textbox 17" o:spid="_x0000_s1042" type="#_x0000_t202" style="position:absolute;left:0;text-align:left;margin-left:75.65pt;margin-top:40pt;width:1.85pt;height:2.3pt;rotation:-8;z-index:15736320;visibility:visible;mso-wrap-style:square;mso-wrap-distance-left:0;mso-wrap-distance-top:0;mso-wrap-distance-right:0;mso-wrap-distance-bottom:0;mso-position-horizontal:absolute;mso-position-horizontal-relative:page;mso-position-vertical:absolute;mso-position-vertical-relative:text;v-text-anchor:top" o:gfxdata="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" filled="f" stroked="f">
+                <v:textbox inset="0,0,0,0">
+                  <w:txbxContent>
+                    <w:p>
+                      <w:pPr>
+                        <w:spacing w:line="44" w:lineRule="exact"/>
+                        <w:rPr>
+                          <w:rFonts w:ascii="Palatino Linotype"/>
+                          <w:b/>
+                          <w:sz w:val="4"/>
+                        </w:rPr>
+                      </w:pPr>
+                      <w:r>
+                        <w:rPr>
+                          <w:rFonts w:ascii="Palatino Linotype"/>
+                          <w:b/>
+                          <w:color w:val="23211C"/>
+                          <w:spacing w:val="-10"/>
+                          <w:w w:val="115"/>
+                          <w:sz w:val="4"/>
+                        </w:rPr>
+                        <w:t>A</w:t>
+                      </w:r>
+                    </w:p>
+                  </w:txbxContent>
+                </v:textbox>
+                <w10:wrap anchorx="page"/>
               </v:shape>
             </w:pict>
           </mc:Fallback>
@@ -1335,12 +1676,13 @@
       </w:r>
       <w:r>
         <w:rPr>
+          <w:noProof/>
           <w:sz w:val="32"/>
         </w:rPr>
         <mc:AlternateContent>
           <mc:Choice Requires="wps">
             <w:drawing>
-              <wp:anchor distT="0" distB="0" distL="0" distR="0" allowOverlap="1" layoutInCell="1" locked="0" behindDoc="0" simplePos="0" relativeHeight="15736832">
+              <wp:anchor distT="0" distB="0" distL="0" distR="0" simplePos="0" relativeHeight="15736832" behindDoc="0" locked="0" layoutInCell="1" allowOverlap="1" wp14:anchorId="3E28EC56" wp14:editId="42FF7449">
                 <wp:simplePos x="0" y="0"/>
                 <wp:positionH relativeFrom="page">
                   <wp:posOffset>934783</wp:posOffset>
@@ -1353,13 +1695,14 @@
                 <wp:wrapNone/>
                 <wp:docPr id="18" name="Textbox 18"/>
                 <wp:cNvGraphicFramePr>
-                  <a:graphicFrameLocks/>
+                  <a:graphicFrameLocks xmlns:a="http://schemas.openxmlformats.org/drawingml/2006/main"/>
                 </wp:cNvGraphicFramePr>
-                <a:graphic>
+                <a:graphic xmlns:a="http://schemas.openxmlformats.org/drawingml/2006/main">
                   <a:graphicData uri="http://schemas.microsoft.com/office/word/2010/wordprocessingShape">
                     <wps:wsp>
-                      <wps:cNvPr id="18" name="Textbox 18"/>
-                      <wps:cNvSpPr txBox="1"/>
+                      <wps:cNvSpPr txBox="1">
+                        <a:spLocks/>
+                      </wps:cNvSpPr>
                       <wps:spPr>
                         <a:xfrm rot="21240000">
                           <a:off x="0" y="0"/>
@@ -1373,9 +1716,7 @@
                         <w:txbxContent>
                           <w:p>
                             <w:pPr>
-                              <w:spacing w:line="44" w:lineRule="exact" w:before="0"/>
-                              <w:ind w:left="0" w:right="0" w:firstLine="0"/>
-                              <w:jc w:val="left"/>
+                              <w:spacing w:line="44" w:lineRule="exact"/>
                               <w:rPr>
                                 <w:rFonts w:ascii="Palatino Linotype"/>
                                 <w:b/>
@@ -1407,10 +1748,33 @@
           </mc:Choice>
           <mc:Fallback>
             <w:pict>
-              <v:shape style="position:absolute;margin-left:73.604996pt;margin-top:40.035988pt;width:1.95pt;height:2.3pt;mso-position-horizontal-relative:page;mso-position-vertical-relative:paragraph;z-index:15736832;rotation:354" type="#_x0000_t136" fillcolor="#23211c" stroked="f">
-                <o:extrusion v:ext="view" autorotationcenter="t"/>
-                <v:textpath style="font-family:&quot;Palatino Linotype&quot;;font-size:2pt;v-text-kern:t;mso-text-shadow:auto;font-weight:bold" string="N"/>
-                <w10:wrap type="none"/>
+              <v:shape w14:anchorId="3E28EC56" id="Textbox 18" o:spid="_x0000_s1043" type="#_x0000_t202" style="position:absolute;left:0;text-align:left;margin-left:73.6pt;margin-top:40.05pt;width:1.95pt;height:2.3pt;rotation:-6;z-index:15736832;visibility:visible;mso-wrap-style:square;mso-wrap-distance-left:0;mso-wrap-distance-top:0;mso-wrap-distance-right:0;mso-wrap-distance-bottom:0;mso-position-horizontal:absolute;mso-position-horizontal-relative:page;mso-position-vertical:absolute;mso-position-vertical-relative:text;v-text-anchor:top" o:gfxdata="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" filled="f" stroked="f">
+                <v:textbox inset="0,0,0,0">
+                  <w:txbxContent>
+                    <w:p>
+                      <w:pPr>
+                        <w:spacing w:line="44" w:lineRule="exact"/>
+                        <w:rPr>
+                          <w:rFonts w:ascii="Palatino Linotype"/>
+                          <w:b/>
+                          <w:sz w:val="4"/>
+                        </w:rPr>
+                      </w:pPr>
+                      <w:r>
+                        <w:rPr>
+                          <w:rFonts w:ascii="Palatino Linotype"/>
+                          <w:b/>
+                          <w:color w:val="23211C"/>
+                          <w:spacing w:val="-10"/>
+                          <w:w w:val="110"/>
+                          <w:sz w:val="4"/>
+                        </w:rPr>
+                        <w:t>N</w:t>
+                      </w:r>
+                    </w:p>
+                  </w:txbxContent>
+                </v:textbox>
+                <w10:wrap anchorx="page"/>
               </v:shape>
             </w:pict>
           </mc:Fallback>
@@ -1418,12 +1782,13 @@
       </w:r>
       <w:r>
         <w:rPr>
+          <w:noProof/>
           <w:sz w:val="32"/>
         </w:rPr>
         <mc:AlternateContent>
           <mc:Choice Requires="wps">
             <w:drawing>
-              <wp:anchor distT="0" distB="0" distL="0" distR="0" allowOverlap="1" layoutInCell="1" locked="0" behindDoc="0" simplePos="0" relativeHeight="15737344">
+              <wp:anchor distT="0" distB="0" distL="0" distR="0" simplePos="0" relativeHeight="15737344" behindDoc="0" locked="0" layoutInCell="1" allowOverlap="1" wp14:anchorId="5D1CF493" wp14:editId="3ADFA65C">
                 <wp:simplePos x="0" y="0"/>
                 <wp:positionH relativeFrom="page">
                   <wp:posOffset>910872</wp:posOffset>
@@ -1436,13 +1801,14 @@
                 <wp:wrapNone/>
                 <wp:docPr id="19" name="Textbox 19"/>
                 <wp:cNvGraphicFramePr>
-                  <a:graphicFrameLocks/>
+                  <a:graphicFrameLocks xmlns:a="http://schemas.openxmlformats.org/drawingml/2006/main"/>
                 </wp:cNvGraphicFramePr>
-                <a:graphic>
+                <a:graphic xmlns:a="http://schemas.openxmlformats.org/drawingml/2006/main">
                   <a:graphicData uri="http://schemas.microsoft.com/office/word/2010/wordprocessingShape">
                     <wps:wsp>
-                      <wps:cNvPr id="19" name="Textbox 19"/>
-                      <wps:cNvSpPr txBox="1"/>
+                      <wps:cNvSpPr txBox="1">
+                        <a:spLocks/>
+                      </wps:cNvSpPr>
                       <wps:spPr>
                         <a:xfrm rot="21360000">
                           <a:off x="0" y="0"/>
@@ -1456,9 +1822,7 @@
                         <w:txbxContent>
                           <w:p>
                             <w:pPr>
-                              <w:spacing w:line="44" w:lineRule="exact" w:before="0"/>
-                              <w:ind w:left="0" w:right="0" w:firstLine="0"/>
-                              <w:jc w:val="left"/>
+                              <w:spacing w:line="44" w:lineRule="exact"/>
                               <w:rPr>
                                 <w:rFonts w:ascii="Palatino Linotype"/>
                                 <w:b/>
@@ -1490,10 +1854,33 @@
           </mc:Choice>
           <mc:Fallback>
             <w:pict>
-              <v:shape style="position:absolute;margin-left:71.722244pt;margin-top:40.069141pt;width:1.85pt;height:2.3pt;mso-position-horizontal-relative:page;mso-position-vertical-relative:paragraph;z-index:15737344;rotation:356" type="#_x0000_t136" fillcolor="#23211c" stroked="f">
-                <o:extrusion v:ext="view" autorotationcenter="t"/>
-                <v:textpath style="font-family:&quot;Palatino Linotype&quot;;font-size:2pt;v-text-kern:t;mso-text-shadow:auto;font-weight:bold" string="A"/>
-                <w10:wrap type="none"/>
+              <v:shape w14:anchorId="5D1CF493" id="Textbox 19" o:spid="_x0000_s1044" type="#_x0000_t202" style="position:absolute;left:0;text-align:left;margin-left:71.7pt;margin-top:40.05pt;width:1.85pt;height:2.3pt;rotation:-4;z-index:15737344;visibility:visible;mso-wrap-style:square;mso-wrap-distance-left:0;mso-wrap-distance-top:0;mso-wrap-distance-right:0;mso-wrap-distance-bottom:0;mso-position-horizontal:absolute;mso-position-horizontal-relative:page;mso-position-vertical:absolute;mso-position-vertical-relative:text;v-text-anchor:top" o:gfxdata="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" filled="f" stroked="f">
+                <v:textbox inset="0,0,0,0">
+                  <w:txbxContent>
+                    <w:p>
+                      <w:pPr>
+                        <w:spacing w:line="44" w:lineRule="exact"/>
+                        <w:rPr>
+                          <w:rFonts w:ascii="Palatino Linotype"/>
+                          <w:b/>
+                          <w:sz w:val="4"/>
+                        </w:rPr>
+                      </w:pPr>
+                      <w:r>
+                        <w:rPr>
+                          <w:rFonts w:ascii="Palatino Linotype"/>
+                          <w:b/>
+                          <w:color w:val="23211C"/>
+                          <w:spacing w:val="-10"/>
+                          <w:w w:val="115"/>
+                          <w:sz w:val="4"/>
+                        </w:rPr>
+                        <w:t>A</w:t>
+                      </w:r>
+                    </w:p>
+                  </w:txbxContent>
+                </v:textbox>
+                <w10:wrap anchorx="page"/>
               </v:shape>
             </w:pict>
           </mc:Fallback>
@@ -1501,12 +1888,13 @@
       </w:r>
       <w:r>
         <w:rPr>
+          <w:noProof/>
           <w:sz w:val="32"/>
         </w:rPr>
         <mc:AlternateContent>
           <mc:Choice Requires="wps">
             <w:drawing>
-              <wp:anchor distT="0" distB="0" distL="0" distR="0" allowOverlap="1" layoutInCell="1" locked="0" behindDoc="0" simplePos="0" relativeHeight="15737856">
+              <wp:anchor distT="0" distB="0" distL="0" distR="0" simplePos="0" relativeHeight="15737856" behindDoc="0" locked="0" layoutInCell="1" allowOverlap="1" wp14:anchorId="30FDF409" wp14:editId="1987C43B">
                 <wp:simplePos x="0" y="0"/>
                 <wp:positionH relativeFrom="page">
                   <wp:posOffset>891146</wp:posOffset>
@@ -1519,13 +1907,14 @@
                 <wp:wrapNone/>
                 <wp:docPr id="20" name="Textbox 20"/>
                 <wp:cNvGraphicFramePr>
-                  <a:graphicFrameLocks/>
+                  <a:graphicFrameLocks xmlns:a="http://schemas.openxmlformats.org/drawingml/2006/main"/>
                 </wp:cNvGraphicFramePr>
-                <a:graphic>
+                <a:graphic xmlns:a="http://schemas.openxmlformats.org/drawingml/2006/main">
                   <a:graphicData uri="http://schemas.microsoft.com/office/word/2010/wordprocessingShape">
                     <wps:wsp>
-                      <wps:cNvPr id="20" name="Textbox 20"/>
-                      <wps:cNvSpPr txBox="1"/>
+                      <wps:cNvSpPr txBox="1">
+                        <a:spLocks/>
+                      </wps:cNvSpPr>
                       <wps:spPr>
                         <a:xfrm rot="21480000">
                           <a:off x="0" y="0"/>
@@ -1539,9 +1928,7 @@
                         <w:txbxContent>
                           <w:p>
                             <w:pPr>
-                              <w:spacing w:line="44" w:lineRule="exact" w:before="0"/>
-                              <w:ind w:left="0" w:right="0" w:firstLine="0"/>
-                              <w:jc w:val="left"/>
+                              <w:spacing w:line="44" w:lineRule="exact"/>
                               <w:rPr>
                                 <w:rFonts w:ascii="Palatino Linotype"/>
                                 <w:b/>
@@ -1573,10 +1960,33 @@
           </mc:Choice>
           <mc:Fallback>
             <w:pict>
-              <v:shape style="position:absolute;margin-left:70.168999pt;margin-top:40.464603pt;width:1.75pt;height:2.3pt;mso-position-horizontal-relative:page;mso-position-vertical-relative:paragraph;z-index:15737856;rotation:358" type="#_x0000_t136" fillcolor="#23211c" stroked="f">
-                <o:extrusion v:ext="view" autorotationcenter="t"/>
-                <v:textpath style="font-family:&quot;Palatino Linotype&quot;;font-size:2pt;v-text-kern:t;mso-text-shadow:auto;font-weight:bold" string="R"/>
-                <w10:wrap type="none"/>
+              <v:shape w14:anchorId="30FDF409" id="Textbox 20" o:spid="_x0000_s1045" type="#_x0000_t202" style="position:absolute;left:0;text-align:left;margin-left:70.15pt;margin-top:40.45pt;width:1.75pt;height:2.3pt;rotation:-2;z-index:15737856;visibility:visible;mso-wrap-style:square;mso-wrap-distance-left:0;mso-wrap-distance-top:0;mso-wrap-distance-right:0;mso-wrap-distance-bottom:0;mso-position-horizontal:absolute;mso-position-horizontal-relative:page;mso-position-vertical:absolute;mso-position-vertical-relative:text;v-text-anchor:top" o:gfxdata="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" filled="f" stroked="f">
+                <v:textbox inset="0,0,0,0">
+                  <w:txbxContent>
+                    <w:p>
+                      <w:pPr>
+                        <w:spacing w:line="44" w:lineRule="exact"/>
+                        <w:rPr>
+                          <w:rFonts w:ascii="Palatino Linotype"/>
+                          <w:b/>
+                          <w:sz w:val="4"/>
+                        </w:rPr>
+                      </w:pPr>
+                      <w:r>
+                        <w:rPr>
+                          <w:rFonts w:ascii="Palatino Linotype"/>
+                          <w:b/>
+                          <w:color w:val="23211C"/>
+                          <w:spacing w:val="-10"/>
+                          <w:w w:val="120"/>
+                          <w:sz w:val="4"/>
+                        </w:rPr>
+                        <w:t>R</w:t>
+                      </w:r>
+                    </w:p>
+                  </w:txbxContent>
+                </v:textbox>
+                <w10:wrap anchorx="page"/>
               </v:shape>
             </w:pict>
           </mc:Fallback>
@@ -1584,12 +1994,13 @@
       </w:r>
       <w:r>
         <w:rPr>
+          <w:noProof/>
           <w:sz w:val="32"/>
         </w:rPr>
         <mc:AlternateContent>
           <mc:Choice Requires="wps">
             <w:drawing>
-              <wp:anchor distT="0" distB="0" distL="0" distR="0" allowOverlap="1" layoutInCell="1" locked="0" behindDoc="0" simplePos="0" relativeHeight="15738368">
+              <wp:anchor distT="0" distB="0" distL="0" distR="0" simplePos="0" relativeHeight="15738368" behindDoc="0" locked="0" layoutInCell="1" allowOverlap="1" wp14:anchorId="087FBF70" wp14:editId="27DFE16A">
                 <wp:simplePos x="0" y="0"/>
                 <wp:positionH relativeFrom="page">
                   <wp:posOffset>866769</wp:posOffset>
@@ -1602,13 +2013,14 @@
                 <wp:wrapNone/>
                 <wp:docPr id="21" name="Textbox 21"/>
                 <wp:cNvGraphicFramePr>
-                  <a:graphicFrameLocks/>
+                  <a:graphicFrameLocks xmlns:a="http://schemas.openxmlformats.org/drawingml/2006/main"/>
                 </wp:cNvGraphicFramePr>
-                <a:graphic>
+                <a:graphic xmlns:a="http://schemas.openxmlformats.org/drawingml/2006/main">
                   <a:graphicData uri="http://schemas.microsoft.com/office/word/2010/wordprocessingShape">
                     <wps:wsp>
-                      <wps:cNvPr id="21" name="Textbox 21"/>
-                      <wps:cNvSpPr txBox="1"/>
+                      <wps:cNvSpPr txBox="1">
+                        <a:spLocks/>
+                      </wps:cNvSpPr>
                       <wps:spPr>
                         <a:xfrm rot="21540000">
                           <a:off x="0" y="0"/>
@@ -1622,9 +2034,7 @@
                         <w:txbxContent>
                           <w:p>
                             <w:pPr>
-                              <w:spacing w:line="44" w:lineRule="exact" w:before="0"/>
-                              <w:ind w:left="0" w:right="0" w:firstLine="0"/>
-                              <w:jc w:val="left"/>
+                              <w:spacing w:line="44" w:lineRule="exact"/>
                               <w:rPr>
                                 <w:rFonts w:ascii="Palatino Linotype"/>
                                 <w:b/>
@@ -1656,10 +2066,33 @@
           </mc:Choice>
           <mc:Fallback>
             <w:pict>
-              <v:shape style="position:absolute;margin-left:68.249557pt;margin-top:40.471115pt;width:1.9pt;height:2.3pt;mso-position-horizontal-relative:page;mso-position-vertical-relative:paragraph;z-index:15738368;rotation:359" type="#_x0000_t136" fillcolor="#23211c" stroked="f">
-                <o:extrusion v:ext="view" autorotationcenter="t"/>
-                <v:textpath style="font-family:&quot;Palatino Linotype&quot;;font-size:2pt;v-text-kern:t;mso-text-shadow:auto;font-weight:bold" string="A"/>
-                <w10:wrap type="none"/>
+              <v:shape w14:anchorId="087FBF70" id="Textbox 21" o:spid="_x0000_s1046" type="#_x0000_t202" style="position:absolute;left:0;text-align:left;margin-left:68.25pt;margin-top:40.45pt;width:1.9pt;height:2.3pt;rotation:-1;z-index:15738368;visibility:visible;mso-wrap-style:square;mso-wrap-distance-left:0;mso-wrap-distance-top:0;mso-wrap-distance-right:0;mso-wrap-distance-bottom:0;mso-position-horizontal:absolute;mso-position-horizontal-relative:page;mso-position-vertical:absolute;mso-position-vertical-relative:text;v-text-anchor:top" o:gfxdata="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" filled="f" stroked="f">
+                <v:textbox inset="0,0,0,0">
+                  <w:txbxContent>
+                    <w:p>
+                      <w:pPr>
+                        <w:spacing w:line="44" w:lineRule="exact"/>
+                        <w:rPr>
+                          <w:rFonts w:ascii="Palatino Linotype"/>
+                          <w:b/>
+                          <w:sz w:val="4"/>
+                        </w:rPr>
+                      </w:pPr>
+                      <w:r>
+                        <w:rPr>
+                          <w:rFonts w:ascii="Palatino Linotype"/>
+                          <w:b/>
+                          <w:color w:val="23211C"/>
+                          <w:spacing w:val="-10"/>
+                          <w:w w:val="115"/>
+                          <w:sz w:val="4"/>
+                        </w:rPr>
+                        <w:t>A</w:t>
+                      </w:r>
+                    </w:p>
+                  </w:txbxContent>
+                </v:textbox>
+                <w10:wrap anchorx="page"/>
               </v:shape>
             </w:pict>
           </mc:Fallback>
@@ -1676,7 +2109,7 @@
           <w:spacing w:val="-20"/>
           <w:sz w:val="32"/>
         </w:rPr>
-        <w:t> </w:t>
+        <w:t xml:space="preserve"> </w:t>
       </w:r>
       <w:r>
         <w:rPr>
@@ -1689,7 +2122,7 @@
           <w:spacing w:val="-20"/>
           <w:sz w:val="32"/>
         </w:rPr>
-        <w:t> </w:t>
+        <w:t xml:space="preserve"> </w:t>
       </w:r>
       <w:r>
         <w:rPr>
@@ -1704,24 +2137,22 @@
         <w:pStyle w:val="Title"/>
       </w:pPr>
       <w:r>
-        <w:rPr/>
         <w:t>PEMERINTAH</w:t>
       </w:r>
       <w:r>
         <w:rPr>
           <w:spacing w:val="-1"/>
         </w:rPr>
-        <w:t> </w:t>
-      </w:r>
-      <w:r>
-        <w:rPr/>
+        <w:t xml:space="preserve"> </w:t>
+      </w:r>
+      <w:r>
         <w:t>DESA</w:t>
       </w:r>
       <w:r>
         <w:rPr>
           <w:spacing w:val="-3"/>
         </w:rPr>
-        <w:t> </w:t>
+        <w:t xml:space="preserve"> </w:t>
       </w:r>
       <w:r>
         <w:rPr>
@@ -1738,64 +2169,57 @@
         <w:jc w:val="center"/>
       </w:pPr>
       <w:r>
-        <w:rPr/>
         <w:t>Alamat</w:t>
       </w:r>
       <w:r>
         <w:rPr>
           <w:spacing w:val="-3"/>
         </w:rPr>
-        <w:t> </w:t>
-      </w:r>
-      <w:r>
-        <w:rPr/>
+        <w:t xml:space="preserve"> </w:t>
+      </w:r>
+      <w:r>
         <w:t>:</w:t>
       </w:r>
       <w:r>
         <w:rPr>
           <w:spacing w:val="2"/>
         </w:rPr>
-        <w:t> </w:t>
-      </w:r>
-      <w:r>
-        <w:rPr/>
+        <w:t xml:space="preserve"> </w:t>
+      </w:r>
+      <w:r>
         <w:t>Jl. Tirto agung No</w:t>
       </w:r>
       <w:r>
         <w:rPr>
           <w:spacing w:val="-3"/>
         </w:rPr>
-        <w:t> </w:t>
-      </w:r>
-      <w:r>
-        <w:rPr/>
+        <w:t xml:space="preserve"> </w:t>
+      </w:r>
+      <w:r>
         <w:t>:01</w:t>
       </w:r>
       <w:r>
         <w:rPr>
           <w:spacing w:val="-3"/>
         </w:rPr>
-        <w:t> </w:t>
-      </w:r>
-      <w:r>
-        <w:rPr/>
+        <w:t xml:space="preserve"> </w:t>
+      </w:r>
+      <w:r>
         <w:t>Kemiri, Email :</w:t>
       </w:r>
       <w:r>
         <w:rPr>
           <w:spacing w:val="2"/>
         </w:rPr>
-        <w:t> </w:t>
+        <w:t xml:space="preserve"> </w:t>
       </w:r>
       <w:hyperlink r:id="rId6">
         <w:r>
-          <w:rPr/>
           <w:t>desapakukerto@gmail.com,</w:t>
         </w:r>
       </w:hyperlink>
       <w:r>
-        <w:rPr/>
-        <w:t> Kode pos : </w:t>
+        <w:t xml:space="preserve"> Kode pos : </w:t>
       </w:r>
       <w:r>
         <w:rPr>
@@ -1815,12 +2239,13 @@
       </w:pPr>
       <w:r>
         <w:rPr>
+          <w:noProof/>
           <w:sz w:val="3"/>
         </w:rPr>
         <mc:AlternateContent>
           <mc:Choice Requires="wps">
             <w:drawing>
-              <wp:anchor distT="0" distB="0" distL="0" distR="0" allowOverlap="1" layoutInCell="1" locked="0" behindDoc="1" simplePos="0" relativeHeight="487587840">
+              <wp:anchor distT="0" distB="0" distL="0" distR="0" simplePos="0" relativeHeight="487587840" behindDoc="1" locked="0" layoutInCell="1" allowOverlap="1" wp14:anchorId="52D75C0D" wp14:editId="2AF32F92">
                 <wp:simplePos x="0" y="0"/>
                 <wp:positionH relativeFrom="page">
                   <wp:posOffset>428243</wp:posOffset>
@@ -1833,13 +2258,14 @@
                 <wp:wrapTopAndBottom/>
                 <wp:docPr id="22" name="Graphic 22"/>
                 <wp:cNvGraphicFramePr>
-                  <a:graphicFrameLocks/>
+                  <a:graphicFrameLocks xmlns:a="http://schemas.openxmlformats.org/drawingml/2006/main"/>
                 </wp:cNvGraphicFramePr>
-                <a:graphic>
+                <a:graphic xmlns:a="http://schemas.openxmlformats.org/drawingml/2006/main">
                   <a:graphicData uri="http://schemas.microsoft.com/office/word/2010/wordprocessingShape">
                     <wps:wsp>
-                      <wps:cNvPr id="22" name="Graphic 22"/>
-                      <wps:cNvSpPr/>
+                      <wps:cNvSpPr>
+                        <a:spLocks/>
+                      </wps:cNvSpPr>
                       <wps:spPr>
                         <a:xfrm>
                           <a:off x="0" y="0"/>
@@ -1908,10 +2334,9 @@
           </mc:Choice>
           <mc:Fallback>
             <w:pict>
-              <v:shape style="position:absolute;margin-left:33.719997pt;margin-top:3.436201pt;width:475.6pt;height:10.45pt;mso-position-horizontal-relative:page;mso-position-vertical-relative:paragraph;z-index:-15728640;mso-wrap-distance-left:0;mso-wrap-distance-right:0" id="docshape4" coordorigin="674,69" coordsize="9512,209" path="m677,242l674,189,10186,69,10186,122,677,242xm677,278l677,261,10186,141,10186,158,677,278xe" filled="true" fillcolor="#000000" stroked="false">
+              <v:shape w14:anchorId="0FCD73DD" id="Graphic 22" o:spid="_x0000_s1026" style="position:absolute;margin-left:33.7pt;margin-top:3.45pt;width:475.6pt;height:10.45pt;z-index:-15728640;visibility:visible;mso-wrap-style:square;mso-wrap-distance-left:0;mso-wrap-distance-top:0;mso-wrap-distance-right:0;mso-wrap-distance-bottom:0;mso-position-horizontal:absolute;mso-position-horizontal-relative:page;mso-position-vertical:absolute;mso-position-vertical-relative:text;v-text-anchor:top" coordsize="6040120,132715" o:gfxdata="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" path="m1524,109728l,76200,6039612,r,33528l1524,109728xem1524,132588r,-10668l6039612,45720r,10668l1524,132588xe" fillcolor="black" stroked="f">
                 <v:path arrowok="t"/>
-                <v:fill type="solid"/>
-                <w10:wrap type="topAndBottom"/>
+                <w10:wrap type="topAndBottom" anchorx="page"/>
               </v:shape>
             </w:pict>
           </mc:Fallback>
@@ -1933,8 +2358,7 @@
     </w:p>
     <w:p>
       <w:pPr>
-        <w:spacing w:before="0"/>
-        <w:ind w:left="1367" w:right="0" w:firstLine="0"/>
+        <w:ind w:left="1367"/>
         <w:jc w:val="center"/>
         <w:rPr>
           <w:sz w:val="28"/>
@@ -1953,7 +2377,7 @@
           <w:sz w:val="28"/>
           <w:u w:val="single"/>
         </w:rPr>
-        <w:t> </w:t>
+        <w:t xml:space="preserve"> </w:t>
       </w:r>
       <w:r>
         <w:rPr>
@@ -1968,7 +2392,7 @@
           <w:sz w:val="28"/>
           <w:u w:val="single"/>
         </w:rPr>
-        <w:t> </w:t>
+        <w:t xml:space="preserve"> </w:t>
       </w:r>
       <w:r>
         <w:rPr>
@@ -1983,15 +2407,14 @@
       <w:pPr>
         <w:pStyle w:val="BodyText"/>
         <w:tabs>
-          <w:tab w:pos="3080" w:val="left" w:leader="none"/>
+          <w:tab w:val="left" w:pos="3080"/>
         </w:tabs>
         <w:spacing w:before="47"/>
         <w:ind w:left="1366"/>
         <w:jc w:val="center"/>
       </w:pPr>
       <w:r>
-        <w:rPr/>
-        <w:t>Nomor : </w:t>
+        <w:t xml:space="preserve">Nomor : </w:t>
       </w:r>
       <w:r>
         <w:rPr>
@@ -2000,7 +2423,6 @@
         <w:t>470/</w:t>
       </w:r>
       <w:r>
-        <w:rPr/>
         <w:tab/>
       </w:r>
       <w:r>
@@ -2022,28 +2444,25 @@
         <w:pStyle w:val="BodyText"/>
       </w:pPr>
       <w:r>
-        <w:rPr/>
         <w:t>Yang bertanda tangan</w:t>
       </w:r>
       <w:r>
         <w:rPr>
           <w:spacing w:val="-3"/>
         </w:rPr>
-        <w:t> </w:t>
-      </w:r>
-      <w:r>
-        <w:rPr/>
+        <w:t xml:space="preserve"> </w:t>
+      </w:r>
+      <w:r>
         <w:t>dibawah</w:t>
       </w:r>
       <w:r>
         <w:rPr>
           <w:spacing w:val="-3"/>
         </w:rPr>
-        <w:t> </w:t>
-      </w:r>
-      <w:r>
-        <w:rPr/>
-        <w:t>ini </w:t>
+        <w:t xml:space="preserve"> </w:t>
+      </w:r>
+      <w:r>
+        <w:t xml:space="preserve">ini </w:t>
       </w:r>
       <w:r>
         <w:rPr>
@@ -2055,1478 +2474,532 @@
     <w:p>
       <w:pPr>
         <w:pStyle w:val="BodyText"/>
-        <w:tabs>
-          <w:tab w:pos="3501" w:val="left" w:leader="none"/>
-          <w:tab w:pos="3779" w:val="left" w:leader="none"/>
-        </w:tabs>
-        <w:spacing w:before="38"/>
-        <w:rPr>
-          <w:rFonts w:ascii="Calibri"/>
-        </w:rPr>
-      </w:pPr>
+      </w:pPr>
+      <w:r>
+        <w:t xml:space="preserve">Nama     </w:t>
+      </w:r>
+      <w:r>
+        <w:tab/>
+      </w:r>
+      <w:r>
+        <w:t xml:space="preserve">: H. SURATEMAN  </w:t>
+      </w:r>
+    </w:p>
+    <w:p>
+      <w:pPr>
+        <w:pStyle w:val="BodyText"/>
+      </w:pPr>
+      <w:r>
+        <w:t xml:space="preserve">Jabatan  </w:t>
+      </w:r>
+      <w:r>
+        <w:tab/>
+      </w:r>
+      <w:r>
+        <w:t xml:space="preserve">: Kepala Desa  </w:t>
+      </w:r>
+    </w:p>
+    <w:p>
+      <w:pPr>
+        <w:pStyle w:val="BodyText"/>
+      </w:pPr>
+    </w:p>
+    <w:p>
+      <w:pPr>
+        <w:pStyle w:val="BodyText"/>
+      </w:pPr>
+      <w:r>
+        <w:t>Dengan ini menerangkan bahwa:</w:t>
+      </w:r>
+    </w:p>
+    <w:p>
+      <w:pPr>
+        <w:pStyle w:val="BodyText"/>
+      </w:pPr>
+    </w:p>
+    <w:p>
+      <w:pPr>
+        <w:pStyle w:val="BodyText"/>
+      </w:pPr>
+      <w:r>
+        <w:t>Nama Lengkap Anak</w:t>
+      </w:r>
+      <w:r>
+        <w:tab/>
+      </w:r>
+      <w:r>
+        <w:t xml:space="preserve">: ${nama_anak}  </w:t>
+      </w:r>
+    </w:p>
+    <w:p>
+      <w:pPr>
+        <w:pStyle w:val="BodyText"/>
+      </w:pPr>
+      <w:r>
+        <w:t xml:space="preserve">Anak ke                  </w:t>
+      </w:r>
+      <w:r>
+        <w:tab/>
+      </w:r>
+      <w:r>
+        <w:t xml:space="preserve">: ${anak_ke}  </w:t>
+      </w:r>
+    </w:p>
+    <w:p>
+      <w:pPr>
+        <w:pStyle w:val="BodyText"/>
+      </w:pPr>
+      <w:r>
+        <w:t xml:space="preserve">Tempat/Tanggal Lahir     </w:t>
+      </w:r>
+      <w:r>
+        <w:tab/>
+      </w:r>
+      <w:r>
+        <w:t xml:space="preserve">: ${ttl_anak}  </w:t>
+      </w:r>
+    </w:p>
+    <w:p>
+      <w:pPr>
+        <w:pStyle w:val="BodyText"/>
+      </w:pPr>
+      <w:r>
+        <w:t xml:space="preserve">Alamat Anak              </w:t>
+      </w:r>
+      <w:r>
+        <w:tab/>
+      </w:r>
+      <w:r>
+        <w:t xml:space="preserve">: ${alamat_anak}  </w:t>
+      </w:r>
+    </w:p>
+    <w:p>
+      <w:pPr>
+        <w:pStyle w:val="BodyText"/>
+      </w:pPr>
+      <w:r>
+        <w:t xml:space="preserve">Penolong Kelahiran       </w:t>
+      </w:r>
+      <w:r>
+        <w:tab/>
+      </w:r>
+      <w:r>
+        <w:t xml:space="preserve">: ${penolong}  </w:t>
+      </w:r>
+    </w:p>
+    <w:p>
+      <w:pPr>
+        <w:pStyle w:val="BodyText"/>
+      </w:pPr>
+      <w:r>
+        <w:t xml:space="preserve">Alamat Penolong          </w:t>
+      </w:r>
+      <w:r>
+        <w:tab/>
+      </w:r>
+      <w:r>
+        <w:t xml:space="preserve">: ${alamat_penolong}  </w:t>
+      </w:r>
+    </w:p>
+    <w:p>
+      <w:pPr>
+        <w:pStyle w:val="BodyText"/>
+      </w:pPr>
+    </w:p>
+    <w:p>
+      <w:pPr>
+        <w:pStyle w:val="BodyText"/>
+      </w:pPr>
+      <w:r>
+        <w:t>Adalah anak dari suami istri sebagai berikut:</w:t>
+      </w:r>
+    </w:p>
+    <w:p>
+      <w:pPr>
+        <w:pStyle w:val="BodyText"/>
+      </w:pPr>
+    </w:p>
+    <w:p>
+      <w:pPr>
+        <w:pStyle w:val="BodyText"/>
+      </w:pPr>
+      <w:r>
+        <w:t xml:space="preserve">IBU  </w:t>
+      </w:r>
+    </w:p>
+    <w:p>
+      <w:pPr>
+        <w:pStyle w:val="BodyText"/>
+      </w:pPr>
+      <w:r>
+        <w:t xml:space="preserve">NIK                      </w:t>
+      </w:r>
+      <w:r>
+        <w:tab/>
+      </w:r>
+      <w:r>
+        <w:tab/>
+      </w:r>
+      <w:r>
+        <w:t xml:space="preserve">: ${nik_ibu}  </w:t>
+      </w:r>
+    </w:p>
+    <w:p>
+      <w:pPr>
+        <w:pStyle w:val="BodyText"/>
+      </w:pPr>
+      <w:r>
+        <w:t xml:space="preserve">Nama                     </w:t>
+      </w:r>
+      <w:r>
+        <w:tab/>
+      </w:r>
+      <w:r>
+        <w:tab/>
+      </w:r>
+      <w:r>
+        <w:t xml:space="preserve">: ${nama_ibu}  </w:t>
+      </w:r>
+    </w:p>
+    <w:p>
+      <w:pPr>
+        <w:pStyle w:val="BodyText"/>
+      </w:pPr>
+      <w:r>
+        <w:t xml:space="preserve">Tempat/Tanggal Lahir     </w:t>
+      </w:r>
+      <w:r>
+        <w:tab/>
+      </w:r>
+      <w:r>
+        <w:t xml:space="preserve">: ${ttl_ibu}  </w:t>
+      </w:r>
+    </w:p>
+    <w:p>
+      <w:pPr>
+        <w:pStyle w:val="BodyText"/>
+      </w:pPr>
+      <w:r>
+        <w:t xml:space="preserve">Alamat                   </w:t>
+      </w:r>
+      <w:r>
+        <w:tab/>
+      </w:r>
+      <w:r>
+        <w:t xml:space="preserve">: ${alamat_ibu}  </w:t>
+      </w:r>
+    </w:p>
+    <w:p>
+      <w:pPr>
+        <w:pStyle w:val="BodyText"/>
+      </w:pPr>
+    </w:p>
+    <w:p>
+      <w:pPr>
+        <w:pStyle w:val="BodyText"/>
+      </w:pPr>
+      <w:r>
+        <w:t xml:space="preserve">AYAH  </w:t>
+      </w:r>
+    </w:p>
+    <w:p>
+      <w:pPr>
+        <w:pStyle w:val="BodyText"/>
+      </w:pPr>
+      <w:r>
+        <w:t xml:space="preserve">NIK                      </w:t>
+      </w:r>
+      <w:r>
+        <w:tab/>
+      </w:r>
+      <w:r>
+        <w:tab/>
+      </w:r>
+      <w:r>
+        <w:t xml:space="preserve">: ${nik_ayah}  </w:t>
+      </w:r>
+    </w:p>
+    <w:p>
+      <w:pPr>
+        <w:pStyle w:val="BodyText"/>
+      </w:pPr>
+      <w:r>
+        <w:t xml:space="preserve">Nama                     </w:t>
+      </w:r>
+      <w:r>
+        <w:tab/>
+      </w:r>
+      <w:r>
+        <w:tab/>
+      </w:r>
+      <w:r>
+        <w:t xml:space="preserve">: ${nama_ayah}  </w:t>
+      </w:r>
+    </w:p>
+    <w:p>
+      <w:pPr>
+        <w:pStyle w:val="BodyText"/>
+      </w:pPr>
+      <w:r>
+        <w:t xml:space="preserve">Tempat/Tanggal Lahir     </w:t>
+      </w:r>
+      <w:r>
+        <w:tab/>
+      </w:r>
+      <w:r>
+        <w:t xml:space="preserve">: ${ttl_ayah}  </w:t>
+      </w:r>
+    </w:p>
+    <w:p>
+      <w:pPr>
+        <w:pStyle w:val="BodyText"/>
+      </w:pPr>
+      <w:r>
+        <w:t xml:space="preserve">Alamat                   </w:t>
+      </w:r>
+      <w:r>
+        <w:tab/>
+      </w:r>
+      <w:r>
+        <w:t xml:space="preserve">: ${alamat_ayah}  </w:t>
+      </w:r>
+    </w:p>
+    <w:p>
+      <w:pPr>
+        <w:pStyle w:val="BodyText"/>
+      </w:pPr>
+    </w:p>
+    <w:p>
+      <w:pPr>
+        <w:pStyle w:val="BodyText"/>
+      </w:pPr>
+      <w:r>
+        <w:t xml:space="preserve">Surat keterangan ini dibuat untuk keperluan:  </w:t>
+      </w:r>
+    </w:p>
+    <w:p>
+      <w:pPr>
+        <w:pStyle w:val="BodyText"/>
+      </w:pPr>
+      <w:r>
+        <w:t>${keperluan}</w:t>
+      </w:r>
+    </w:p>
+    <w:p>
+      <w:pPr>
+        <w:pStyle w:val="BodyText"/>
+      </w:pPr>
+    </w:p>
+    <w:p>
+      <w:pPr>
+        <w:pStyle w:val="BodyText"/>
+      </w:pPr>
+      <w:r>
+        <w:t>Demikian</w:t>
+      </w:r>
+      <w:r>
+        <w:rPr>
+          <w:spacing w:val="-5"/>
+        </w:rPr>
+        <w:t xml:space="preserve"> </w:t>
+      </w:r>
+      <w:r>
+        <w:t>Surat Keterangan</w:t>
+      </w:r>
       <w:r>
         <w:rPr>
           <w:spacing w:val="-4"/>
-          <w:position w:val="1"/>
-        </w:rPr>
-        <w:t>Nama</w:t>
-      </w:r>
-      <w:r>
-        <w:rPr>
-          <w:position w:val="1"/>
-        </w:rPr>
-        <w:tab/>
-      </w:r>
-      <w:r>
-        <w:rPr>
-          <w:rFonts w:ascii="Calibri"/>
-          <w:b/>
-          <w:spacing w:val="-10"/>
-          <w:position w:val="2"/>
-          <w:sz w:val="22"/>
-        </w:rPr>
-        <w:t>:</w:t>
-      </w:r>
-      <w:r>
-        <w:rPr>
-          <w:rFonts w:ascii="Calibri"/>
-          <w:b/>
-          <w:position w:val="2"/>
-          <w:sz w:val="22"/>
-        </w:rPr>
-        <w:tab/>
-      </w:r>
-      <w:r>
-        <w:rPr>
-          <w:rFonts w:ascii="Calibri"/>
-        </w:rPr>
-        <w:t>H </w:t>
-      </w:r>
-      <w:r>
-        <w:rPr>
-          <w:rFonts w:ascii="Calibri"/>
+        </w:rPr>
+        <w:t xml:space="preserve"> </w:t>
+      </w:r>
+      <w:r>
+        <w:t>ini</w:t>
+      </w:r>
+      <w:r>
+        <w:rPr>
+          <w:spacing w:val="2"/>
+        </w:rPr>
+        <w:t xml:space="preserve"> </w:t>
+      </w:r>
+      <w:r>
+        <w:t>dibuat</w:t>
+      </w:r>
+      <w:r>
+        <w:rPr>
           <w:spacing w:val="-2"/>
         </w:rPr>
-        <w:t>SURATEMAN</w:t>
-      </w:r>
-    </w:p>
-    <w:p>
-      <w:pPr>
-        <w:pStyle w:val="BodyText"/>
-        <w:tabs>
-          <w:tab w:pos="3501" w:val="left" w:leader="none"/>
-          <w:tab w:pos="3779" w:val="left" w:leader="none"/>
-        </w:tabs>
-        <w:spacing w:before="16"/>
-        <w:rPr>
-          <w:rFonts w:ascii="Calibri"/>
-        </w:rPr>
-      </w:pPr>
+        <w:t xml:space="preserve"> </w:t>
+      </w:r>
+      <w:r>
+        <w:t>untuk</w:t>
+      </w:r>
+      <w:r>
+        <w:rPr>
+          <w:spacing w:val="-1"/>
+        </w:rPr>
+        <w:t xml:space="preserve"> </w:t>
+      </w:r>
+      <w:r>
+        <w:t>dipergunakan sebagaimana</w:t>
+      </w:r>
+      <w:r>
+        <w:rPr>
+          <w:spacing w:val="-3"/>
+        </w:rPr>
+        <w:t xml:space="preserve"> </w:t>
+      </w:r>
       <w:r>
         <w:rPr>
           <w:spacing w:val="-2"/>
-          <w:position w:val="1"/>
-        </w:rPr>
-        <w:t>Jabatan</w:t>
-      </w:r>
-      <w:r>
-        <w:rPr>
-          <w:position w:val="1"/>
-        </w:rPr>
-        <w:tab/>
-      </w:r>
-      <w:r>
-        <w:rPr>
-          <w:rFonts w:ascii="Calibri"/>
-          <w:b/>
-          <w:spacing w:val="-10"/>
-          <w:position w:val="2"/>
-          <w:sz w:val="22"/>
-        </w:rPr>
-        <w:t>:</w:t>
-      </w:r>
-      <w:r>
-        <w:rPr>
-          <w:rFonts w:ascii="Calibri"/>
-          <w:b/>
-          <w:position w:val="2"/>
-          <w:sz w:val="22"/>
-        </w:rPr>
-        <w:tab/>
-      </w:r>
-      <w:r>
-        <w:rPr>
-          <w:rFonts w:ascii="Calibri"/>
-        </w:rPr>
-        <w:t>Kepala </w:t>
-      </w:r>
-      <w:r>
-        <w:rPr>
-          <w:rFonts w:ascii="Calibri"/>
-          <w:spacing w:val="-4"/>
-        </w:rPr>
-        <w:t>Desa</w:t>
-      </w:r>
-    </w:p>
-    <w:p>
-      <w:pPr>
-        <w:pStyle w:val="BodyText"/>
-        <w:spacing w:before="18"/>
-      </w:pPr>
-      <w:r>
-        <w:rPr/>
-        <w:t>Dengan</w:t>
-      </w:r>
-      <w:r>
-        <w:rPr>
-          <w:spacing w:val="-2"/>
-        </w:rPr>
-        <w:t> </w:t>
-      </w:r>
-      <w:r>
-        <w:rPr/>
-        <w:t>ini</w:t>
-      </w:r>
-      <w:r>
-        <w:rPr>
-          <w:spacing w:val="-1"/>
-        </w:rPr>
-        <w:t> </w:t>
-      </w:r>
-      <w:r>
-        <w:rPr/>
-        <w:t>menerangkan</w:t>
-      </w:r>
-      <w:r>
-        <w:rPr>
-          <w:spacing w:val="1"/>
-        </w:rPr>
-        <w:t> </w:t>
-      </w:r>
-      <w:r>
-        <w:rPr/>
-        <w:t>bahwa</w:t>
-      </w:r>
-      <w:r>
-        <w:rPr>
-          <w:spacing w:val="-5"/>
-        </w:rPr>
-        <w:t> </w:t>
-      </w:r>
-      <w:r>
-        <w:rPr>
-          <w:spacing w:val="-10"/>
-        </w:rPr>
-        <w:t>:</w:t>
-      </w:r>
-    </w:p>
-    <w:p>
-      <w:pPr>
-        <w:pStyle w:val="BodyText"/>
-        <w:tabs>
-          <w:tab w:pos="3501" w:val="left" w:leader="none"/>
-          <w:tab w:pos="3779" w:val="left" w:leader="none"/>
-        </w:tabs>
-        <w:spacing w:line="273" w:lineRule="auto" w:before="39"/>
-        <w:ind w:right="4274"/>
-      </w:pPr>
-      <w:r>
-        <w:rPr/>
-        <w:t>Nama Lengkap Anak</w:t>
-        <w:tab/>
-      </w:r>
-      <w:r>
-        <w:rPr>
-          <w:rFonts w:ascii="Calibri"/>
-          <w:spacing w:val="-10"/>
-          <w:position w:val="1"/>
-          <w:sz w:val="22"/>
-        </w:rPr>
-        <w:t>:</w:t>
-      </w:r>
-      <w:r>
-        <w:rPr>
-          <w:rFonts w:ascii="Calibri"/>
-          <w:position w:val="1"/>
-          <w:sz w:val="22"/>
-        </w:rPr>
-        <w:tab/>
-      </w:r>
-      <w:r>
-        <w:rPr/>
-        <w:t>AKHMAD</w:t>
-      </w:r>
-      <w:r>
-        <w:rPr>
-          <w:spacing w:val="-15"/>
-        </w:rPr>
-        <w:t> </w:t>
-      </w:r>
-      <w:r>
-        <w:rPr/>
-        <w:t>IQBAL</w:t>
-      </w:r>
-      <w:r>
-        <w:rPr>
-          <w:spacing w:val="-15"/>
-        </w:rPr>
-        <w:t> </w:t>
-      </w:r>
-      <w:r>
-        <w:rPr/>
-        <w:t>HAKIM Anak ke</w:t>
-        <w:tab/>
-      </w:r>
-      <w:r>
-        <w:rPr>
-          <w:rFonts w:ascii="Calibri"/>
-          <w:spacing w:val="-10"/>
-          <w:position w:val="1"/>
-          <w:sz w:val="22"/>
-        </w:rPr>
-        <w:t>:</w:t>
-      </w:r>
-      <w:r>
-        <w:rPr>
-          <w:rFonts w:ascii="Calibri"/>
-          <w:position w:val="1"/>
-          <w:sz w:val="22"/>
-        </w:rPr>
-        <w:tab/>
-      </w:r>
-      <w:r>
-        <w:rPr>
-          <w:spacing w:val="-2"/>
-        </w:rPr>
-        <w:t>1(Satu)</w:t>
-      </w:r>
-    </w:p>
-    <w:p>
-      <w:pPr>
-        <w:tabs>
-          <w:tab w:pos="3501" w:val="left" w:leader="none"/>
-          <w:tab w:pos="3779" w:val="left" w:leader="none"/>
-        </w:tabs>
-        <w:spacing w:before="4"/>
-        <w:ind w:left="314" w:right="0" w:firstLine="0"/>
-        <w:jc w:val="left"/>
-        <w:rPr>
-          <w:rFonts w:ascii="Calibri"/>
-          <w:sz w:val="22"/>
-        </w:rPr>
-      </w:pPr>
-      <w:r>
-        <w:rPr>
-          <w:position w:val="1"/>
+        </w:rPr>
+        <w:t>mestinya</w:t>
+      </w:r>
+    </w:p>
+    <w:p>
+      <w:pPr>
+        <w:ind w:left="7555"/>
+        <w:rPr>
           <w:sz w:val="24"/>
         </w:rPr>
-        <w:t>Dilahirkan</w:t>
-      </w:r>
-      <w:r>
-        <w:rPr>
-          <w:spacing w:val="-3"/>
-          <w:position w:val="1"/>
+      </w:pPr>
+    </w:p>
+    <w:tbl>
+      <w:tblPr>
+        <w:tblStyle w:val="TableGrid"/>
+        <w:tblpPr w:leftFromText="180" w:rightFromText="180" w:vertAnchor="text" w:horzAnchor="margin" w:tblpXSpec="right" w:tblpY="1"/>
+        <w:tblW w:w="0" w:type="auto"/>
+        <w:tblBorders>
+          <w:top w:val="none" w:sz="0" w:space="0" w:color="auto"/>
+          <w:left w:val="none" w:sz="0" w:space="0" w:color="auto"/>
+          <w:bottom w:val="none" w:sz="0" w:space="0" w:color="auto"/>
+          <w:right w:val="none" w:sz="0" w:space="0" w:color="auto"/>
+          <w:insideH w:val="none" w:sz="0" w:space="0" w:color="auto"/>
+          <w:insideV w:val="none" w:sz="0" w:space="0" w:color="auto"/>
+        </w:tblBorders>
+        <w:tblLook w:val="04A0" w:firstRow="1" w:lastRow="0" w:firstColumn="1" w:lastColumn="0" w:noHBand="0" w:noVBand="1"/>
+      </w:tblPr>
+      <w:tblGrid>
+        <w:gridCol w:w="3130"/>
+      </w:tblGrid>
+      <w:tr>
+        <w:trPr>
+          <w:trHeight w:val="593"/>
+        </w:trPr>
+        <w:tc>
+          <w:tcPr>
+            <w:tcW w:w="3130" w:type="dxa"/>
+            <w:vAlign w:val="bottom"/>
+          </w:tcPr>
+          <w:p>
+            <w:pPr>
+              <w:pStyle w:val="BodyText"/>
+              <w:tabs>
+                <w:tab w:val="left" w:pos="8959"/>
+              </w:tabs>
+              <w:spacing w:before="1" w:line="273" w:lineRule="auto"/>
+              <w:ind w:left="0" w:right="291"/>
+              <w:rPr>
+                <w:spacing w:val="-2"/>
+              </w:rPr>
+            </w:pPr>
+            <w:r>
+              <w:rPr>
+                <w:spacing w:val="-2"/>
+              </w:rPr>
+              <w:t>Pakukerto, ${tgl_surat}</w:t>
+            </w:r>
+          </w:p>
+        </w:tc>
+      </w:tr>
+      <w:tr>
+        <w:trPr>
+          <w:trHeight w:val="1804"/>
+        </w:trPr>
+        <w:tc>
+          <w:tcPr>
+            <w:tcW w:w="3130" w:type="dxa"/>
+          </w:tcPr>
+          <w:p>
+            <w:pPr>
+              <w:pStyle w:val="BodyText"/>
+              <w:tabs>
+                <w:tab w:val="left" w:pos="8959"/>
+              </w:tabs>
+              <w:spacing w:before="1" w:line="273" w:lineRule="auto"/>
+              <w:ind w:left="0" w:right="291"/>
+              <w:rPr>
+                <w:spacing w:val="-2"/>
+              </w:rPr>
+            </w:pPr>
+            <w:r>
+              <w:rPr>
+                <w:spacing w:val="-2"/>
+              </w:rPr>
+              <w:t>Desa Pakukerto</w:t>
+            </w:r>
+          </w:p>
+        </w:tc>
+      </w:tr>
+      <w:tr>
+        <w:trPr>
+          <w:trHeight w:val="568"/>
+        </w:trPr>
+        <w:tc>
+          <w:tcPr>
+            <w:tcW w:w="3130" w:type="dxa"/>
+            <w:vAlign w:val="bottom"/>
+          </w:tcPr>
+          <w:p>
+            <w:pPr>
+              <w:pStyle w:val="BodyText"/>
+              <w:tabs>
+                <w:tab w:val="left" w:pos="8959"/>
+              </w:tabs>
+              <w:spacing w:before="1" w:line="273" w:lineRule="auto"/>
+              <w:ind w:left="0" w:right="291"/>
+              <w:rPr>
+                <w:spacing w:val="-2"/>
+                <w:u w:val="single"/>
+              </w:rPr>
+            </w:pPr>
+            <w:r>
+              <w:rPr>
+                <w:spacing w:val="-2"/>
+                <w:u w:val="single"/>
+              </w:rPr>
+              <w:t>H SURATEMAN</w:t>
+            </w:r>
+          </w:p>
+        </w:tc>
+      </w:tr>
+    </w:tbl>
+    <w:p>
+      <w:pPr>
+        <w:ind w:left="7555"/>
+        <w:rPr>
           <w:sz w:val="24"/>
         </w:rPr>
-        <w:t> </w:t>
-      </w:r>
-      <w:r>
-        <w:rPr>
-          <w:spacing w:val="-5"/>
-          <w:position w:val="1"/>
-          <w:sz w:val="24"/>
-        </w:rPr>
-        <w:t>di</w:t>
-      </w:r>
-      <w:r>
-        <w:rPr>
-          <w:position w:val="1"/>
-          <w:sz w:val="24"/>
-        </w:rPr>
-        <w:tab/>
-      </w:r>
-      <w:r>
-        <w:rPr>
-          <w:rFonts w:ascii="Calibri"/>
-          <w:spacing w:val="-10"/>
-          <w:position w:val="2"/>
-          <w:sz w:val="22"/>
-        </w:rPr>
-        <w:t>:</w:t>
-      </w:r>
-      <w:r>
-        <w:rPr>
-          <w:rFonts w:ascii="Calibri"/>
-          <w:position w:val="2"/>
-          <w:sz w:val="22"/>
-        </w:rPr>
-        <w:tab/>
-      </w:r>
-      <w:r>
-        <w:rPr>
-          <w:rFonts w:ascii="Calibri"/>
-          <w:spacing w:val="-2"/>
-          <w:sz w:val="22"/>
-        </w:rPr>
-        <w:t>Pasuruan,23/08/2023</w:t>
-      </w:r>
-    </w:p>
-    <w:p>
-      <w:pPr>
-        <w:pStyle w:val="BodyText"/>
-        <w:tabs>
-          <w:tab w:pos="3501" w:val="left" w:leader="none"/>
-          <w:tab w:pos="3779" w:val="left" w:leader="none"/>
-        </w:tabs>
-        <w:spacing w:before="19"/>
-      </w:pPr>
-      <w:r>
-        <w:rPr/>
-        <w:t>Alamat</w:t>
-      </w:r>
-      <w:r>
-        <w:rPr>
-          <w:spacing w:val="-2"/>
-        </w:rPr>
-        <w:t> </w:t>
-      </w:r>
-      <w:r>
-        <w:rPr>
-          <w:spacing w:val="-4"/>
-        </w:rPr>
-        <w:t>Anak</w:t>
-      </w:r>
-      <w:r>
-        <w:rPr/>
-        <w:tab/>
-      </w:r>
-      <w:r>
-        <w:rPr>
-          <w:rFonts w:ascii="Calibri"/>
-          <w:spacing w:val="-10"/>
-          <w:position w:val="1"/>
-          <w:sz w:val="22"/>
-        </w:rPr>
-        <w:t>:</w:t>
-      </w:r>
-      <w:r>
-        <w:rPr>
-          <w:rFonts w:ascii="Calibri"/>
-          <w:position w:val="1"/>
-          <w:sz w:val="22"/>
-        </w:rPr>
-        <w:tab/>
-      </w:r>
-      <w:r>
-        <w:rPr/>
-        <w:t>Dusun</w:t>
-      </w:r>
-      <w:r>
-        <w:rPr>
-          <w:spacing w:val="-1"/>
-        </w:rPr>
-        <w:t> </w:t>
-      </w:r>
-      <w:r>
-        <w:rPr/>
-        <w:t>Gendol</w:t>
-      </w:r>
-      <w:r>
-        <w:rPr>
-          <w:spacing w:val="-1"/>
-        </w:rPr>
-        <w:t> </w:t>
-      </w:r>
-      <w:r>
-        <w:rPr/>
-        <w:t>RT 003</w:t>
-      </w:r>
-      <w:r>
-        <w:rPr>
-          <w:spacing w:val="-1"/>
-        </w:rPr>
-        <w:t> </w:t>
-      </w:r>
-      <w:r>
-        <w:rPr/>
-        <w:t>RW 004</w:t>
-      </w:r>
-      <w:r>
-        <w:rPr>
-          <w:spacing w:val="-1"/>
-        </w:rPr>
-        <w:t> </w:t>
-      </w:r>
-      <w:r>
-        <w:rPr/>
-        <w:t>Desa</w:t>
-      </w:r>
-      <w:r>
-        <w:rPr>
-          <w:spacing w:val="-1"/>
-        </w:rPr>
-        <w:t> </w:t>
-      </w:r>
-      <w:r>
-        <w:rPr>
-          <w:spacing w:val="-2"/>
-        </w:rPr>
-        <w:t>Pakukerto</w:t>
-      </w:r>
-    </w:p>
-    <w:p>
-      <w:pPr>
-        <w:pStyle w:val="BodyText"/>
-        <w:tabs>
-          <w:tab w:pos="3501" w:val="left" w:leader="none"/>
-          <w:tab w:pos="3779" w:val="left" w:leader="none"/>
-        </w:tabs>
-        <w:spacing w:before="38"/>
-      </w:pPr>
-      <w:r>
-        <w:rPr/>
-        <w:t>Penolong </w:t>
-      </w:r>
-      <w:r>
-        <w:rPr>
-          <w:spacing w:val="-2"/>
-        </w:rPr>
-        <w:t>Kelahiran</w:t>
-      </w:r>
-      <w:r>
-        <w:rPr/>
-        <w:tab/>
-      </w:r>
-      <w:r>
-        <w:rPr>
-          <w:rFonts w:ascii="Calibri"/>
-          <w:b/>
-          <w:spacing w:val="-10"/>
-          <w:position w:val="1"/>
-          <w:sz w:val="22"/>
-        </w:rPr>
-        <w:t>:</w:t>
-      </w:r>
-      <w:r>
-        <w:rPr>
-          <w:rFonts w:ascii="Calibri"/>
-          <w:b/>
-          <w:position w:val="1"/>
-          <w:sz w:val="22"/>
-        </w:rPr>
-        <w:tab/>
-      </w:r>
-      <w:r>
-        <w:rPr>
-          <w:spacing w:val="-10"/>
-        </w:rPr>
-        <w:t>-</w:t>
-      </w:r>
-    </w:p>
-    <w:p>
-      <w:pPr>
-        <w:pStyle w:val="BodyText"/>
-        <w:tabs>
-          <w:tab w:pos="3501" w:val="left" w:leader="none"/>
-          <w:tab w:pos="3779" w:val="left" w:leader="none"/>
-        </w:tabs>
-        <w:spacing w:before="39"/>
-      </w:pPr>
-      <w:r>
-        <w:rPr/>
-        <w:t>Alamat</w:t>
-      </w:r>
-      <w:r>
-        <w:rPr>
-          <w:spacing w:val="-2"/>
-        </w:rPr>
-        <w:t> Penolong</w:t>
-      </w:r>
-      <w:r>
-        <w:rPr/>
-        <w:tab/>
-      </w:r>
-      <w:r>
-        <w:rPr>
-          <w:rFonts w:ascii="Calibri"/>
-          <w:spacing w:val="-10"/>
-          <w:position w:val="1"/>
-          <w:sz w:val="22"/>
-        </w:rPr>
-        <w:t>:</w:t>
-      </w:r>
-      <w:r>
-        <w:rPr>
-          <w:rFonts w:ascii="Calibri"/>
-          <w:position w:val="1"/>
-          <w:sz w:val="22"/>
-        </w:rPr>
-        <w:tab/>
-      </w:r>
-      <w:r>
-        <w:rPr>
-          <w:spacing w:val="-10"/>
-        </w:rPr>
-        <w:t>-</w:t>
-      </w:r>
-    </w:p>
-    <w:p>
-      <w:pPr>
-        <w:pStyle w:val="BodyText"/>
-        <w:spacing w:before="41"/>
-      </w:pPr>
-      <w:r>
-        <w:rPr/>
-        <w:t>Adalah</w:t>
-      </w:r>
-      <w:r>
-        <w:rPr>
-          <w:spacing w:val="-3"/>
-        </w:rPr>
-        <w:t> </w:t>
-      </w:r>
-      <w:r>
-        <w:rPr/>
-        <w:t>anak</w:t>
-      </w:r>
-      <w:r>
-        <w:rPr>
-          <w:spacing w:val="-3"/>
-        </w:rPr>
-        <w:t> </w:t>
-      </w:r>
-      <w:r>
-        <w:rPr/>
-        <w:t>dari</w:t>
-      </w:r>
-      <w:r>
-        <w:rPr>
-          <w:spacing w:val="-2"/>
-        </w:rPr>
-        <w:t> </w:t>
-      </w:r>
-      <w:r>
-        <w:rPr/>
-        <w:t>suami</w:t>
-      </w:r>
-      <w:r>
-        <w:rPr>
-          <w:spacing w:val="2"/>
-        </w:rPr>
-        <w:t> </w:t>
-      </w:r>
-      <w:r>
-        <w:rPr/>
-        <w:t>istri tersebut di bawah</w:t>
-      </w:r>
-      <w:r>
-        <w:rPr>
-          <w:spacing w:val="-3"/>
-        </w:rPr>
-        <w:t> </w:t>
-      </w:r>
-      <w:r>
-        <w:rPr/>
-        <w:t>ini</w:t>
-      </w:r>
-      <w:r>
-        <w:rPr>
-          <w:spacing w:val="2"/>
-        </w:rPr>
-        <w:t> </w:t>
-      </w:r>
-      <w:r>
-        <w:rPr>
-          <w:spacing w:val="-10"/>
-        </w:rPr>
-        <w:t>:</w:t>
-      </w:r>
-    </w:p>
-    <w:p>
-      <w:pPr>
-        <w:spacing w:before="38"/>
-        <w:ind w:left="314" w:right="0" w:firstLine="0"/>
-        <w:jc w:val="left"/>
-        <w:rPr>
-          <w:sz w:val="24"/>
-        </w:rPr>
-      </w:pPr>
-      <w:r>
-        <w:rPr>
-          <w:spacing w:val="-5"/>
-          <w:sz w:val="24"/>
-        </w:rPr>
-        <w:t>IBU</w:t>
-      </w:r>
-    </w:p>
-    <w:p>
-      <w:pPr>
-        <w:tabs>
-          <w:tab w:pos="3501" w:val="left" w:leader="none"/>
-          <w:tab w:pos="3779" w:val="left" w:leader="none"/>
-        </w:tabs>
-        <w:spacing w:before="39"/>
-        <w:ind w:left="314" w:right="0" w:firstLine="0"/>
-        <w:jc w:val="left"/>
-        <w:rPr>
-          <w:sz w:val="24"/>
-        </w:rPr>
-      </w:pPr>
-      <w:r>
-        <w:rPr>
-          <w:spacing w:val="-5"/>
-          <w:sz w:val="24"/>
-        </w:rPr>
-        <w:t>NIK</w:t>
-      </w:r>
-      <w:r>
-        <w:rPr>
-          <w:sz w:val="24"/>
-        </w:rPr>
-        <w:tab/>
-      </w:r>
-      <w:r>
-        <w:rPr>
-          <w:rFonts w:ascii="Calibri"/>
-          <w:spacing w:val="-10"/>
-          <w:position w:val="1"/>
-          <w:sz w:val="22"/>
-        </w:rPr>
-        <w:t>:</w:t>
-      </w:r>
-      <w:r>
-        <w:rPr>
-          <w:rFonts w:ascii="Calibri"/>
-          <w:position w:val="1"/>
-          <w:sz w:val="22"/>
-        </w:rPr>
-        <w:tab/>
-      </w:r>
-      <w:r>
-        <w:rPr>
-          <w:spacing w:val="-2"/>
-          <w:sz w:val="24"/>
-        </w:rPr>
-        <w:t>3514094312020004</w:t>
-      </w:r>
-    </w:p>
-    <w:p>
-      <w:pPr>
-        <w:pStyle w:val="BodyText"/>
-        <w:tabs>
-          <w:tab w:pos="3501" w:val="left" w:leader="none"/>
-          <w:tab w:pos="3779" w:val="left" w:leader="none"/>
-        </w:tabs>
-        <w:spacing w:before="38"/>
-      </w:pPr>
-      <w:r>
-        <w:rPr>
-          <w:spacing w:val="-4"/>
-        </w:rPr>
-        <w:t>Nama</w:t>
-      </w:r>
-      <w:r>
-        <w:rPr/>
-        <w:tab/>
-      </w:r>
-      <w:r>
-        <w:rPr>
-          <w:rFonts w:ascii="Calibri"/>
-          <w:spacing w:val="-10"/>
-          <w:position w:val="1"/>
-          <w:sz w:val="22"/>
-        </w:rPr>
-        <w:t>:</w:t>
-      </w:r>
-      <w:r>
-        <w:rPr>
-          <w:rFonts w:ascii="Calibri"/>
-          <w:position w:val="1"/>
-          <w:sz w:val="22"/>
-        </w:rPr>
-        <w:tab/>
-      </w:r>
-      <w:r>
-        <w:rPr/>
-        <w:t>RINA</w:t>
-      </w:r>
-      <w:r>
-        <w:rPr>
-          <w:spacing w:val="-4"/>
-        </w:rPr>
-        <w:t> </w:t>
-      </w:r>
-      <w:r>
-        <w:rPr>
-          <w:spacing w:val="-2"/>
-        </w:rPr>
-        <w:t>JULIATI</w:t>
-      </w:r>
-    </w:p>
-    <w:p>
-      <w:pPr>
-        <w:pStyle w:val="BodyText"/>
-        <w:tabs>
-          <w:tab w:pos="3501" w:val="left" w:leader="none"/>
-          <w:tab w:pos="3779" w:val="left" w:leader="none"/>
-        </w:tabs>
-        <w:spacing w:line="120" w:lineRule="auto" w:before="130"/>
-        <w:ind w:left="3780" w:right="5663" w:hanging="3466"/>
-      </w:pPr>
-      <w:r>
-        <w:rPr/>
-        <w:t>Tempat/Tanggal Lahir</w:t>
-        <w:tab/>
-      </w:r>
-      <w:r>
-        <w:rPr>
-          <w:rFonts w:ascii="Calibri"/>
-          <w:spacing w:val="-10"/>
-          <w:position w:val="1"/>
-          <w:sz w:val="22"/>
-        </w:rPr>
-        <w:t>:</w:t>
-      </w:r>
-      <w:r>
-        <w:rPr>
-          <w:rFonts w:ascii="Calibri"/>
-          <w:position w:val="1"/>
-          <w:sz w:val="22"/>
-        </w:rPr>
-        <w:tab/>
-      </w:r>
-      <w:r>
-        <w:rPr>
-          <w:spacing w:val="-2"/>
-          <w:position w:val="14"/>
-        </w:rPr>
-        <w:t>PASURUAN, </w:t>
-      </w:r>
-      <w:r>
-        <w:rPr>
-          <w:spacing w:val="-2"/>
-        </w:rPr>
-        <w:t>03/12/2002</w:t>
-      </w:r>
-    </w:p>
-    <w:p>
-      <w:pPr>
-        <w:pStyle w:val="BodyText"/>
-        <w:tabs>
-          <w:tab w:pos="3501" w:val="left" w:leader="none"/>
-          <w:tab w:pos="3779" w:val="left" w:leader="none"/>
-        </w:tabs>
-        <w:spacing w:before="49"/>
-        <w:rPr>
-          <w:position w:val="1"/>
-        </w:rPr>
-      </w:pPr>
-      <w:r>
-        <w:rPr>
-          <w:spacing w:val="-2"/>
-          <w:position w:val="1"/>
-        </w:rPr>
-        <w:t>Alamat</w:t>
-      </w:r>
-      <w:r>
-        <w:rPr>
-          <w:position w:val="1"/>
-        </w:rPr>
-        <w:tab/>
-      </w:r>
-      <w:r>
-        <w:rPr>
-          <w:rFonts w:ascii="Calibri"/>
-          <w:spacing w:val="-10"/>
-          <w:sz w:val="22"/>
-        </w:rPr>
-        <w:t>:</w:t>
-      </w:r>
-      <w:r>
-        <w:rPr>
-          <w:rFonts w:ascii="Calibri"/>
-          <w:sz w:val="22"/>
-        </w:rPr>
-        <w:tab/>
-      </w:r>
-      <w:r>
-        <w:rPr>
-          <w:position w:val="1"/>
-        </w:rPr>
-        <w:t>Dusun</w:t>
-      </w:r>
-      <w:r>
-        <w:rPr>
-          <w:spacing w:val="-1"/>
-          <w:position w:val="1"/>
-        </w:rPr>
-        <w:t> </w:t>
-      </w:r>
-      <w:r>
-        <w:rPr>
-          <w:position w:val="1"/>
-        </w:rPr>
-        <w:t>Gendol</w:t>
-      </w:r>
-      <w:r>
-        <w:rPr>
-          <w:spacing w:val="-1"/>
-          <w:position w:val="1"/>
-        </w:rPr>
-        <w:t> </w:t>
-      </w:r>
-      <w:r>
-        <w:rPr>
-          <w:position w:val="1"/>
-        </w:rPr>
-        <w:t>RT 003</w:t>
-      </w:r>
-      <w:r>
-        <w:rPr>
-          <w:spacing w:val="-1"/>
-          <w:position w:val="1"/>
-        </w:rPr>
-        <w:t> </w:t>
-      </w:r>
-      <w:r>
-        <w:rPr>
-          <w:position w:val="1"/>
-        </w:rPr>
-        <w:t>RW 004</w:t>
-      </w:r>
-      <w:r>
-        <w:rPr>
-          <w:spacing w:val="-1"/>
-          <w:position w:val="1"/>
-        </w:rPr>
-        <w:t> </w:t>
-      </w:r>
-      <w:r>
-        <w:rPr>
-          <w:position w:val="1"/>
-        </w:rPr>
-        <w:t>Desa</w:t>
-      </w:r>
-      <w:r>
-        <w:rPr>
-          <w:spacing w:val="-1"/>
-          <w:position w:val="1"/>
-        </w:rPr>
-        <w:t> </w:t>
-      </w:r>
-      <w:r>
-        <w:rPr>
-          <w:spacing w:val="-2"/>
-          <w:position w:val="1"/>
-        </w:rPr>
-        <w:t>Pakukerto</w:t>
-      </w:r>
-    </w:p>
-    <w:p>
-      <w:pPr>
-        <w:spacing w:before="46"/>
-        <w:ind w:left="3780" w:right="0" w:firstLine="0"/>
-        <w:jc w:val="left"/>
-        <w:rPr>
-          <w:rFonts w:ascii="Calibri"/>
-          <w:sz w:val="22"/>
-        </w:rPr>
-      </w:pPr>
-      <w:r>
-        <w:rPr>
-          <w:rFonts w:ascii="Calibri"/>
-          <w:sz w:val="22"/>
-        </w:rPr>
-        <w:t>Kecamatan</w:t>
-      </w:r>
-      <w:r>
-        <w:rPr>
-          <w:rFonts w:ascii="Calibri"/>
-          <w:spacing w:val="-5"/>
-          <w:sz w:val="22"/>
-        </w:rPr>
-        <w:t> </w:t>
-      </w:r>
-      <w:r>
-        <w:rPr>
-          <w:rFonts w:ascii="Calibri"/>
-          <w:sz w:val="22"/>
-        </w:rPr>
-        <w:t>Sukorejo</w:t>
-      </w:r>
-      <w:r>
-        <w:rPr>
-          <w:rFonts w:ascii="Calibri"/>
-          <w:spacing w:val="-7"/>
-          <w:sz w:val="22"/>
-        </w:rPr>
-        <w:t> </w:t>
-      </w:r>
-      <w:r>
-        <w:rPr>
-          <w:rFonts w:ascii="Calibri"/>
-          <w:sz w:val="22"/>
-        </w:rPr>
-        <w:t>Kabupaten</w:t>
-      </w:r>
-      <w:r>
-        <w:rPr>
-          <w:rFonts w:ascii="Calibri"/>
-          <w:spacing w:val="-7"/>
-          <w:sz w:val="22"/>
-        </w:rPr>
-        <w:t> </w:t>
-      </w:r>
-      <w:r>
-        <w:rPr>
-          <w:rFonts w:ascii="Calibri"/>
-          <w:spacing w:val="-2"/>
-          <w:sz w:val="22"/>
-        </w:rPr>
-        <w:t>Pasuruan</w:t>
-      </w:r>
-    </w:p>
-    <w:p>
-      <w:pPr>
-        <w:spacing w:before="0"/>
-        <w:ind w:left="314" w:right="0" w:firstLine="0"/>
-        <w:jc w:val="left"/>
-        <w:rPr>
-          <w:sz w:val="24"/>
-        </w:rPr>
-      </w:pPr>
-      <w:r>
-        <w:rPr>
-          <w:spacing w:val="-4"/>
-          <w:sz w:val="24"/>
-        </w:rPr>
-        <w:t>AYAH</w:t>
-      </w:r>
-    </w:p>
-    <w:p>
-      <w:pPr>
-        <w:tabs>
-          <w:tab w:pos="3501" w:val="left" w:leader="none"/>
-        </w:tabs>
-        <w:spacing w:before="57"/>
-        <w:ind w:left="314" w:right="0" w:firstLine="0"/>
-        <w:jc w:val="left"/>
-        <w:rPr>
-          <w:rFonts w:ascii="Calibri"/>
-          <w:position w:val="1"/>
-          <w:sz w:val="22"/>
-        </w:rPr>
-      </w:pPr>
-      <w:r>
-        <w:rPr>
-          <w:spacing w:val="-5"/>
-          <w:sz w:val="24"/>
-        </w:rPr>
-        <w:t>NIK</w:t>
-      </w:r>
-      <w:r>
-        <w:rPr>
-          <w:sz w:val="24"/>
-        </w:rPr>
-        <w:tab/>
-      </w:r>
-      <w:r>
-        <w:rPr>
-          <w:rFonts w:ascii="Calibri"/>
-          <w:spacing w:val="-10"/>
-          <w:position w:val="1"/>
-          <w:sz w:val="22"/>
-        </w:rPr>
-        <w:t>:</w:t>
-      </w:r>
-    </w:p>
-    <w:p>
-      <w:pPr>
-        <w:tabs>
-          <w:tab w:pos="3501" w:val="left" w:leader="none"/>
-        </w:tabs>
-        <w:spacing w:before="41"/>
-        <w:ind w:left="314" w:right="0" w:firstLine="0"/>
-        <w:jc w:val="left"/>
-        <w:rPr>
-          <w:rFonts w:ascii="Calibri"/>
-          <w:position w:val="1"/>
-          <w:sz w:val="22"/>
-        </w:rPr>
-      </w:pPr>
-      <w:r>
-        <w:rPr>
-          <w:spacing w:val="-4"/>
-          <w:sz w:val="24"/>
-        </w:rPr>
-        <w:t>NAMA</w:t>
-      </w:r>
-      <w:r>
-        <w:rPr>
-          <w:sz w:val="24"/>
-        </w:rPr>
-        <w:tab/>
-      </w:r>
-      <w:r>
-        <w:rPr>
-          <w:rFonts w:ascii="Calibri"/>
-          <w:spacing w:val="-10"/>
-          <w:position w:val="1"/>
-          <w:sz w:val="22"/>
-        </w:rPr>
-        <w:t>:</w:t>
-      </w:r>
-    </w:p>
-    <w:p>
-      <w:pPr>
-        <w:pStyle w:val="BodyText"/>
-        <w:tabs>
-          <w:tab w:pos="3501" w:val="left" w:leader="none"/>
-        </w:tabs>
-        <w:spacing w:before="41"/>
-        <w:rPr>
-          <w:rFonts w:ascii="Calibri"/>
-          <w:sz w:val="22"/>
-        </w:rPr>
-      </w:pPr>
-      <w:r>
-        <w:rPr>
-          <w:position w:val="1"/>
-        </w:rPr>
-        <w:t>Tempat/Tanggal</w:t>
-      </w:r>
-      <w:r>
-        <w:rPr>
-          <w:spacing w:val="-2"/>
-          <w:position w:val="1"/>
-        </w:rPr>
-        <w:t> Lahir</w:t>
-      </w:r>
-      <w:r>
-        <w:rPr>
-          <w:position w:val="1"/>
-        </w:rPr>
-        <w:tab/>
-      </w:r>
-      <w:r>
-        <w:rPr>
-          <w:rFonts w:ascii="Calibri"/>
-          <w:spacing w:val="-10"/>
-          <w:sz w:val="22"/>
-        </w:rPr>
-        <w:t>:</w:t>
-      </w:r>
-    </w:p>
-    <w:p>
-      <w:pPr>
-        <w:pStyle w:val="BodyText"/>
-        <w:tabs>
-          <w:tab w:pos="3779" w:val="left" w:leader="none"/>
-        </w:tabs>
-        <w:spacing w:before="19"/>
-      </w:pPr>
-      <w:r>
-        <w:rPr>
-          <w:spacing w:val="-2"/>
-        </w:rPr>
-        <w:t>Alamat</w:t>
-      </w:r>
-      <w:r>
-        <w:rPr/>
-        <w:tab/>
-        <w:t>Dusun</w:t>
-      </w:r>
-      <w:r>
-        <w:rPr>
-          <w:spacing w:val="-1"/>
-        </w:rPr>
-        <w:t> </w:t>
-      </w:r>
-      <w:r>
-        <w:rPr/>
-        <w:t>Gendol</w:t>
-      </w:r>
-      <w:r>
-        <w:rPr>
-          <w:spacing w:val="-1"/>
-        </w:rPr>
-        <w:t> </w:t>
-      </w:r>
-      <w:r>
-        <w:rPr/>
-        <w:t>RT 001</w:t>
-      </w:r>
-      <w:r>
-        <w:rPr>
-          <w:spacing w:val="-1"/>
-        </w:rPr>
-        <w:t> </w:t>
-      </w:r>
-      <w:r>
-        <w:rPr/>
-        <w:t>RW 004</w:t>
-      </w:r>
-      <w:r>
-        <w:rPr>
-          <w:spacing w:val="-1"/>
-        </w:rPr>
-        <w:t> </w:t>
-      </w:r>
-      <w:r>
-        <w:rPr/>
-        <w:t>Desa</w:t>
-      </w:r>
-      <w:r>
-        <w:rPr>
-          <w:spacing w:val="-1"/>
-        </w:rPr>
-        <w:t> </w:t>
-      </w:r>
-      <w:r>
-        <w:rPr>
-          <w:spacing w:val="-2"/>
-        </w:rPr>
-        <w:t>Pakukerto</w:t>
-      </w:r>
-    </w:p>
-    <w:p>
-      <w:pPr>
-        <w:spacing w:before="67"/>
-        <w:ind w:left="3780" w:right="0" w:firstLine="0"/>
-        <w:jc w:val="left"/>
-        <w:rPr>
-          <w:rFonts w:ascii="Calibri"/>
-          <w:sz w:val="22"/>
-        </w:rPr>
-      </w:pPr>
-      <w:r>
-        <w:rPr>
-          <w:rFonts w:ascii="Calibri"/>
-          <w:sz w:val="22"/>
-        </w:rPr>
-        <w:t>Kecamatan</w:t>
-      </w:r>
-      <w:r>
-        <w:rPr>
-          <w:rFonts w:ascii="Calibri"/>
-          <w:spacing w:val="-6"/>
-          <w:sz w:val="22"/>
-        </w:rPr>
-        <w:t> </w:t>
-      </w:r>
-      <w:r>
-        <w:rPr>
-          <w:rFonts w:ascii="Calibri"/>
-          <w:sz w:val="22"/>
-        </w:rPr>
-        <w:t>Purwosari</w:t>
-      </w:r>
-      <w:r>
-        <w:rPr>
-          <w:rFonts w:ascii="Calibri"/>
-          <w:spacing w:val="-6"/>
-          <w:sz w:val="22"/>
-        </w:rPr>
-        <w:t> </w:t>
-      </w:r>
-      <w:r>
-        <w:rPr>
-          <w:rFonts w:ascii="Calibri"/>
-          <w:sz w:val="22"/>
-        </w:rPr>
-        <w:t>Kabupaten</w:t>
-      </w:r>
-      <w:r>
-        <w:rPr>
-          <w:rFonts w:ascii="Calibri"/>
-          <w:spacing w:val="-4"/>
-          <w:sz w:val="22"/>
-        </w:rPr>
-        <w:t> </w:t>
-      </w:r>
-      <w:r>
-        <w:rPr>
-          <w:rFonts w:ascii="Calibri"/>
-          <w:spacing w:val="-2"/>
-          <w:sz w:val="22"/>
-        </w:rPr>
-        <w:t>Pasuruan</w:t>
-      </w:r>
-    </w:p>
-    <w:p>
-      <w:pPr>
-        <w:pStyle w:val="BodyText"/>
-        <w:spacing w:before="19"/>
-      </w:pPr>
-      <w:r>
-        <w:rPr/>
-        <w:t>Surat</w:t>
-      </w:r>
-      <w:r>
-        <w:rPr>
-          <w:spacing w:val="-3"/>
-        </w:rPr>
-        <w:t> </w:t>
-      </w:r>
-      <w:r>
-        <w:rPr/>
-        <w:t>Keterangan</w:t>
-      </w:r>
-      <w:r>
-        <w:rPr>
-          <w:spacing w:val="-1"/>
-        </w:rPr>
-        <w:t> </w:t>
-      </w:r>
-      <w:r>
-        <w:rPr/>
-        <w:t>ini</w:t>
-      </w:r>
-      <w:r>
-        <w:rPr>
-          <w:spacing w:val="2"/>
-        </w:rPr>
-        <w:t> </w:t>
-      </w:r>
-      <w:r>
-        <w:rPr/>
-        <w:t>digunakan</w:t>
-      </w:r>
-      <w:r>
-        <w:rPr>
-          <w:spacing w:val="-1"/>
-        </w:rPr>
-        <w:t> </w:t>
-      </w:r>
-      <w:r>
-        <w:rPr/>
-        <w:t>untuk</w:t>
-      </w:r>
-      <w:r>
-        <w:rPr>
-          <w:spacing w:val="-1"/>
-        </w:rPr>
-        <w:t> </w:t>
-      </w:r>
-      <w:r>
-        <w:rPr/>
-        <w:t>: pengurusan</w:t>
-      </w:r>
-      <w:r>
-        <w:rPr>
-          <w:spacing w:val="-4"/>
-        </w:rPr>
-        <w:t> </w:t>
-      </w:r>
-      <w:r>
-        <w:rPr/>
-        <w:t>administrasi kependudukan</w:t>
-      </w:r>
-      <w:r>
-        <w:rPr>
-          <w:spacing w:val="-4"/>
-        </w:rPr>
-        <w:t> </w:t>
-      </w:r>
-      <w:r>
-        <w:rPr/>
-        <w:t>ke </w:t>
-      </w:r>
-      <w:r>
-        <w:rPr>
-          <w:spacing w:val="-2"/>
-        </w:rPr>
-        <w:t>disdukcapil.</w:t>
-      </w:r>
-    </w:p>
-    <w:p>
-      <w:pPr>
-        <w:pStyle w:val="BodyText"/>
-        <w:ind w:left="0"/>
-      </w:pPr>
-    </w:p>
-    <w:p>
-      <w:pPr>
-        <w:pStyle w:val="BodyText"/>
-        <w:spacing w:before="5"/>
-        <w:ind w:left="0"/>
-      </w:pPr>
-    </w:p>
-    <w:p>
-      <w:pPr>
-        <w:pStyle w:val="BodyText"/>
-      </w:pPr>
-      <w:r>
-        <w:rPr/>
-        <w:t>Demikian</w:t>
-      </w:r>
-      <w:r>
-        <w:rPr>
-          <w:spacing w:val="-5"/>
-        </w:rPr>
-        <w:t> </w:t>
-      </w:r>
-      <w:r>
-        <w:rPr/>
-        <w:t>Surat Keterangan</w:t>
-      </w:r>
-      <w:r>
-        <w:rPr>
-          <w:spacing w:val="-4"/>
-        </w:rPr>
-        <w:t> </w:t>
-      </w:r>
-      <w:r>
-        <w:rPr/>
-        <w:t>ini</w:t>
-      </w:r>
-      <w:r>
-        <w:rPr>
-          <w:spacing w:val="2"/>
-        </w:rPr>
-        <w:t> </w:t>
-      </w:r>
-      <w:r>
-        <w:rPr/>
-        <w:t>dibuat</w:t>
-      </w:r>
-      <w:r>
-        <w:rPr>
-          <w:spacing w:val="-2"/>
-        </w:rPr>
-        <w:t> </w:t>
-      </w:r>
-      <w:r>
-        <w:rPr/>
-        <w:t>untuk</w:t>
-      </w:r>
-      <w:r>
-        <w:rPr>
-          <w:spacing w:val="-1"/>
-        </w:rPr>
-        <w:t> </w:t>
-      </w:r>
-      <w:r>
-        <w:rPr/>
-        <w:t>dipergunakan sebagaimana</w:t>
-      </w:r>
-      <w:r>
-        <w:rPr>
-          <w:spacing w:val="-3"/>
-        </w:rPr>
-        <w:t> </w:t>
-      </w:r>
-      <w:r>
-        <w:rPr>
-          <w:spacing w:val="-2"/>
-        </w:rPr>
-        <w:t>mestinya</w:t>
-      </w:r>
-    </w:p>
-    <w:p>
-      <w:pPr>
-        <w:pStyle w:val="BodyText"/>
-        <w:tabs>
-          <w:tab w:pos="8805" w:val="left" w:leader="none"/>
-        </w:tabs>
-        <w:spacing w:line="273" w:lineRule="auto" w:before="20"/>
-        <w:ind w:left="7555" w:right="898"/>
-      </w:pPr>
-      <w:r>
-        <w:rPr>
-          <w:spacing w:val="-2"/>
-        </w:rPr>
-        <w:t>Pakukerto,</w:t>
-      </w:r>
-      <w:r>
-        <w:rPr/>
-        <w:tab/>
-      </w:r>
-      <w:r>
-        <w:rPr>
-          <w:spacing w:val="-2"/>
-        </w:rPr>
-        <w:t>23/07/2025 </w:t>
-      </w:r>
-      <w:r>
-        <w:rPr/>
-        <w:t>Kepala Desa Pakukerto</w:t>
-      </w:r>
-    </w:p>
-    <w:p>
-      <w:pPr>
-        <w:pStyle w:val="BodyText"/>
-        <w:ind w:left="0"/>
-      </w:pPr>
-    </w:p>
-    <w:p>
-      <w:pPr>
-        <w:pStyle w:val="BodyText"/>
-        <w:ind w:left="0"/>
-      </w:pPr>
-    </w:p>
-    <w:p>
-      <w:pPr>
-        <w:pStyle w:val="BodyText"/>
-        <w:ind w:left="0"/>
-      </w:pPr>
-    </w:p>
-    <w:p>
-      <w:pPr>
-        <w:pStyle w:val="BodyText"/>
-        <w:ind w:left="0"/>
-      </w:pPr>
-    </w:p>
-    <w:p>
-      <w:pPr>
-        <w:pStyle w:val="BodyText"/>
-        <w:spacing w:before="165"/>
-        <w:ind w:left="0"/>
-      </w:pPr>
-    </w:p>
-    <w:p>
-      <w:pPr>
-        <w:spacing w:before="0"/>
-        <w:ind w:left="7555" w:right="0" w:firstLine="0"/>
-        <w:jc w:val="left"/>
-        <w:rPr>
-          <w:sz w:val="24"/>
-        </w:rPr>
-      </w:pPr>
-      <w:r>
-        <w:rPr>
-          <w:sz w:val="24"/>
-          <w:u w:val="single"/>
-        </w:rPr>
-        <w:t>H </w:t>
-      </w:r>
-      <w:r>
-        <w:rPr>
-          <w:spacing w:val="-2"/>
-          <w:sz w:val="24"/>
-          <w:u w:val="single"/>
-        </w:rPr>
-        <w:t>SURATEMAN</w:t>
-      </w:r>
+      </w:pPr>
     </w:p>
     <w:sectPr>
       <w:type w:val="continuous"/>
       <w:pgSz w:w="12240" w:h="20160"/>
-      <w:pgMar w:top="1500" w:bottom="280" w:left="360" w:right="1080"/>
+      <w:pgMar w:top="1500" w:right="1080" w:bottom="280" w:left="360" w:header="720" w:footer="720" w:gutter="0"/>
+      <w:cols w:space="720"/>
     </w:sectPr>
   </w:body>
 </w:document>
 </file>
 
 <file path=word/styles.xml><?xml version="1.0" encoding="utf-8"?>
-<w:styles xmlns:r="http://schemas.openxmlformats.org/officeDocument/2006/relationships" xmlns:w="http://schemas.openxmlformats.org/wordprocessingml/2006/main">
+<w:styles xmlns:mc="http://schemas.openxmlformats.org/markup-compatibility/2006" xmlns:r="http://schemas.openxmlformats.org/officeDocument/2006/relationships" xmlns:w="http://schemas.openxmlformats.org/wordprocessingml/2006/main" xmlns:w14="http://schemas.microsoft.com/office/word/2010/wordml" xmlns:w15="http://schemas.microsoft.com/office/word/2012/wordml" xmlns:w16cex="http://schemas.microsoft.com/office/word/2018/wordml/cex" xmlns:w16cid="http://schemas.microsoft.com/office/word/2016/wordml/cid" xmlns:w16="http://schemas.microsoft.com/office/word/2018/wordml" xmlns:w16du="http://schemas.microsoft.com/office/word/2023/wordml/word16du" xmlns:w16sdtdh="http://schemas.microsoft.com/office/word/2020/wordml/sdtdatahash" xmlns:w16sdtfl="http://schemas.microsoft.com/office/word/2024/wordml/sdtformatlock" xmlns:w16se="http://schemas.microsoft.com/office/word/2015/wordml/symex" mc:Ignorable="w14 w15 w16se w16cid w16 w16cex w16sdtdh w16sdtfl w16du">
   <w:docDefaults>
     <w:rPrDefault>
       <w:rPr>
-        <w:rFonts w:cstheme="minorBidi" w:hAnsiTheme="minorHAnsi" w:eastAsiaTheme="minorHAnsi" w:asciiTheme="minorHAnsi"/>
+        <w:rFonts w:asciiTheme="minorHAnsi" w:eastAsiaTheme="minorHAnsi" w:hAnsiTheme="minorHAnsi" w:cstheme="minorBidi"/>
         <w:sz w:val="22"/>
         <w:szCs w:val="22"/>
-        <w:lang w:val="en-US" w:bidi="ar-SA" w:eastAsia="en-US"/>
+        <w:lang w:val="en-US" w:eastAsia="en-US" w:bidi="ar-SA"/>
       </w:rPr>
     </w:rPrDefault>
     <w:pPrDefault>
@@ -3534,69 +3007,440 @@
         <w:widowControl w:val="0"/>
         <w:autoSpaceDE w:val="0"/>
         <w:autoSpaceDN w:val="0"/>
-        <w:spacing w:lineRule="auto" w:line="240" w:before="0" w:after="0"/>
-        <w:ind w:left="0" w:right="0"/>
-        <w:jc w:val="left"/>
       </w:pPr>
     </w:pPrDefault>
   </w:docDefaults>
-  <w:style w:styleId="DefaultParagraphFont" w:default="1" w:type="character">
+  <w:latentStyles w:defLockedState="0" w:defUIPriority="99" w:defSemiHidden="0" w:defUnhideWhenUsed="0" w:defQFormat="0" w:count="376">
+    <w:lsdException w:name="Normal" w:uiPriority="0" w:qFormat="1"/>
+    <w:lsdException w:name="heading 1" w:uiPriority="9" w:qFormat="1"/>
+    <w:lsdException w:name="heading 2" w:semiHidden="1" w:uiPriority="9" w:unhideWhenUsed="1" w:qFormat="1"/>
+    <w:lsdException w:name="heading 3" w:semiHidden="1" w:uiPriority="9" w:unhideWhenUsed="1" w:qFormat="1"/>
+    <w:lsdException w:name="heading 4" w:semiHidden="1" w:uiPriority="9" w:unhideWhenUsed="1" w:qFormat="1"/>
+    <w:lsdException w:name="heading 5" w:semiHidden="1" w:uiPriority="9" w:unhideWhenUsed="1" w:qFormat="1"/>
+    <w:lsdException w:name="heading 6" w:semiHidden="1" w:uiPriority="9" w:unhideWhenUsed="1" w:qFormat="1"/>
+    <w:lsdException w:name="heading 7" w:semiHidden="1" w:uiPriority="9" w:unhideWhenUsed="1" w:qFormat="1"/>
+    <w:lsdException w:name="heading 8" w:semiHidden="1" w:uiPriority="9" w:unhideWhenUsed="1" w:qFormat="1"/>
+    <w:lsdException w:name="heading 9" w:semiHidden="1" w:uiPriority="9" w:unhideWhenUsed="1" w:qFormat="1"/>
+    <w:lsdException w:name="index 1" w:semiHidden="1" w:unhideWhenUsed="1"/>
+    <w:lsdException w:name="index 2" w:semiHidden="1" w:unhideWhenUsed="1"/>
+    <w:lsdException w:name="index 3" w:semiHidden="1" w:unhideWhenUsed="1"/>
+    <w:lsdException w:name="index 4" w:semiHidden="1" w:unhideWhenUsed="1"/>
+    <w:lsdException w:name="index 5" w:semiHidden="1" w:unhideWhenUsed="1"/>
+    <w:lsdException w:name="index 6" w:semiHidden="1" w:unhideWhenUsed="1"/>
+    <w:lsdException w:name="index 7" w:semiHidden="1" w:unhideWhenUsed="1"/>
+    <w:lsdException w:name="index 8" w:semiHidden="1" w:unhideWhenUsed="1"/>
+    <w:lsdException w:name="index 9" w:semiHidden="1" w:unhideWhenUsed="1"/>
+    <w:lsdException w:name="toc 1" w:semiHidden="1" w:uiPriority="39" w:unhideWhenUsed="1"/>
+    <w:lsdException w:name="toc 2" w:semiHidden="1" w:uiPriority="39" w:unhideWhenUsed="1"/>
+    <w:lsdException w:name="toc 3" w:semiHidden="1" w:uiPriority="39" w:unhideWhenUsed="1"/>
+    <w:lsdException w:name="toc 4" w:semiHidden="1" w:uiPriority="39" w:unhideWhenUsed="1"/>
+    <w:lsdException w:name="toc 5" w:semiHidden="1" w:uiPriority="39" w:unhideWhenUsed="1"/>
+    <w:lsdException w:name="toc 6" w:semiHidden="1" w:uiPriority="39" w:unhideWhenUsed="1"/>
+    <w:lsdException w:name="toc 7" w:semiHidden="1" w:uiPriority="39" w:unhideWhenUsed="1"/>
+    <w:lsdException w:name="toc 8" w:semiHidden="1" w:uiPriority="39" w:unhideWhenUsed="1"/>
+    <w:lsdException w:name="toc 9" w:semiHidden="1" w:uiPriority="39" w:unhideWhenUsed="1"/>
+    <w:lsdException w:name="Normal Indent" w:semiHidden="1" w:unhideWhenUsed="1"/>
+    <w:lsdException w:name="footnote text" w:semiHidden="1" w:unhideWhenUsed="1"/>
+    <w:lsdException w:name="annotation text" w:semiHidden="1" w:unhideWhenUsed="1"/>
+    <w:lsdException w:name="header" w:semiHidden="1" w:unhideWhenUsed="1"/>
+    <w:lsdException w:name="footer" w:semiHidden="1" w:unhideWhenUsed="1"/>
+    <w:lsdException w:name="index heading" w:semiHidden="1" w:unhideWhenUsed="1"/>
+    <w:lsdException w:name="caption" w:semiHidden="1" w:uiPriority="35" w:unhideWhenUsed="1" w:qFormat="1"/>
+    <w:lsdException w:name="table of figures" w:semiHidden="1" w:unhideWhenUsed="1"/>
+    <w:lsdException w:name="envelope address" w:semiHidden="1" w:unhideWhenUsed="1"/>
+    <w:lsdException w:name="envelope return" w:semiHidden="1" w:unhideWhenUsed="1"/>
+    <w:lsdException w:name="footnote reference" w:semiHidden="1" w:unhideWhenUsed="1"/>
+    <w:lsdException w:name="annotation reference" w:semiHidden="1" w:unhideWhenUsed="1"/>
+    <w:lsdException w:name="line number" w:semiHidden="1" w:unhideWhenUsed="1"/>
+    <w:lsdException w:name="page number" w:semiHidden="1" w:unhideWhenUsed="1"/>
+    <w:lsdException w:name="endnote reference" w:semiHidden="1" w:unhideWhenUsed="1"/>
+    <w:lsdException w:name="endnote text" w:semiHidden="1" w:unhideWhenUsed="1"/>
+    <w:lsdException w:name="table of authorities" w:semiHidden="1" w:unhideWhenUsed="1"/>
+    <w:lsdException w:name="macro" w:semiHidden="1" w:unhideWhenUsed="1"/>
+    <w:lsdException w:name="toa heading" w:semiHidden="1" w:unhideWhenUsed="1"/>
+    <w:lsdException w:name="List" w:semiHidden="1" w:unhideWhenUsed="1"/>
+    <w:lsdException w:name="List Bullet" w:semiHidden="1" w:unhideWhenUsed="1"/>
+    <w:lsdException w:name="List Number" w:semiHidden="1" w:unhideWhenUsed="1"/>
+    <w:lsdException w:name="List 2" w:semiHidden="1" w:unhideWhenUsed="1"/>
+    <w:lsdException w:name="List 3" w:semiHidden="1" w:unhideWhenUsed="1"/>
+    <w:lsdException w:name="List 4" w:semiHidden="1" w:unhideWhenUsed="1"/>
+    <w:lsdException w:name="List 5" w:semiHidden="1" w:unhideWhenUsed="1"/>
+    <w:lsdException w:name="List Bullet 2" w:semiHidden="1" w:unhideWhenUsed="1"/>
+    <w:lsdException w:name="List Bullet 3" w:semiHidden="1" w:unhideWhenUsed="1"/>
+    <w:lsdException w:name="List Bullet 4" w:semiHidden="1" w:unhideWhenUsed="1"/>
+    <w:lsdException w:name="List Bullet 5" w:semiHidden="1" w:unhideWhenUsed="1"/>
+    <w:lsdException w:name="List Number 2" w:semiHidden="1" w:unhideWhenUsed="1"/>
+    <w:lsdException w:name="List Number 3" w:semiHidden="1" w:unhideWhenUsed="1"/>
+    <w:lsdException w:name="List Number 4" w:semiHidden="1" w:unhideWhenUsed="1"/>
+    <w:lsdException w:name="List Number 5" w:semiHidden="1" w:unhideWhenUsed="1"/>
+    <w:lsdException w:name="Title" w:uiPriority="10" w:qFormat="1"/>
+    <w:lsdException w:name="Closing" w:semiHidden="1" w:unhideWhenUsed="1"/>
+    <w:lsdException w:name="Signature" w:semiHidden="1" w:unhideWhenUsed="1"/>
+    <w:lsdException w:name="Default Paragraph Font" w:semiHidden="1" w:uiPriority="1" w:unhideWhenUsed="1"/>
+    <w:lsdException w:name="Body Text" w:semiHidden="1" w:unhideWhenUsed="1"/>
+    <w:lsdException w:name="Body Text Indent" w:semiHidden="1" w:unhideWhenUsed="1"/>
+    <w:lsdException w:name="List Continue" w:semiHidden="1" w:unhideWhenUsed="1"/>
+    <w:lsdException w:name="List Continue 2" w:semiHidden="1" w:unhideWhenUsed="1"/>
+    <w:lsdException w:name="List Continue 3" w:semiHidden="1" w:unhideWhenUsed="1"/>
+    <w:lsdException w:name="List Continue 4" w:semiHidden="1" w:unhideWhenUsed="1"/>
+    <w:lsdException w:name="List Continue 5" w:semiHidden="1" w:unhideWhenUsed="1"/>
+    <w:lsdException w:name="Message Header" w:semiHidden="1" w:unhideWhenUsed="1"/>
+    <w:lsdException w:name="Subtitle" w:uiPriority="11" w:qFormat="1"/>
+    <w:lsdException w:name="Salutation" w:semiHidden="1" w:unhideWhenUsed="1"/>
+    <w:lsdException w:name="Date" w:semiHidden="1" w:unhideWhenUsed="1"/>
+    <w:lsdException w:name="Body Text First Indent" w:semiHidden="1" w:unhideWhenUsed="1"/>
+    <w:lsdException w:name="Body Text First Indent 2" w:semiHidden="1" w:unhideWhenUsed="1"/>
+    <w:lsdException w:name="Note Heading" w:semiHidden="1" w:unhideWhenUsed="1"/>
+    <w:lsdException w:name="Body Text 2" w:semiHidden="1" w:unhideWhenUsed="1"/>
+    <w:lsdException w:name="Body Text 3" w:semiHidden="1" w:unhideWhenUsed="1"/>
+    <w:lsdException w:name="Body Text Indent 2" w:semiHidden="1" w:unhideWhenUsed="1"/>
+    <w:lsdException w:name="Body Text Indent 3" w:semiHidden="1" w:unhideWhenUsed="1"/>
+    <w:lsdException w:name="Block Text" w:semiHidden="1" w:unhideWhenUsed="1"/>
+    <w:lsdException w:name="Hyperlink" w:semiHidden="1" w:unhideWhenUsed="1"/>
+    <w:lsdException w:name="FollowedHyperlink" w:semiHidden="1" w:unhideWhenUsed="1"/>
+    <w:lsdException w:name="Strong" w:uiPriority="22" w:qFormat="1"/>
+    <w:lsdException w:name="Emphasis" w:uiPriority="20" w:qFormat="1"/>
+    <w:lsdException w:name="Document Map" w:semiHidden="1" w:unhideWhenUsed="1"/>
+    <w:lsdException w:name="Plain Text" w:semiHidden="1" w:unhideWhenUsed="1"/>
+    <w:lsdException w:name="E-mail Signature" w:semiHidden="1" w:unhideWhenUsed="1"/>
+    <w:lsdException w:name="HTML Top of Form" w:semiHidden="1" w:unhideWhenUsed="1"/>
+    <w:lsdException w:name="HTML Bottom of Form" w:semiHidden="1" w:unhideWhenUsed="1"/>
+    <w:lsdException w:name="Normal (Web)" w:semiHidden="1" w:unhideWhenUsed="1"/>
+    <w:lsdException w:name="HTML Acronym" w:semiHidden="1" w:unhideWhenUsed="1"/>
+    <w:lsdException w:name="HTML Address" w:semiHidden="1" w:unhideWhenUsed="1"/>
+    <w:lsdException w:name="HTML Cite" w:semiHidden="1" w:unhideWhenUsed="1"/>
+    <w:lsdException w:name="HTML Code" w:semiHidden="1" w:unhideWhenUsed="1"/>
+    <w:lsdException w:name="HTML Definition" w:semiHidden="1" w:unhideWhenUsed="1"/>
+    <w:lsdException w:name="HTML Keyboard" w:semiHidden="1" w:unhideWhenUsed="1"/>
+    <w:lsdException w:name="HTML Preformatted" w:semiHidden="1" w:unhideWhenUsed="1"/>
+    <w:lsdException w:name="HTML Sample" w:semiHidden="1" w:unhideWhenUsed="1"/>
+    <w:lsdException w:name="HTML Typewriter" w:semiHidden="1" w:unhideWhenUsed="1"/>
+    <w:lsdException w:name="HTML Variable" w:semiHidden="1" w:unhideWhenUsed="1"/>
+    <w:lsdException w:name="Normal Table" w:semiHidden="1" w:unhideWhenUsed="1"/>
+    <w:lsdException w:name="annotation subject" w:semiHidden="1" w:unhideWhenUsed="1"/>
+    <w:lsdException w:name="No List" w:semiHidden="1" w:unhideWhenUsed="1"/>
+    <w:lsdException w:name="Outline List 1" w:semiHidden="1" w:unhideWhenUsed="1"/>
+    <w:lsdException w:name="Outline List 2" w:semiHidden="1" w:unhideWhenUsed="1"/>
+    <w:lsdException w:name="Outline List 3" w:semiHidden="1" w:unhideWhenUsed="1"/>
+    <w:lsdException w:name="Table Simple 1" w:semiHidden="1" w:unhideWhenUsed="1"/>
+    <w:lsdException w:name="Table Simple 2" w:semiHidden="1" w:unhideWhenUsed="1"/>
+    <w:lsdException w:name="Table Simple 3" w:semiHidden="1" w:unhideWhenUsed="1"/>
+    <w:lsdException w:name="Table Classic 1" w:semiHidden="1" w:unhideWhenUsed="1"/>
+    <w:lsdException w:name="Table Classic 2" w:semiHidden="1" w:unhideWhenUsed="1"/>
+    <w:lsdException w:name="Table Classic 3" w:semiHidden="1" w:unhideWhenUsed="1"/>
+    <w:lsdException w:name="Table Classic 4" w:semiHidden="1" w:unhideWhenUsed="1"/>
+    <w:lsdException w:name="Table Colorful 1" w:semiHidden="1" w:unhideWhenUsed="1"/>
+    <w:lsdException w:name="Table Colorful 2" w:semiHidden="1" w:unhideWhenUsed="1"/>
+    <w:lsdException w:name="Table Colorful 3" w:semiHidden="1" w:unhideWhenUsed="1"/>
+    <w:lsdException w:name="Table Columns 1" w:semiHidden="1" w:unhideWhenUsed="1"/>
+    <w:lsdException w:name="Table Columns 2" w:semiHidden="1" w:unhideWhenUsed="1"/>
+    <w:lsdException w:name="Table Columns 3" w:semiHidden="1" w:unhideWhenUsed="1"/>
+    <w:lsdException w:name="Table Columns 4" w:semiHidden="1" w:unhideWhenUsed="1"/>
+    <w:lsdException w:name="Table Columns 5" w:semiHidden="1" w:unhideWhenUsed="1"/>
+    <w:lsdException w:name="Table Grid 1" w:semiHidden="1" w:unhideWhenUsed="1"/>
+    <w:lsdException w:name="Table Grid 2" w:semiHidden="1" w:unhideWhenUsed="1"/>
+    <w:lsdException w:name="Table Grid 3" w:semiHidden="1" w:unhideWhenUsed="1"/>
+    <w:lsdException w:name="Table Grid 4" w:semiHidden="1" w:unhideWhenUsed="1"/>
+    <w:lsdException w:name="Table Grid 5" w:semiHidden="1" w:unhideWhenUsed="1"/>
+    <w:lsdException w:name="Table Grid 6" w:semiHidden="1" w:unhideWhenUsed="1"/>
+    <w:lsdException w:name="Table Grid 7" w:semiHidden="1" w:unhideWhenUsed="1"/>
+    <w:lsdException w:name="Table Grid 8" w:semiHidden="1" w:unhideWhenUsed="1"/>
+    <w:lsdException w:name="Table List 1" w:semiHidden="1" w:unhideWhenUsed="1"/>
+    <w:lsdException w:name="Table List 2" w:semiHidden="1" w:unhideWhenUsed="1"/>
+    <w:lsdException w:name="Table List 3" w:semiHidden="1" w:unhideWhenUsed="1"/>
+    <w:lsdException w:name="Table List 4" w:semiHidden="1" w:unhideWhenUsed="1"/>
+    <w:lsdException w:name="Table List 5" w:semiHidden="1" w:unhideWhenUsed="1"/>
+    <w:lsdException w:name="Table List 6" w:semiHidden="1" w:unhideWhenUsed="1"/>
+    <w:lsdException w:name="Table List 7" w:semiHidden="1" w:unhideWhenUsed="1"/>
+    <w:lsdException w:name="Table List 8" w:semiHidden="1" w:unhideWhenUsed="1"/>
+    <w:lsdException w:name="Table 3D effects 1" w:semiHidden="1" w:unhideWhenUsed="1"/>
+    <w:lsdException w:name="Table 3D effects 2" w:semiHidden="1" w:unhideWhenUsed="1"/>
+    <w:lsdException w:name="Table 3D effects 3" w:semiHidden="1" w:unhideWhenUsed="1"/>
+    <w:lsdException w:name="Table Contemporary" w:semiHidden="1" w:unhideWhenUsed="1"/>
+    <w:lsdException w:name="Table Elegant" w:semiHidden="1" w:unhideWhenUsed="1"/>
+    <w:lsdException w:name="Table Professional" w:semiHidden="1" w:unhideWhenUsed="1"/>
+    <w:lsdException w:name="Table Subtle 1" w:semiHidden="1" w:unhideWhenUsed="1"/>
+    <w:lsdException w:name="Table Subtle 2" w:semiHidden="1" w:unhideWhenUsed="1"/>
+    <w:lsdException w:name="Table Web 1" w:semiHidden="1" w:unhideWhenUsed="1"/>
+    <w:lsdException w:name="Table Web 2" w:semiHidden="1" w:unhideWhenUsed="1"/>
+    <w:lsdException w:name="Table Web 3" w:semiHidden="1" w:unhideWhenUsed="1"/>
+    <w:lsdException w:name="Balloon Text" w:semiHidden="1" w:unhideWhenUsed="1"/>
+    <w:lsdException w:name="Table Grid" w:uiPriority="39"/>
+    <w:lsdException w:name="Table Theme" w:semiHidden="1" w:unhideWhenUsed="1"/>
+    <w:lsdException w:name="Placeholder Text" w:semiHidden="1"/>
+    <w:lsdException w:name="No Spacing" w:uiPriority="1" w:qFormat="1"/>
+    <w:lsdException w:name="Light Shading" w:uiPriority="60"/>
+    <w:lsdException w:name="Light List" w:uiPriority="61"/>
+    <w:lsdException w:name="Light Grid" w:uiPriority="62"/>
+    <w:lsdException w:name="Medium Shading 1" w:uiPriority="63"/>
+    <w:lsdException w:name="Medium Shading 2" w:uiPriority="64"/>
+    <w:lsdException w:name="Medium List 1" w:uiPriority="65"/>
+    <w:lsdException w:name="Medium List 2" w:uiPriority="66"/>
+    <w:lsdException w:name="Medium Grid 1" w:uiPriority="67"/>
+    <w:lsdException w:name="Medium Grid 2" w:uiPriority="68"/>
+    <w:lsdException w:name="Medium Grid 3" w:uiPriority="69"/>
+    <w:lsdException w:name="Dark List" w:uiPriority="70"/>
+    <w:lsdException w:name="Colorful Shading" w:uiPriority="71"/>
+    <w:lsdException w:name="Colorful List" w:uiPriority="72"/>
+    <w:lsdException w:name="Colorful Grid" w:uiPriority="73"/>
+    <w:lsdException w:name="Light Shading Accent 1" w:uiPriority="60"/>
+    <w:lsdException w:name="Light List Accent 1" w:uiPriority="61"/>
+    <w:lsdException w:name="Light Grid Accent 1" w:uiPriority="62"/>
+    <w:lsdException w:name="Medium Shading 1 Accent 1" w:uiPriority="63"/>
+    <w:lsdException w:name="Medium Shading 2 Accent 1" w:uiPriority="64"/>
+    <w:lsdException w:name="Medium List 1 Accent 1" w:uiPriority="65"/>
+    <w:lsdException w:name="Revision" w:semiHidden="1"/>
+    <w:lsdException w:name="List Paragraph" w:uiPriority="34" w:qFormat="1"/>
+    <w:lsdException w:name="Quote" w:uiPriority="29" w:qFormat="1"/>
+    <w:lsdException w:name="Intense Quote" w:uiPriority="30" w:qFormat="1"/>
+    <w:lsdException w:name="Medium List 2 Accent 1" w:uiPriority="66"/>
+    <w:lsdException w:name="Medium Grid 1 Accent 1" w:uiPriority="67"/>
+    <w:lsdException w:name="Medium Grid 2 Accent 1" w:uiPriority="68"/>
+    <w:lsdException w:name="Medium Grid 3 Accent 1" w:uiPriority="69"/>
+    <w:lsdException w:name="Dark List Accent 1" w:uiPriority="70"/>
+    <w:lsdException w:name="Colorful Shading Accent 1" w:uiPriority="71"/>
+    <w:lsdException w:name="Colorful List Accent 1" w:uiPriority="72"/>
+    <w:lsdException w:name="Colorful Grid Accent 1" w:uiPriority="73"/>
+    <w:lsdException w:name="Light Shading Accent 2" w:uiPriority="60"/>
+    <w:lsdException w:name="Light List Accent 2" w:uiPriority="61"/>
+    <w:lsdException w:name="Light Grid Accent 2" w:uiPriority="62"/>
+    <w:lsdException w:name="Medium Shading 1 Accent 2" w:uiPriority="63"/>
+    <w:lsdException w:name="Medium Shading 2 Accent 2" w:uiPriority="64"/>
+    <w:lsdException w:name="Medium List 1 Accent 2" w:uiPriority="65"/>
+    <w:lsdException w:name="Medium List 2 Accent 2" w:uiPriority="66"/>
+    <w:lsdException w:name="Medium Grid 1 Accent 2" w:uiPriority="67"/>
+    <w:lsdException w:name="Medium Grid 2 Accent 2" w:uiPriority="68"/>
+    <w:lsdException w:name="Medium Grid 3 Accent 2" w:uiPriority="69"/>
+    <w:lsdException w:name="Dark List Accent 2" w:uiPriority="70"/>
+    <w:lsdException w:name="Colorful Shading Accent 2" w:uiPriority="71"/>
+    <w:lsdException w:name="Colorful List Accent 2" w:uiPriority="72"/>
+    <w:lsdException w:name="Colorful Grid Accent 2" w:uiPriority="73"/>
+    <w:lsdException w:name="Light Shading Accent 3" w:uiPriority="60"/>
+    <w:lsdException w:name="Light List Accent 3" w:uiPriority="61"/>
+    <w:lsdException w:name="Light Grid Accent 3" w:uiPriority="62"/>
+    <w:lsdException w:name="Medium Shading 1 Accent 3" w:uiPriority="63"/>
+    <w:lsdException w:name="Medium Shading 2 Accent 3" w:uiPriority="64"/>
+    <w:lsdException w:name="Medium List 1 Accent 3" w:uiPriority="65"/>
+    <w:lsdException w:name="Medium List 2 Accent 3" w:uiPriority="66"/>
+    <w:lsdException w:name="Medium Grid 1 Accent 3" w:uiPriority="67"/>
+    <w:lsdException w:name="Medium Grid 2 Accent 3" w:uiPriority="68"/>
+    <w:lsdException w:name="Medium Grid 3 Accent 3" w:uiPriority="69"/>
+    <w:lsdException w:name="Dark List Accent 3" w:uiPriority="70"/>
+    <w:lsdException w:name="Colorful Shading Accent 3" w:uiPriority="71"/>
+    <w:lsdException w:name="Colorful List Accent 3" w:uiPriority="72"/>
+    <w:lsdException w:name="Colorful Grid Accent 3" w:uiPriority="73"/>
+    <w:lsdException w:name="Light Shading Accent 4" w:uiPriority="60"/>
+    <w:lsdException w:name="Light List Accent 4" w:uiPriority="61"/>
+    <w:lsdException w:name="Light Grid Accent 4" w:uiPriority="62"/>
+    <w:lsdException w:name="Medium Shading 1 Accent 4" w:uiPriority="63"/>
+    <w:lsdException w:name="Medium Shading 2 Accent 4" w:uiPriority="64"/>
+    <w:lsdException w:name="Medium List 1 Accent 4" w:uiPriority="65"/>
+    <w:lsdException w:name="Medium List 2 Accent 4" w:uiPriority="66"/>
+    <w:lsdException w:name="Medium Grid 1 Accent 4" w:uiPriority="67"/>
+    <w:lsdException w:name="Medium Grid 2 Accent 4" w:uiPriority="68"/>
+    <w:lsdException w:name="Medium Grid 3 Accent 4" w:uiPriority="69"/>
+    <w:lsdException w:name="Dark List Accent 4" w:uiPriority="70"/>
+    <w:lsdException w:name="Colorful Shading Accent 4" w:uiPriority="71"/>
+    <w:lsdException w:name="Colorful List Accent 4" w:uiPriority="72"/>
+    <w:lsdException w:name="Colorful Grid Accent 4" w:uiPriority="73"/>
+    <w:lsdException w:name="Light Shading Accent 5" w:uiPriority="60"/>
+    <w:lsdException w:name="Light List Accent 5" w:uiPriority="61"/>
+    <w:lsdException w:name="Light Grid Accent 5" w:uiPriority="62"/>
+    <w:lsdException w:name="Medium Shading 1 Accent 5" w:uiPriority="63"/>
+    <w:lsdException w:name="Medium Shading 2 Accent 5" w:uiPriority="64"/>
+    <w:lsdException w:name="Medium List 1 Accent 5" w:uiPriority="65"/>
+    <w:lsdException w:name="Medium List 2 Accent 5" w:uiPriority="66"/>
+    <w:lsdException w:name="Medium Grid 1 Accent 5" w:uiPriority="67"/>
+    <w:lsdException w:name="Medium Grid 2 Accent 5" w:uiPriority="68"/>
+    <w:lsdException w:name="Medium Grid 3 Accent 5" w:uiPriority="69"/>
+    <w:lsdException w:name="Dark List Accent 5" w:uiPriority="70"/>
+    <w:lsdException w:name="Colorful Shading Accent 5" w:uiPriority="71"/>
+    <w:lsdException w:name="Colorful List Accent 5" w:uiPriority="72"/>
+    <w:lsdException w:name="Colorful Grid Accent 5" w:uiPriority="73"/>
+    <w:lsdException w:name="Light Shading Accent 6" w:uiPriority="60"/>
+    <w:lsdException w:name="Light List Accent 6" w:uiPriority="61"/>
+    <w:lsdException w:name="Light Grid Accent 6" w:uiPriority="62"/>
+    <w:lsdException w:name="Medium Shading 1 Accent 6" w:uiPriority="63"/>
+    <w:lsdException w:name="Medium Shading 2 Accent 6" w:uiPriority="64"/>
+    <w:lsdException w:name="Medium List 1 Accent 6" w:uiPriority="65"/>
+    <w:lsdException w:name="Medium List 2 Accent 6" w:uiPriority="66"/>
+    <w:lsdException w:name="Medium Grid 1 Accent 6" w:uiPriority="67"/>
+    <w:lsdException w:name="Medium Grid 2 Accent 6" w:uiPriority="68"/>
+    <w:lsdException w:name="Medium Grid 3 Accent 6" w:uiPriority="69"/>
+    <w:lsdException w:name="Dark List Accent 6" w:uiPriority="70"/>
+    <w:lsdException w:name="Colorful Shading Accent 6" w:uiPriority="71"/>
+    <w:lsdException w:name="Colorful List Accent 6" w:uiPriority="72"/>
+    <w:lsdException w:name="Colorful Grid Accent 6" w:uiPriority="73"/>
+    <w:lsdException w:name="Subtle Emphasis" w:uiPriority="19" w:qFormat="1"/>
+    <w:lsdException w:name="Intense Emphasis" w:uiPriority="21" w:qFormat="1"/>
+    <w:lsdException w:name="Subtle Reference" w:uiPriority="31" w:qFormat="1"/>
+    <w:lsdException w:name="Intense Reference" w:uiPriority="32" w:qFormat="1"/>
+    <w:lsdException w:name="Book Title" w:uiPriority="33" w:qFormat="1"/>
+    <w:lsdException w:name="Bibliography" w:semiHidden="1" w:uiPriority="37" w:unhideWhenUsed="1"/>
+    <w:lsdException w:name="TOC Heading" w:semiHidden="1" w:uiPriority="39" w:unhideWhenUsed="1" w:qFormat="1"/>
+    <w:lsdException w:name="Plain Table 1" w:uiPriority="41"/>
+    <w:lsdException w:name="Plain Table 2" w:uiPriority="42"/>
+    <w:lsdException w:name="Plain Table 3" w:uiPriority="43"/>
+    <w:lsdException w:name="Plain Table 4" w:uiPriority="44"/>
+    <w:lsdException w:name="Plain Table 5" w:uiPriority="45"/>
+    <w:lsdException w:name="Grid Table Light" w:uiPriority="40"/>
+    <w:lsdException w:name="Grid Table 1 Light" w:uiPriority="46"/>
+    <w:lsdException w:name="Grid Table 2" w:uiPriority="47"/>
+    <w:lsdException w:name="Grid Table 3" w:uiPriority="48"/>
+    <w:lsdException w:name="Grid Table 4" w:uiPriority="49"/>
+    <w:lsdException w:name="Grid Table 5 Dark" w:uiPriority="50"/>
+    <w:lsdException w:name="Grid Table 6 Colorful" w:uiPriority="51"/>
+    <w:lsdException w:name="Grid Table 7 Colorful" w:uiPriority="52"/>
+    <w:lsdException w:name="Grid Table 1 Light Accent 1" w:uiPriority="46"/>
+    <w:lsdException w:name="Grid Table 2 Accent 1" w:uiPriority="47"/>
+    <w:lsdException w:name="Grid Table 3 Accent 1" w:uiPriority="48"/>
+    <w:lsdException w:name="Grid Table 4 Accent 1" w:uiPriority="49"/>
+    <w:lsdException w:name="Grid Table 5 Dark Accent 1" w:uiPriority="50"/>
+    <w:lsdException w:name="Grid Table 6 Colorful Accent 1" w:uiPriority="51"/>
+    <w:lsdException w:name="Grid Table 7 Colorful Accent 1" w:uiPriority="52"/>
+    <w:lsdException w:name="Grid Table 1 Light Accent 2" w:uiPriority="46"/>
+    <w:lsdException w:name="Grid Table 2 Accent 2" w:uiPriority="47"/>
+    <w:lsdException w:name="Grid Table 3 Accent 2" w:uiPriority="48"/>
+    <w:lsdException w:name="Grid Table 4 Accent 2" w:uiPriority="49"/>
+    <w:lsdException w:name="Grid Table 5 Dark Accent 2" w:uiPriority="50"/>
+    <w:lsdException w:name="Grid Table 6 Colorful Accent 2" w:uiPriority="51"/>
+    <w:lsdException w:name="Grid Table 7 Colorful Accent 2" w:uiPriority="52"/>
+    <w:lsdException w:name="Grid Table 1 Light Accent 3" w:uiPriority="46"/>
+    <w:lsdException w:name="Grid Table 2 Accent 3" w:uiPriority="47"/>
+    <w:lsdException w:name="Grid Table 3 Accent 3" w:uiPriority="48"/>
+    <w:lsdException w:name="Grid Table 4 Accent 3" w:uiPriority="49"/>
+    <w:lsdException w:name="Grid Table 5 Dark Accent 3" w:uiPriority="50"/>
+    <w:lsdException w:name="Grid Table 6 Colorful Accent 3" w:uiPriority="51"/>
+    <w:lsdException w:name="Grid Table 7 Colorful Accent 3" w:uiPriority="52"/>
+    <w:lsdException w:name="Grid Table 1 Light Accent 4" w:uiPriority="46"/>
+    <w:lsdException w:name="Grid Table 2 Accent 4" w:uiPriority="47"/>
+    <w:lsdException w:name="Grid Table 3 Accent 4" w:uiPriority="48"/>
+    <w:lsdException w:name="Grid Table 4 Accent 4" w:uiPriority="49"/>
+    <w:lsdException w:name="Grid Table 5 Dark Accent 4" w:uiPriority="50"/>
+    <w:lsdException w:name="Grid Table 6 Colorful Accent 4" w:uiPriority="51"/>
+    <w:lsdException w:name="Grid Table 7 Colorful Accent 4" w:uiPriority="52"/>
+    <w:lsdException w:name="Grid Table 1 Light Accent 5" w:uiPriority="46"/>
+    <w:lsdException w:name="Grid Table 2 Accent 5" w:uiPriority="47"/>
+    <w:lsdException w:name="Grid Table 3 Accent 5" w:uiPriority="48"/>
+    <w:lsdException w:name="Grid Table 4 Accent 5" w:uiPriority="49"/>
+    <w:lsdException w:name="Grid Table 5 Dark Accent 5" w:uiPriority="50"/>
+    <w:lsdException w:name="Grid Table 6 Colorful Accent 5" w:uiPriority="51"/>
+    <w:lsdException w:name="Grid Table 7 Colorful Accent 5" w:uiPriority="52"/>
+    <w:lsdException w:name="Grid Table 1 Light Accent 6" w:uiPriority="46"/>
+    <w:lsdException w:name="Grid Table 2 Accent 6" w:uiPriority="47"/>
+    <w:lsdException w:name="Grid Table 3 Accent 6" w:uiPriority="48"/>
+    <w:lsdException w:name="Grid Table 4 Accent 6" w:uiPriority="49"/>
+    <w:lsdException w:name="Grid Table 5 Dark Accent 6" w:uiPriority="50"/>
+    <w:lsdException w:name="Grid Table 6 Colorful Accent 6" w:uiPriority="51"/>
+    <w:lsdException w:name="Grid Table 7 Colorful Accent 6" w:uiPriority="52"/>
+    <w:lsdException w:name="List Table 1 Light" w:uiPriority="46"/>
+    <w:lsdException w:name="List Table 2" w:uiPriority="47"/>
+    <w:lsdException w:name="List Table 3" w:uiPriority="48"/>
+    <w:lsdException w:name="List Table 4" w:uiPriority="49"/>
+    <w:lsdException w:name="List Table 5 Dark" w:uiPriority="50"/>
+    <w:lsdException w:name="List Table 6 Colorful" w:uiPriority="51"/>
+    <w:lsdException w:name="List Table 7 Colorful" w:uiPriority="52"/>
+    <w:lsdException w:name="List Table 1 Light Accent 1" w:uiPriority="46"/>
+    <w:lsdException w:name="List Table 2 Accent 1" w:uiPriority="47"/>
+    <w:lsdException w:name="List Table 3 Accent 1" w:uiPriority="48"/>
+    <w:lsdException w:name="List Table 4 Accent 1" w:uiPriority="49"/>
+    <w:lsdException w:name="List Table 5 Dark Accent 1" w:uiPriority="50"/>
+    <w:lsdException w:name="List Table 6 Colorful Accent 1" w:uiPriority="51"/>
+    <w:lsdException w:name="List Table 7 Colorful Accent 1" w:uiPriority="52"/>
+    <w:lsdException w:name="List Table 1 Light Accent 2" w:uiPriority="46"/>
+    <w:lsdException w:name="List Table 2 Accent 2" w:uiPriority="47"/>
+    <w:lsdException w:name="List Table 3 Accent 2" w:uiPriority="48"/>
+    <w:lsdException w:name="List Table 4 Accent 2" w:uiPriority="49"/>
+    <w:lsdException w:name="List Table 5 Dark Accent 2" w:uiPriority="50"/>
+    <w:lsdException w:name="List Table 6 Colorful Accent 2" w:uiPriority="51"/>
+    <w:lsdException w:name="List Table 7 Colorful Accent 2" w:uiPriority="52"/>
+    <w:lsdException w:name="List Table 1 Light Accent 3" w:uiPriority="46"/>
+    <w:lsdException w:name="List Table 2 Accent 3" w:uiPriority="47"/>
+    <w:lsdException w:name="List Table 3 Accent 3" w:uiPriority="48"/>
+    <w:lsdException w:name="List Table 4 Accent 3" w:uiPriority="49"/>
+    <w:lsdException w:name="List Table 5 Dark Accent 3" w:uiPriority="50"/>
+    <w:lsdException w:name="List Table 6 Colorful Accent 3" w:uiPriority="51"/>
+    <w:lsdException w:name="List Table 7 Colorful Accent 3" w:uiPriority="52"/>
+    <w:lsdException w:name="List Table 1 Light Accent 4" w:uiPriority="46"/>
+    <w:lsdException w:name="List Table 2 Accent 4" w:uiPriority="47"/>
+    <w:lsdException w:name="List Table 3 Accent 4" w:uiPriority="48"/>
+    <w:lsdException w:name="List Table 4 Accent 4" w:uiPriority="49"/>
+    <w:lsdException w:name="List Table 5 Dark Accent 4" w:uiPriority="50"/>
+    <w:lsdException w:name="List Table 6 Colorful Accent 4" w:uiPriority="51"/>
+    <w:lsdException w:name="List Table 7 Colorful Accent 4" w:uiPriority="52"/>
+    <w:lsdException w:name="List Table 1 Light Accent 5" w:uiPriority="46"/>
+    <w:lsdException w:name="List Table 2 Accent 5" w:uiPriority="47"/>
+    <w:lsdException w:name="List Table 3 Accent 5" w:uiPriority="48"/>
+    <w:lsdException w:name="List Table 4 Accent 5" w:uiPriority="49"/>
+    <w:lsdException w:name="List Table 5 Dark Accent 5" w:uiPriority="50"/>
+    <w:lsdException w:name="List Table 6 Colorful Accent 5" w:uiPriority="51"/>
+    <w:lsdException w:name="List Table 7 Colorful Accent 5" w:uiPriority="52"/>
+    <w:lsdException w:name="List Table 1 Light Accent 6" w:uiPriority="46"/>
+    <w:lsdException w:name="List Table 2 Accent 6" w:uiPriority="47"/>
+    <w:lsdException w:name="List Table 3 Accent 6" w:uiPriority="48"/>
+    <w:lsdException w:name="List Table 4 Accent 6" w:uiPriority="49"/>
+    <w:lsdException w:name="List Table 5 Dark Accent 6" w:uiPriority="50"/>
+    <w:lsdException w:name="List Table 6 Colorful Accent 6" w:uiPriority="51"/>
+    <w:lsdException w:name="List Table 7 Colorful Accent 6" w:uiPriority="52"/>
+    <w:lsdException w:name="Mention" w:semiHidden="1" w:unhideWhenUsed="1"/>
+    <w:lsdException w:name="Smart Hyperlink" w:semiHidden="1" w:unhideWhenUsed="1"/>
+    <w:lsdException w:name="Hashtag" w:semiHidden="1" w:unhideWhenUsed="1"/>
+    <w:lsdException w:name="Unresolved Mention" w:semiHidden="1" w:unhideWhenUsed="1"/>
+    <w:lsdException w:name="Smart Link" w:semiHidden="1" w:unhideWhenUsed="1"/>
+  </w:latentStyles>
+  <w:style w:type="paragraph" w:default="1" w:styleId="Normal">
+    <w:name w:val="Normal"/>
+    <w:qFormat/>
+    <w:rPr>
+      <w:rFonts w:ascii="Times New Roman" w:eastAsia="Times New Roman" w:hAnsi="Times New Roman" w:cs="Times New Roman"/>
+      <w:lang w:val="id"/>
+    </w:rPr>
+  </w:style>
+  <w:style w:type="character" w:default="1" w:styleId="DefaultParagraphFont">
     <w:name w:val="Default Paragraph Font"/>
     <w:uiPriority w:val="1"/>
     <w:semiHidden/>
     <w:unhideWhenUsed/>
   </w:style>
-  <w:style w:styleId="TableNormal" w:default="1" w:type="table">
-    <w:name w:val="Table Normal"/>
-    <w:uiPriority w:val="2"/>
+  <w:style w:type="table" w:default="1" w:styleId="TableNormal">
+    <w:name w:val="Normal Table"/>
+    <w:uiPriority w:val="99"/>
     <w:semiHidden/>
     <w:unhideWhenUsed/>
-    <w:qFormat/>
     <w:tblPr>
       <w:tblInd w:w="0" w:type="dxa"/>
       <w:tblCellMar>
         <w:top w:w="0" w:type="dxa"/>
-        <w:left w:w="0" w:type="dxa"/>
+        <w:left w:w="108" w:type="dxa"/>
         <w:bottom w:w="0" w:type="dxa"/>
-        <w:right w:w="0" w:type="dxa"/>
+        <w:right w:w="108" w:type="dxa"/>
       </w:tblCellMar>
     </w:tblPr>
   </w:style>
-  <w:style w:styleId="NoList" w:default="1" w:type="numbering">
+  <w:style w:type="numbering" w:default="1" w:styleId="NoList">
     <w:name w:val="No List"/>
     <w:uiPriority w:val="99"/>
     <w:semiHidden/>
     <w:unhideWhenUsed/>
   </w:style>
-  <w:style w:default="1" w:styleId="Normal" w:type="paragraph">
-    <w:name w:val="Normal"/>
-    <w:uiPriority w:val="1"/>
-    <w:qFormat/>
-    <w:pPr/>
-    <w:rPr>
-      <w:rFonts w:ascii="Times New Roman" w:hAnsi="Times New Roman" w:eastAsia="Times New Roman" w:cs="Times New Roman"/>
-      <w:lang w:val="id" w:eastAsia="en-US" w:bidi="ar-SA"/>
-    </w:rPr>
-  </w:style>
-  <w:style w:styleId="BodyText" w:type="paragraph">
+  <w:style w:type="paragraph" w:styleId="BodyText">
     <w:name w:val="Body Text"/>
     <w:basedOn w:val="Normal"/>
+    <w:link w:val="BodyTextChar"/>
     <w:uiPriority w:val="1"/>
     <w:qFormat/>
     <w:pPr>
       <w:ind w:left="314"/>
     </w:pPr>
     <w:rPr>
-      <w:rFonts w:ascii="Times New Roman" w:hAnsi="Times New Roman" w:eastAsia="Times New Roman" w:cs="Times New Roman"/>
       <w:sz w:val="24"/>
       <w:szCs w:val="24"/>
-      <w:lang w:val="id" w:eastAsia="en-US" w:bidi="ar-SA"/>
     </w:rPr>
   </w:style>
-  <w:style w:styleId="Title" w:type="paragraph">
+  <w:style w:type="paragraph" w:styleId="Title">
     <w:name w:val="Title"/>
     <w:basedOn w:val="Normal"/>
-    <w:uiPriority w:val="1"/>
+    <w:uiPriority w:val="10"/>
     <w:qFormat/>
     <w:pPr>
       <w:spacing w:before="4"/>
@@ -3604,33 +3448,52 @@
       <w:jc w:val="center"/>
     </w:pPr>
     <w:rPr>
-      <w:rFonts w:ascii="Times New Roman" w:hAnsi="Times New Roman" w:eastAsia="Times New Roman" w:cs="Times New Roman"/>
       <w:b/>
       <w:bCs/>
       <w:sz w:val="36"/>
       <w:szCs w:val="36"/>
-      <w:lang w:val="id" w:eastAsia="en-US" w:bidi="ar-SA"/>
     </w:rPr>
   </w:style>
-  <w:style w:styleId="ListParagraph" w:type="paragraph">
+  <w:style w:type="paragraph" w:styleId="ListParagraph">
     <w:name w:val="List Paragraph"/>
     <w:basedOn w:val="Normal"/>
     <w:uiPriority w:val="1"/>
     <w:qFormat/>
-    <w:pPr/>
-    <w:rPr>
-      <w:lang w:val="id" w:eastAsia="en-US" w:bidi="ar-SA"/>
-    </w:rPr>
   </w:style>
-  <w:style w:styleId="TableParagraph" w:type="paragraph">
+  <w:style w:type="paragraph" w:customStyle="1" w:styleId="TableParagraph">
     <w:name w:val="Table Paragraph"/>
     <w:basedOn w:val="Normal"/>
     <w:uiPriority w:val="1"/>
     <w:qFormat/>
-    <w:pPr/>
+  </w:style>
+  <w:style w:type="character" w:customStyle="1" w:styleId="BodyTextChar">
+    <w:name w:val="Body Text Char"/>
+    <w:basedOn w:val="DefaultParagraphFont"/>
+    <w:link w:val="BodyText"/>
+    <w:uiPriority w:val="1"/>
+    <w:rsid w:val="00FF4C9F"/>
     <w:rPr>
-      <w:lang w:val="id" w:eastAsia="en-US" w:bidi="ar-SA"/>
+      <w:rFonts w:ascii="Times New Roman" w:eastAsia="Times New Roman" w:hAnsi="Times New Roman" w:cs="Times New Roman"/>
+      <w:sz w:val="24"/>
+      <w:szCs w:val="24"/>
+      <w:lang w:val="id"/>
     </w:rPr>
+  </w:style>
+  <w:style w:type="table" w:styleId="TableGrid">
+    <w:name w:val="Table Grid"/>
+    <w:basedOn w:val="TableNormal"/>
+    <w:uiPriority w:val="39"/>
+    <w:rsid w:val="00FF4C9F"/>
+    <w:tblPr>
+      <w:tblBorders>
+        <w:top w:val="single" w:sz="4" w:space="0" w:color="auto"/>
+        <w:left w:val="single" w:sz="4" w:space="0" w:color="auto"/>
+        <w:bottom w:val="single" w:sz="4" w:space="0" w:color="auto"/>
+        <w:right w:val="single" w:sz="4" w:space="0" w:color="auto"/>
+        <w:insideH w:val="single" w:sz="4" w:space="0" w:color="auto"/>
+        <w:insideV w:val="single" w:sz="4" w:space="0" w:color="auto"/>
+      </w:tblBorders>
+    </w:tblPr>
   </w:style>
 </w:styles>
 </file>
